--- a/entregables/LPG_1-1_Version_2.docx
+++ b/entregables/LPG_1-1_Version_2.docx
@@ -44,7 +44,7 @@
         <w:rPr>
           <w:b/>
         </w:rPr>
-        <w:t>ENTIDAD: GAM VALLES                                                                                  PERÌODO: GESTIÒN 2018</w:t>
+        <w:t>ENTIDAD: GAM VALLES                                                                                  PERÍODO: GESTIÓN 2018</w:t>
       </w:r>
     </w:p>
     <w:p>
@@ -742,7 +742,7 @@
         <w:rPr>
           <w:b/>
         </w:rPr>
-        <w:t xml:space="preserve">           PERÌODO: GESTIÒN 2018</w:t>
+        <w:t xml:space="preserve">           PERÍODO: GESTIÓN 2018</w:t>
       </w:r>
     </w:p>
     <w:p>
@@ -804,7 +804,7 @@
         <w:jc w:val="center"/>
       </w:pPr>
       <w:r>
-        <w:t xml:space="preserve">Registrar las deficiencias determinadas como resultado de la evaluación del sistema de control interno.</w:t>
+        <w:t>Archivar las deficiencias identificadas en la evaluación del sistema de control interno.</w:t>
       </w:r>
     </w:p>
     <w:p>
@@ -903,6 +903,7 @@
         <w:tc>
           <w:tcPr>
             <w:tcW w:w="709" w:type="dxa"/>
+            <w:vAlign w:val="center"/>
           </w:tcPr>
           <w:p>
             <w:pPr>
@@ -914,8 +915,9 @@
             <w:r>
               <w:rPr>
                 <w:b/>
-              </w:rPr>
-              <w:t>LPI</w:t>
+                <w:color w:val="FF0000"/>
+              </w:rPr>
+              <w:t xml:space="preserve">LPI 1-1</w:t>
             </w:r>
           </w:p>
         </w:tc>
@@ -925,15 +927,6 @@
           </w:tcPr>
           <w:p>
             <w:pPr>
-              <w:jc w:val="both"/>
-              <w:rPr>
-                <w:b/>
-                <w:u w:val="single"/>
-              </w:rPr>
-            </w:pPr>
-          </w:p>
-          <w:p>
-            <w:pPr>
               <w:pStyle w:val="Prrafodelista"/>
               <w:numPr>
                 <w:ilvl w:val="0"/>
@@ -954,7 +947,7 @@
                 <w:szCs w:val="24"/>
                 <w:u w:val="single"/>
               </w:rPr>
-              <w:t xml:space="preserve">Falta de un Código de Ética institucional</w:t>
+              <w:t xml:space="preserve">Inexistencia del Código de Ética</w:t>
             </w:r>
           </w:p>
           <w:p>
@@ -1000,7 +993,7 @@
                 <w:sz w:val="24"/>
                 <w:szCs w:val="24"/>
               </w:rPr>
-              <w:t xml:space="preserve">Se constató que en el Gobierno Autónomo Municipal Valles no se cuenta con un Código de Ética diseñado, aprobado ni implementado.</w:t>
+              <w:t xml:space="preserve">Se identificó que en el Gobierno Autónomo Municipal Valles no existe un Código de Ética diseñado, aprobado e implantado.</w:t>
             </w:r>
             <w:r>
               <w:rPr>
@@ -1118,7 +1111,7 @@
                 <w:sz w:val="24"/>
                 <w:szCs w:val="24"/>
               </w:rPr>
-              <w:t>, dispone: “</w:t>
+              <w:t>, señala: “</w:t>
             </w:r>
             <w:r>
               <w:rPr>
@@ -1192,7 +1185,7 @@
                 <w:sz w:val="24"/>
                 <w:szCs w:val="24"/>
               </w:rPr>
-              <w:t xml:space="preserve">Lo observado obedece a que el Alcalde, como Máxima Autoridad Ejecutiva, no adoptó medidas para diseñar, aprobar e implementar el Código de Ética de la institución.</w:t>
+              <w:t xml:space="preserve">Lo descrito se debe a que el Alcalde no ha llevado a cabo gestiones orientadas a diseñar, aprobar e implementar el Código de Ética de la entidad.</w:t>
             </w:r>
             <w:r>
               <w:rPr>
@@ -1266,7 +1259,7 @@
                 <w:sz w:val="24"/>
                 <w:szCs w:val="24"/>
               </w:rPr>
-              <w:t xml:space="preserve">Esta situación incrementa el riesgo de que se presenten conductas contrarias a los principios y valores éticos en el accionar de los funcionarios de la entidad.</w:t>
+              <w:t xml:space="preserve">Lo descrito puede ocasionar que se presenten faltas vinculadas al comportamiento ético en las labores de los funcionarios de la entidad.</w:t>
             </w:r>
             <w:r>
               <w:rPr>
@@ -1326,7 +1319,7 @@
                 <w:sz w:val="24"/>
                 <w:szCs w:val="24"/>
               </w:rPr>
-              <w:t xml:space="preserve">Recomendamos al Alcalde Municipal instruir al Secretario General la redacción del Código de Ética, para que luego se apruebe, se implemente y se difunda a la totalidad del personal del municipio.</w:t>
+              <w:t xml:space="preserve">Se recomienda al Alcalde Municipal instruir al Secretario General que elabore el Código de Ética, a fin de que sea aprobado, implementado y difundido entre todos los funcionarios del municipio.</w:t>
             </w:r>
             <w:r>
               <w:rPr>
@@ -1376,6 +1369,90 @@
               </w:rPr>
             </w:pPr>
           </w:p>
+        </w:tc>
+        <w:tc>
+          <w:tcPr>
+            <w:tcW w:w="1276" w:type="dxa"/>
+            <w:vAlign w:val="center"/>
+          </w:tcPr>
+          <w:p>
+            <w:pPr>
+              <w:jc w:val="center"/>
+              <w:rPr>
+                <w:b/>
+                <w:i/>
+              </w:rPr>
+            </w:pPr>
+            <w:r>
+              <w:rPr>
+                <w:b/>
+                <w:i/>
+                <w:color w:val="0070C0"/>
+              </w:rPr>
+              <w:lastRenderedPageBreak/>
+              <w:t xml:space="preserve">Deficiencia incluida en informe de C.I.</w:t>
+            </w:r>
+            <w:r>
+              <w:rPr>
+                <w:b/>
+                <w:i/>
+                <w:color w:val="0070C0"/>
+              </w:rPr>
+              <w:t/>
+            </w:r>
+            <w:r>
+              <w:rPr>
+                <w:b/>
+                <w:i/>
+                <w:color w:val="0070C0"/>
+              </w:rPr>
+              <w:t/>
+            </w:r>
+            <w:r>
+              <w:rPr>
+                <w:b/>
+                <w:i/>
+                <w:color w:val="0070C0"/>
+              </w:rPr>
+              <w:t/>
+            </w:r>
+            <w:r>
+              <w:rPr>
+                <w:b/>
+                <w:i/>
+                <w:color w:val="0070C0"/>
+              </w:rPr>
+              <w:t xml:space="preserve"/>
+            </w:r>
+          </w:p>
+        </w:tc>
+      </w:tr>
+      <w:tr>
+        <w:tc>
+          <w:tcPr>
+            <w:tcW w:w="709" w:type="dxa"/>
+            <w:vAlign w:val="center"/>
+          </w:tcPr>
+          <w:p>
+            <w:pPr>
+              <w:jc w:val="center"/>
+              <w:rPr>
+                <w:b/>
+              </w:rPr>
+            </w:pPr>
+            <w:r>
+              <w:rPr>
+                <w:b/>
+                <w:color w:val="FF0000"/>
+              </w:rPr>
+              <w:t xml:space="preserve">LPI 1-1</w:t>
+            </w:r>
+          </w:p>
+        </w:tc>
+        <w:tc>
+          <w:tcPr>
+            <w:tcW w:w="8647" w:type="dxa"/>
+          </w:tcPr>
           <w:p>
             <w:pPr>
               <w:pStyle w:val="Prrafodelista"/>
@@ -1398,7 +1475,7 @@
                 <w:szCs w:val="24"/>
                 <w:u w:val="single"/>
               </w:rPr>
-              <w:t xml:space="preserve">Procesos de reclutamiento de personal</w:t>
+              <w:t xml:space="preserve">Reclutamiento de personal</w:t>
             </w:r>
             <w:r>
               <w:rPr>
@@ -1462,7 +1539,7 @@
                 <w:sz w:val="24"/>
                 <w:szCs w:val="24"/>
               </w:rPr>
-              <w:t xml:space="preserve">Se constató que en el Gobierno Autónomo Municipal Valles no se llevan a cabo procesos de contratación para reclutar al personal.</w:t>
+              <w:t xml:space="preserve">Se identificó que en el Gobierno Autónomo Municipal Valles el personal no es reclutado mediante procesos de contratación que consideren su competencia para el cargo.</w:t>
             </w:r>
             <w:r>
               <w:rPr>
@@ -1608,7 +1685,7 @@
                 <w:sz w:val="24"/>
                 <w:szCs w:val="24"/>
               </w:rPr>
-              <w:t>, dispone: “</w:t>
+              <w:t>, señala: “</w:t>
             </w:r>
             <w:r>
               <w:rPr>
@@ -1718,7 +1795,7 @@
                 <w:sz w:val="24"/>
                 <w:szCs w:val="24"/>
               </w:rPr>
-              <w:t xml:space="preserve">Esta deficiencia obedece a la ausencia de control del responsable de la Administración de Personal.</w:t>
+              <w:t xml:space="preserve">Lo descrito se debe a la ausencia de control por parte del Encargado de la Administración de Personal.</w:t>
             </w:r>
             <w:r>
               <w:rPr>
@@ -1848,7 +1925,7 @@
                 <w:sz w:val="24"/>
                 <w:szCs w:val="24"/>
               </w:rPr>
-              <w:t xml:space="preserve">Lo expuesto puede ocasionar que la entidad cuente con funcionarios cuyo perfil no corresponda a los requisitos de los cargos que ocupan.</w:t>
+              <w:t xml:space="preserve">Lo descrito puede ocasionar que se contrate personal que no reúne el perfil exigido para el cargo que ocupa.</w:t>
             </w:r>
           </w:p>
           <w:p>
@@ -1894,7 +1971,7 @@
                 <w:sz w:val="24"/>
                 <w:szCs w:val="24"/>
               </w:rPr>
-              <w:t xml:space="preserve">Recomendamos al Alcalde Municipal instruir al Encargado de la Administración de Personal que adopte las medidas necesarias para supervisar y controlar los procesos de contratación y reclutamiento de personal del Gobierno Autónomo Municipal Valles, dando cumplimiento a las Normas Básicas del Sistema de Administración de Personal.</w:t>
+              <w:t xml:space="preserve">Se recomienda al Alcalde Municipal instruir al Encargado de la Administración de Personal que efectúe el seguimiento y control de los procesos de contratación y reclutamiento de personal del Gobierno Autónomo Municipal Valles, dando cumplimiento a las Normas Básicas del Sistema de Administración de Personal.</w:t>
             </w:r>
             <w:r>
               <w:rPr>
@@ -1988,18 +2065,90 @@
               </w:rPr>
             </w:pPr>
           </w:p>
-          <w:p>
-            <w:pPr>
-              <w:pStyle w:val="Prrafodelista"/>
-              <w:jc w:val="both"/>
-              <w:rPr>
-                <w:b/>
-                <w:sz w:val="24"/>
-                <w:szCs w:val="24"/>
-                <w:u w:val="single"/>
-              </w:rPr>
-            </w:pPr>
-          </w:p>
+        </w:tc>
+        <w:tc>
+          <w:tcPr>
+            <w:tcW w:w="1276" w:type="dxa"/>
+            <w:vAlign w:val="center"/>
+          </w:tcPr>
+          <w:p>
+            <w:pPr>
+              <w:jc w:val="center"/>
+              <w:rPr>
+                <w:b/>
+                <w:i/>
+              </w:rPr>
+            </w:pPr>
+            <w:r>
+              <w:rPr>
+                <w:b/>
+                <w:i/>
+                <w:color w:val="0070C0"/>
+              </w:rPr>
+              <w:lastRenderedPageBreak/>
+              <w:t xml:space="preserve">Deficiencia incluida en informe de C.I.</w:t>
+            </w:r>
+            <w:r>
+              <w:rPr>
+                <w:b/>
+                <w:i/>
+                <w:color w:val="0070C0"/>
+              </w:rPr>
+              <w:t/>
+            </w:r>
+            <w:r>
+              <w:rPr>
+                <w:b/>
+                <w:i/>
+                <w:color w:val="0070C0"/>
+              </w:rPr>
+              <w:t/>
+            </w:r>
+            <w:r>
+              <w:rPr>
+                <w:b/>
+                <w:i/>
+                <w:color w:val="0070C0"/>
+              </w:rPr>
+              <w:t/>
+            </w:r>
+            <w:r>
+              <w:rPr>
+                <w:b/>
+                <w:i/>
+                <w:color w:val="0070C0"/>
+              </w:rPr>
+              <w:t xml:space="preserve"/>
+            </w:r>
+          </w:p>
+        </w:tc>
+      </w:tr>
+      <w:tr>
+        <w:tc>
+          <w:tcPr>
+            <w:tcW w:w="709" w:type="dxa"/>
+            <w:vAlign w:val="center"/>
+          </w:tcPr>
+          <w:p>
+            <w:pPr>
+              <w:jc w:val="center"/>
+              <w:rPr>
+                <w:b/>
+              </w:rPr>
+            </w:pPr>
+            <w:r>
+              <w:rPr>
+                <w:b/>
+                <w:color w:val="FF0000"/>
+              </w:rPr>
+              <w:t xml:space="preserve">LPI 1-1</w:t>
+            </w:r>
+          </w:p>
+        </w:tc>
+        <w:tc>
+          <w:tcPr>
+            <w:tcW w:w="8647" w:type="dxa"/>
+          </w:tcPr>
           <w:p>
             <w:pPr>
               <w:pStyle w:val="Prrafodelista"/>
@@ -2022,7 +2171,7 @@
                 <w:szCs w:val="24"/>
                 <w:u w:val="single"/>
               </w:rPr>
-              <w:t xml:space="preserve">Falta de políticas para identificar riesgos</w:t>
+              <w:t xml:space="preserve">Políticas para identificar los riesgos</w:t>
             </w:r>
             <w:r>
               <w:rPr>
@@ -2113,7 +2262,7 @@
                 <w:sz w:val="24"/>
                 <w:szCs w:val="24"/>
               </w:rPr>
-              <w:t xml:space="preserve">Según la documentación de respaldo revisada, se constató que el Gobierno Autónomo Municipal Valles no dispone de políticas orientadas a identificar los riesgos que afectan las operaciones de adquisición y destino del combustible.</w:t>
+              <w:t xml:space="preserve">Se identificó, en la documentación de respaldo, que el Gobierno Autónomo Municipal Valles no dispone de políticas orientadas a identificar los riesgos que afectan las operaciones de compra y destino de combustible.</w:t>
             </w:r>
             <w:r>
               <w:rPr>
@@ -2237,7 +2386,7 @@
                 <w:sz w:val="24"/>
                 <w:szCs w:val="24"/>
               </w:rPr>
-              <w:t>, dispone: “</w:t>
+              <w:t>, indica: “</w:t>
             </w:r>
             <w:r>
               <w:rPr>
@@ -2306,7 +2455,7 @@
                 <w:sz w:val="24"/>
                 <w:szCs w:val="24"/>
               </w:rPr>
-              <w:t xml:space="preserve">Esta deficiencia obedece a que el Director Administrativo Financiero no aplicó las disposiciones de la Guía de los Principios, Normas Generales y Básicas de Control Interno Gubernamental sobre identificación de riesgos.</w:t>
+              <w:t xml:space="preserve">Lo descrito se debe a que el Director Administrativo Financiero no observó lo establecido en la Guía de los Principios, Normas Generales y Básicas de Control Interno Gubernamental sobre la identificación de riesgos.</w:t>
             </w:r>
             <w:r>
               <w:rPr>
@@ -2408,7 +2557,7 @@
                 <w:sz w:val="24"/>
                 <w:szCs w:val="24"/>
               </w:rPr>
-              <w:t xml:space="preserve">Lo expuesto puede ocasionar que el municipio quede vulnerable ante riesgos en sus operaciones económico-financieras.</w:t>
+              <w:t xml:space="preserve">Lo descrito puede ocasionar que el municipio se encuentre vulnerable ante los riesgos de sus operaciones económico financieras.</w:t>
             </w:r>
           </w:p>
           <w:p>
@@ -2455,7 +2604,7 @@
                 <w:sz w:val="24"/>
                 <w:szCs w:val="24"/>
               </w:rPr>
-              <w:t xml:space="preserve">Recomendamos al Alcalde Municipal instruir al Director Administrativo Financiero que, con las acciones que correspondan y en coordinación con los responsables de cada unidad, identifique los riesgos significativos en las operaciones económico-financieras del Gobierno Municipal.</w:t>
+              <w:t xml:space="preserve">Se recomienda al Alcalde Municipal instruir al Director Administrativo Financiero que, en coordinación con los responsables de cada unidad, adopte las acciones necesarias para identificar los riesgos relevantes de las operaciones económico financieras del Gobierno Municipal.</w:t>
             </w:r>
             <w:r>
               <w:rPr>
@@ -2524,54 +2673,90 @@
               </w:rPr>
             </w:pPr>
           </w:p>
-          <w:p>
-            <w:pPr>
-              <w:jc w:val="both"/>
-              <w:rPr>
-                <w:sz w:val="24"/>
-                <w:szCs w:val="24"/>
-              </w:rPr>
-            </w:pPr>
-          </w:p>
-          <w:p>
-            <w:pPr>
-              <w:jc w:val="both"/>
-              <w:rPr>
-                <w:sz w:val="24"/>
-                <w:szCs w:val="24"/>
-              </w:rPr>
-            </w:pPr>
-          </w:p>
-          <w:p>
-            <w:pPr>
-              <w:jc w:val="both"/>
-              <w:rPr>
-                <w:sz w:val="24"/>
-                <w:szCs w:val="24"/>
-              </w:rPr>
-            </w:pPr>
-          </w:p>
-          <w:p>
-            <w:pPr>
-              <w:jc w:val="both"/>
-              <w:rPr>
-                <w:sz w:val="24"/>
-                <w:szCs w:val="24"/>
-              </w:rPr>
-            </w:pPr>
-          </w:p>
-          <w:p>
-            <w:pPr>
-              <w:pStyle w:val="Prrafodelista"/>
-              <w:jc w:val="both"/>
-              <w:rPr>
-                <w:b/>
-                <w:sz w:val="24"/>
-                <w:szCs w:val="24"/>
-                <w:u w:val="single"/>
-              </w:rPr>
-            </w:pPr>
-          </w:p>
+        </w:tc>
+        <w:tc>
+          <w:tcPr>
+            <w:tcW w:w="1276" w:type="dxa"/>
+            <w:vAlign w:val="center"/>
+          </w:tcPr>
+          <w:p>
+            <w:pPr>
+              <w:jc w:val="center"/>
+              <w:rPr>
+                <w:b/>
+                <w:i/>
+              </w:rPr>
+            </w:pPr>
+            <w:r>
+              <w:rPr>
+                <w:b/>
+                <w:i/>
+                <w:color w:val="0070C0"/>
+              </w:rPr>
+              <w:lastRenderedPageBreak/>
+              <w:t xml:space="preserve">Deficiencia incluida en informe de C.I.</w:t>
+            </w:r>
+            <w:r>
+              <w:rPr>
+                <w:b/>
+                <w:i/>
+                <w:color w:val="0070C0"/>
+              </w:rPr>
+              <w:t/>
+            </w:r>
+            <w:r>
+              <w:rPr>
+                <w:b/>
+                <w:i/>
+                <w:color w:val="0070C0"/>
+              </w:rPr>
+              <w:t/>
+            </w:r>
+            <w:r>
+              <w:rPr>
+                <w:b/>
+                <w:i/>
+                <w:color w:val="0070C0"/>
+              </w:rPr>
+              <w:t/>
+            </w:r>
+            <w:r>
+              <w:rPr>
+                <w:b/>
+                <w:i/>
+                <w:color w:val="0070C0"/>
+              </w:rPr>
+              <w:t xml:space="preserve"/>
+            </w:r>
+          </w:p>
+        </w:tc>
+      </w:tr>
+      <w:tr>
+        <w:tc>
+          <w:tcPr>
+            <w:tcW w:w="709" w:type="dxa"/>
+            <w:vAlign w:val="center"/>
+          </w:tcPr>
+          <w:p>
+            <w:pPr>
+              <w:jc w:val="center"/>
+              <w:rPr>
+                <w:b/>
+              </w:rPr>
+            </w:pPr>
+            <w:r>
+              <w:rPr>
+                <w:b/>
+                <w:color w:val="FF0000"/>
+              </w:rPr>
+              <w:t xml:space="preserve">LPI 1-1</w:t>
+            </w:r>
+          </w:p>
+        </w:tc>
+        <w:tc>
+          <w:tcPr>
+            <w:tcW w:w="8647" w:type="dxa"/>
+          </w:tcPr>
           <w:p>
             <w:pPr>
               <w:pStyle w:val="Prrafodelista"/>
@@ -2594,7 +2779,7 @@
                 <w:szCs w:val="24"/>
                 <w:u w:val="single"/>
               </w:rPr>
-              <w:t xml:space="preserve">Falta de evaluación de los riesgos identificados</w:t>
+              <w:t xml:space="preserve">Evaluación de los riesgos identificados</w:t>
             </w:r>
             <w:r>
               <w:rPr>
@@ -2685,7 +2870,7 @@
                 <w:sz w:val="24"/>
                 <w:szCs w:val="24"/>
               </w:rPr>
-              <w:t xml:space="preserve">Según la documentación de respaldo revisada, se constató que el Gobierno Autónomo Municipal Valles no dispone de políticas para valorar los riesgos identificados en sus operaciones económico-financieras.</w:t>
+              <w:t xml:space="preserve">Se identificó, en la documentación de respaldo, que el Gobierno Autónomo Municipal Valles no dispone de políticas que permitan evaluar los riesgos identificados en sus operaciones económico financieras.</w:t>
             </w:r>
             <w:r>
               <w:rPr>
@@ -2811,7 +2996,7 @@
                 <w:sz w:val="24"/>
                 <w:szCs w:val="24"/>
               </w:rPr>
-              <w:t xml:space="preserve">, dispone: </w:t>
+              <w:t xml:space="preserve">, indica: </w:t>
             </w:r>
             <w:r>
               <w:rPr>
@@ -2879,7 +3064,7 @@
                 <w:sz w:val="24"/>
                 <w:szCs w:val="24"/>
               </w:rPr>
-              <w:t xml:space="preserve">Esta deficiencia obedece a la inobservancia de la Guía de los Principios, Normas Generales y Básicas de Control Interno Gubernamental en lo relativo a la evaluación de riesgos.</w:t>
+              <w:t xml:space="preserve">Lo descrito se debe a que no se observó lo establecido en la Guía de los Principios, Normas Generales y Básicas de Control Interno Gubernamental sobre la evaluación de riesgos.</w:t>
             </w:r>
             <w:r>
               <w:rPr>
@@ -2960,7 +3145,7 @@
                 <w:sz w:val="24"/>
                 <w:szCs w:val="24"/>
               </w:rPr>
-              <w:t xml:space="preserve">Lo expuesto puede ocasionar que el municipio no gestione adecuadamente los riesgos de sus operaciones económico-financieras.</w:t>
+              <w:t xml:space="preserve">Lo descrito puede ocasionar que el municipio se encuentre expuesto a riesgos no evaluados en sus operaciones económico financieras.</w:t>
             </w:r>
           </w:p>
           <w:p>
@@ -3005,7 +3190,7 @@
                 <w:sz w:val="24"/>
                 <w:szCs w:val="24"/>
               </w:rPr>
-              <w:t xml:space="preserve">Recomendamos al Alcalde Municipal instruir al Secretario General que, con las acciones que correspondan y en coordinación con los responsables de cada unidad, evalúe los riesgos identificados en las operaciones económico-financieras del Gobierno Municipal.</w:t>
+              <w:t xml:space="preserve">Se recomienda al Alcalde Municipal instruir al Secretario General que, en coordinación con los responsables de cada unidad, adopte las acciones necesarias para evaluar los riesgos identificados en las operaciones económico financieras del Gobierno Municipal.</w:t>
             </w:r>
             <w:r>
               <w:rPr>
@@ -3055,6 +3240,90 @@
               </w:rPr>
             </w:pPr>
           </w:p>
+        </w:tc>
+        <w:tc>
+          <w:tcPr>
+            <w:tcW w:w="1276" w:type="dxa"/>
+            <w:vAlign w:val="center"/>
+          </w:tcPr>
+          <w:p>
+            <w:pPr>
+              <w:jc w:val="center"/>
+              <w:rPr>
+                <w:b/>
+                <w:i/>
+              </w:rPr>
+            </w:pPr>
+            <w:r>
+              <w:rPr>
+                <w:b/>
+                <w:i/>
+                <w:color w:val="0070C0"/>
+              </w:rPr>
+              <w:lastRenderedPageBreak/>
+              <w:t xml:space="preserve">Deficiencia incluida en informe de C.I.</w:t>
+            </w:r>
+            <w:r>
+              <w:rPr>
+                <w:b/>
+                <w:i/>
+                <w:color w:val="0070C0"/>
+              </w:rPr>
+              <w:t/>
+            </w:r>
+            <w:r>
+              <w:rPr>
+                <w:b/>
+                <w:i/>
+                <w:color w:val="0070C0"/>
+              </w:rPr>
+              <w:t/>
+            </w:r>
+            <w:r>
+              <w:rPr>
+                <w:b/>
+                <w:i/>
+                <w:color w:val="0070C0"/>
+              </w:rPr>
+              <w:t/>
+            </w:r>
+            <w:r>
+              <w:rPr>
+                <w:b/>
+                <w:i/>
+                <w:color w:val="0070C0"/>
+              </w:rPr>
+              <w:t xml:space="preserve"/>
+            </w:r>
+          </w:p>
+        </w:tc>
+      </w:tr>
+      <w:tr>
+        <w:tc>
+          <w:tcPr>
+            <w:tcW w:w="709" w:type="dxa"/>
+            <w:vAlign w:val="center"/>
+          </w:tcPr>
+          <w:p>
+            <w:pPr>
+              <w:jc w:val="center"/>
+              <w:rPr>
+                <w:b/>
+              </w:rPr>
+            </w:pPr>
+            <w:r>
+              <w:rPr>
+                <w:b/>
+                <w:color w:val="FF0000"/>
+              </w:rPr>
+              <w:t xml:space="preserve">LPI 1-1</w:t>
+            </w:r>
+          </w:p>
+        </w:tc>
+        <w:tc>
+          <w:tcPr>
+            <w:tcW w:w="8647" w:type="dxa"/>
+          </w:tcPr>
           <w:p>
             <w:pPr>
               <w:pStyle w:val="Prrafodelista"/>
@@ -3077,7 +3346,7 @@
                 <w:szCs w:val="24"/>
                 <w:u w:val="single"/>
               </w:rPr>
-              <w:t xml:space="preserve">Falta de Manual de Procedimientos de Combustible</w:t>
+              <w:t xml:space="preserve">Manual de Procedimientos de Combustible</w:t>
             </w:r>
           </w:p>
           <w:p>
@@ -3123,7 +3392,7 @@
                 <w:sz w:val="24"/>
                 <w:szCs w:val="24"/>
               </w:rPr>
-              <w:t xml:space="preserve">Se constató que el Gobierno Autónomo Municipal Valles no dispone de un Manual de Procedimientos que regule la adquisición de combustible.</w:t>
+              <w:t xml:space="preserve">Se identificó que el Gobierno Autónomo Municipal Valles no cuenta con un Manual de Procedimientos que regule la compra de combustible.</w:t>
             </w:r>
           </w:p>
           <w:p>
@@ -3209,7 +3478,7 @@
                 <w:sz w:val="24"/>
                 <w:szCs w:val="24"/>
               </w:rPr>
-              <w:t>, dispone: “</w:t>
+              <w:t>, indica: “</w:t>
             </w:r>
             <w:r>
               <w:rPr>
@@ -3309,7 +3578,7 @@
                 <w:sz w:val="24"/>
                 <w:szCs w:val="24"/>
               </w:rPr>
-              <w:t xml:space="preserve">Esta deficiencia obedece a que el Alcalde no adoptó medidas para elaborar el Manual de Procedimientos de Combustible.</w:t>
+              <w:t xml:space="preserve">Lo descrito se debe a que el Alcalde no emprendió gestiones para elaborar el Manual de Procedimientos de Combustible.</w:t>
             </w:r>
           </w:p>
           <w:p>
@@ -3355,7 +3624,7 @@
                 <w:sz w:val="24"/>
                 <w:szCs w:val="24"/>
               </w:rPr>
-              <w:t xml:space="preserve">Lo expuesto puede ocasionar que el manejo del combustible quede a criterio discrecional de los funcionarios.</w:t>
+              <w:t xml:space="preserve">Lo descrito puede ocasionar que la administración del combustible se realice de forma discrecional.</w:t>
             </w:r>
             <w:r>
               <w:rPr>
@@ -3414,7 +3683,7 @@
                 <w:sz w:val="24"/>
                 <w:szCs w:val="24"/>
               </w:rPr>
-              <w:t xml:space="preserve">Recomendamos al Alcalde Municipal instruir al Secretario General que elabore el Manual de Procedimientos de Combustible y, posteriormente, lo implante y difunda entre los funcionarios del municipio.</w:t>
+              <w:t xml:space="preserve">Se recomienda al Alcalde Municipal instruir al Secretario General que elabore el Manual de Procedimientos de Combustible y, posteriormente, lo implante y difunda entre los funcionarios del municipio.</w:t>
             </w:r>
             <w:r>
               <w:rPr>
@@ -3443,6 +3712,90 @@
               </w:rPr>
             </w:pPr>
           </w:p>
+        </w:tc>
+        <w:tc>
+          <w:tcPr>
+            <w:tcW w:w="1276" w:type="dxa"/>
+            <w:vAlign w:val="center"/>
+          </w:tcPr>
+          <w:p>
+            <w:pPr>
+              <w:jc w:val="center"/>
+              <w:rPr>
+                <w:b/>
+                <w:i/>
+              </w:rPr>
+            </w:pPr>
+            <w:r>
+              <w:rPr>
+                <w:b/>
+                <w:i/>
+                <w:color w:val="0070C0"/>
+              </w:rPr>
+              <w:lastRenderedPageBreak/>
+              <w:t xml:space="preserve">Deficiencia incluida en informe de C.I.</w:t>
+            </w:r>
+            <w:r>
+              <w:rPr>
+                <w:b/>
+                <w:i/>
+                <w:color w:val="0070C0"/>
+              </w:rPr>
+              <w:t/>
+            </w:r>
+            <w:r>
+              <w:rPr>
+                <w:b/>
+                <w:i/>
+                <w:color w:val="0070C0"/>
+              </w:rPr>
+              <w:t/>
+            </w:r>
+            <w:r>
+              <w:rPr>
+                <w:b/>
+                <w:i/>
+                <w:color w:val="0070C0"/>
+              </w:rPr>
+              <w:t/>
+            </w:r>
+            <w:r>
+              <w:rPr>
+                <w:b/>
+                <w:i/>
+                <w:color w:val="0070C0"/>
+              </w:rPr>
+              <w:t xml:space="preserve"/>
+            </w:r>
+          </w:p>
+        </w:tc>
+      </w:tr>
+      <w:tr>
+        <w:tc>
+          <w:tcPr>
+            <w:tcW w:w="709" w:type="dxa"/>
+            <w:vAlign w:val="center"/>
+          </w:tcPr>
+          <w:p>
+            <w:pPr>
+              <w:jc w:val="center"/>
+              <w:rPr>
+                <w:b/>
+              </w:rPr>
+            </w:pPr>
+            <w:r>
+              <w:rPr>
+                <w:b/>
+                <w:color w:val="FF0000"/>
+              </w:rPr>
+              <w:t xml:space="preserve">LPI 1-1</w:t>
+            </w:r>
+          </w:p>
+        </w:tc>
+        <w:tc>
+          <w:tcPr>
+            <w:tcW w:w="8647" w:type="dxa"/>
+          </w:tcPr>
           <w:p>
             <w:pPr>
               <w:pStyle w:val="Prrafodelista"/>
@@ -3465,7 +3818,7 @@
                 <w:szCs w:val="24"/>
                 <w:u w:val="single"/>
               </w:rPr>
-              <w:t xml:space="preserve">Falta de solicitud formal de la Unidad Solicitante</w:t>
+              <w:t xml:space="preserve">Solicitud de la Unidad Solicitante</w:t>
             </w:r>
           </w:p>
           <w:p>
@@ -3511,7 +3864,7 @@
                 <w:sz w:val="24"/>
                 <w:szCs w:val="24"/>
               </w:rPr>
-              <w:t xml:space="preserve">Se constató que en el Gobierno Autónomo Municipal Valles las adquisiciones de combustible se efectúan sin una solicitud formal de la unidad solicitante.</w:t>
+              <w:t xml:space="preserve">Se identificó que en el Gobierno Autónomo Municipal Valles las adquisiciones de combustible se realizan sin una solicitud formal de la unidad solicitante.</w:t>
             </w:r>
             <w:r>
               <w:rPr>
@@ -3617,7 +3970,7 @@
                 <w:sz w:val="24"/>
                 <w:szCs w:val="24"/>
               </w:rPr>
-              <w:t>, dispone: “</w:t>
+              <w:t>, indica: “</w:t>
             </w:r>
             <w:r>
               <w:rPr>
@@ -3717,7 +4070,7 @@
                 <w:sz w:val="24"/>
                 <w:szCs w:val="24"/>
               </w:rPr>
-              <w:t xml:space="preserve">Esta deficiencia obedece a que el municipio no dispone del Manual de Procedimientos de Combustible.</w:t>
+              <w:t xml:space="preserve">Lo descrito se debe a que el municipio no dispone del Manual de Procedimientos de Combustible.</w:t>
             </w:r>
             <w:r>
               <w:rPr>
@@ -3770,7 +4123,7 @@
                 <w:sz w:val="24"/>
                 <w:szCs w:val="24"/>
               </w:rPr>
-              <w:t xml:space="preserve">Lo expuesto puede ocasionar que el manejo del combustible quede a criterio discrecional de los funcionarios.</w:t>
+              <w:t xml:space="preserve">Lo descrito puede ocasionar que la administración del combustible se realice de forma discrecional.</w:t>
             </w:r>
           </w:p>
           <w:p>
@@ -3815,53 +4168,137 @@
                 <w:sz w:val="24"/>
                 <w:szCs w:val="24"/>
               </w:rPr>
-              <w:t xml:space="preserve">Recomendamos al Alcalde Municipal instruir al Secretario General que elabore el Manual de Procedimientos de Combustible y, posteriormente, lo implante y difunda entre los funcionarios del municipio; asimismo, que el Manual establezca que el proceso de compra de combustible inicie con la solicitud formal de la unidad solicitante.</w:t>
-            </w:r>
-            <w:r>
-              <w:rPr>
-                <w:sz w:val="24"/>
-                <w:szCs w:val="24"/>
-              </w:rPr>
-              <w:t xml:space="preserve"/>
-            </w:r>
-            <w:r>
-              <w:rPr>
-                <w:sz w:val="24"/>
-                <w:szCs w:val="24"/>
-              </w:rPr>
-              <w:t/>
-            </w:r>
-            <w:r>
-              <w:rPr>
-                <w:sz w:val="24"/>
-                <w:szCs w:val="24"/>
-              </w:rPr>
-              <w:t xml:space="preserve"/>
-            </w:r>
-            <w:r>
-              <w:rPr>
-                <w:sz w:val="24"/>
-                <w:szCs w:val="24"/>
-              </w:rPr>
-              <w:t xml:space="preserve"/>
-            </w:r>
-            <w:r>
-              <w:rPr>
-                <w:sz w:val="24"/>
-                <w:szCs w:val="24"/>
-              </w:rPr>
-              <w:t xml:space="preserve"/>
-            </w:r>
-          </w:p>
-          <w:p>
-            <w:pPr>
-              <w:jc w:val="both"/>
-              <w:rPr>
-                <w:sz w:val="24"/>
-                <w:szCs w:val="24"/>
-              </w:rPr>
-            </w:pPr>
-          </w:p>
+              <w:t xml:space="preserve">Se recomienda al Alcalde Municipal instruir al Secretario General que elabore el Manual de Procedimientos de Combustible y, posteriormente, lo implante y difunda entre los funcionarios del municipio; asimismo, que el Manual establezca que todo proceso de compra de combustible inicie con la solicitud formal de la unidad solicitante.</w:t>
+            </w:r>
+            <w:r>
+              <w:rPr>
+                <w:sz w:val="24"/>
+                <w:szCs w:val="24"/>
+              </w:rPr>
+              <w:t xml:space="preserve"/>
+            </w:r>
+            <w:r>
+              <w:rPr>
+                <w:sz w:val="24"/>
+                <w:szCs w:val="24"/>
+              </w:rPr>
+              <w:t/>
+            </w:r>
+            <w:r>
+              <w:rPr>
+                <w:sz w:val="24"/>
+                <w:szCs w:val="24"/>
+              </w:rPr>
+              <w:t xml:space="preserve"/>
+            </w:r>
+            <w:r>
+              <w:rPr>
+                <w:sz w:val="24"/>
+                <w:szCs w:val="24"/>
+              </w:rPr>
+              <w:t xml:space="preserve"/>
+            </w:r>
+            <w:r>
+              <w:rPr>
+                <w:sz w:val="24"/>
+                <w:szCs w:val="24"/>
+              </w:rPr>
+              <w:t xml:space="preserve"/>
+            </w:r>
+          </w:p>
+          <w:p>
+            <w:pPr>
+              <w:jc w:val="both"/>
+              <w:rPr>
+                <w:sz w:val="24"/>
+                <w:szCs w:val="24"/>
+              </w:rPr>
+            </w:pPr>
+          </w:p>
+        </w:tc>
+        <w:tc>
+          <w:tcPr>
+            <w:tcW w:w="1276" w:type="dxa"/>
+            <w:vAlign w:val="center"/>
+          </w:tcPr>
+          <w:p>
+            <w:pPr>
+              <w:jc w:val="center"/>
+              <w:rPr>
+                <w:b/>
+                <w:i/>
+              </w:rPr>
+            </w:pPr>
+            <w:r>
+              <w:rPr>
+                <w:b/>
+                <w:i/>
+                <w:color w:val="0070C0"/>
+              </w:rPr>
+              <w:lastRenderedPageBreak/>
+              <w:t xml:space="preserve">Deficiencia incluida en informe de C.I.</w:t>
+            </w:r>
+            <w:r>
+              <w:rPr>
+                <w:b/>
+                <w:i/>
+                <w:color w:val="0070C0"/>
+              </w:rPr>
+              <w:t/>
+            </w:r>
+            <w:r>
+              <w:rPr>
+                <w:b/>
+                <w:i/>
+                <w:color w:val="0070C0"/>
+              </w:rPr>
+              <w:t/>
+            </w:r>
+            <w:r>
+              <w:rPr>
+                <w:b/>
+                <w:i/>
+                <w:color w:val="0070C0"/>
+              </w:rPr>
+              <w:t/>
+            </w:r>
+            <w:r>
+              <w:rPr>
+                <w:b/>
+                <w:i/>
+                <w:color w:val="0070C0"/>
+              </w:rPr>
+              <w:t xml:space="preserve"/>
+            </w:r>
+          </w:p>
+        </w:tc>
+      </w:tr>
+      <w:tr>
+        <w:tc>
+          <w:tcPr>
+            <w:tcW w:w="709" w:type="dxa"/>
+            <w:vAlign w:val="center"/>
+          </w:tcPr>
+          <w:p>
+            <w:pPr>
+              <w:jc w:val="center"/>
+              <w:rPr>
+                <w:b/>
+              </w:rPr>
+            </w:pPr>
+            <w:r>
+              <w:rPr>
+                <w:b/>
+                <w:color w:val="FF0000"/>
+              </w:rPr>
+              <w:t xml:space="preserve">LPI 1-1</w:t>
+            </w:r>
+          </w:p>
+        </w:tc>
+        <w:tc>
+          <w:tcPr>
+            <w:tcW w:w="8647" w:type="dxa"/>
+          </w:tcPr>
           <w:p>
             <w:pPr>
               <w:pStyle w:val="Prrafodelista"/>
@@ -3884,16 +4321,16 @@
                 <w:szCs w:val="24"/>
                 <w:u w:val="single"/>
               </w:rPr>
-              <w:t xml:space="preserve">Solicitud de la Unidad Solicitante sin aprobación</w:t>
-            </w:r>
-            <w:r>
-              <w:rPr>
-                <w:b/>
-                <w:sz w:val="24"/>
-                <w:szCs w:val="24"/>
-                <w:u w:val="single"/>
-              </w:rPr>
-              <w:t xml:space="preserve"> 8</w:t>
+              <w:t xml:space="preserve">Aprobación de la Solicitud de la Unidad Solicitante</w:t>
+            </w:r>
+            <w:r>
+              <w:rPr>
+                <w:b/>
+                <w:sz w:val="24"/>
+                <w:szCs w:val="24"/>
+                <w:u w:val="single"/>
+              </w:rPr>
+              <w:t xml:space="preserve"/>
             </w:r>
           </w:p>
           <w:p>
@@ -3939,7 +4376,7 @@
                 <w:sz w:val="24"/>
                 <w:szCs w:val="24"/>
               </w:rPr>
-              <w:t xml:space="preserve">Se constató que en el Gobierno Autónomo Municipal Valles las adquisiciones de combustible se efectúan sin una solicitud formal de la unidad solicitante que cuente con la aprobación correspondiente.</w:t>
+              <w:t xml:space="preserve">Se identificó que en el Gobierno Autónomo Municipal Valles las solicitudes de compra de combustible emitidas por la unidad solicitante no están aprobadas por la autoridad competente.</w:t>
             </w:r>
           </w:p>
           <w:p>
@@ -4017,7 +4454,7 @@
                 <w:sz w:val="24"/>
                 <w:szCs w:val="24"/>
               </w:rPr>
-              <w:t>, dispone: “</w:t>
+              <w:t>, indica: “</w:t>
             </w:r>
             <w:r>
               <w:rPr>
@@ -4117,7 +4554,7 @@
                 <w:sz w:val="24"/>
                 <w:szCs w:val="24"/>
               </w:rPr>
-              <w:t xml:space="preserve">Esta deficiencia obedece a que el municipio no dispone del Manual de Procedimientos de Combustible.</w:t>
+              <w:t xml:space="preserve">Lo descrito se debe a que el municipio no dispone del Manual de Procedimientos de Combustible.</w:t>
             </w:r>
           </w:p>
           <w:p>
@@ -4163,7 +4600,7 @@
                 <w:sz w:val="24"/>
                 <w:szCs w:val="24"/>
               </w:rPr>
-              <w:t xml:space="preserve">Lo expuesto puede ocasionar que el manejo del combustible quede a criterio discrecional de los funcionarios.</w:t>
+              <w:t xml:space="preserve">Lo descrito puede ocasionar que la administración del combustible se realice de forma discrecional.</w:t>
             </w:r>
           </w:p>
           <w:p>
@@ -4208,53 +4645,137 @@
                 <w:sz w:val="24"/>
                 <w:szCs w:val="24"/>
               </w:rPr>
-              <w:t xml:space="preserve">Recomendamos al Alcalde Municipal instruir al Secretario General que elabore el Manual de Procedimientos de Combustible y, posteriormente, lo implante y difunda entre los funcionarios del municipio; asimismo, que el Manual establezca que el proceso de compra de combustible inicie con la solicitud de la unidad solicitante aprobada por la autoridad competente.</w:t>
-            </w:r>
-            <w:r>
-              <w:rPr>
-                <w:sz w:val="24"/>
-                <w:szCs w:val="24"/>
-              </w:rPr>
-              <w:t/>
-            </w:r>
-            <w:r>
-              <w:rPr>
-                <w:sz w:val="24"/>
-                <w:szCs w:val="24"/>
-              </w:rPr>
-              <w:t xml:space="preserve"/>
-            </w:r>
-            <w:r>
-              <w:rPr>
-                <w:sz w:val="24"/>
-                <w:szCs w:val="24"/>
-              </w:rPr>
-              <w:t xml:space="preserve"/>
-            </w:r>
-            <w:r>
-              <w:rPr>
-                <w:sz w:val="24"/>
-                <w:szCs w:val="24"/>
-              </w:rPr>
-              <w:t xml:space="preserve"/>
-            </w:r>
-            <w:r>
-              <w:rPr>
-                <w:sz w:val="24"/>
-                <w:szCs w:val="24"/>
-              </w:rPr>
-              <w:t xml:space="preserve"/>
-            </w:r>
-          </w:p>
-          <w:p>
-            <w:pPr>
-              <w:jc w:val="both"/>
-              <w:rPr>
-                <w:sz w:val="24"/>
-                <w:szCs w:val="24"/>
-              </w:rPr>
-            </w:pPr>
-          </w:p>
+              <w:t xml:space="preserve">Se recomienda al Alcalde Municipal instruir al Secretario General que elabore el Manual de Procedimientos de Combustible y, posteriormente, lo implante y difunda entre los funcionarios del municipio; asimismo, que el Manual establezca que la solicitud de la unidad solicitante cuente con la aprobación de la autoridad competente antes de iniciar el proceso de compra de combustible.</w:t>
+            </w:r>
+            <w:r>
+              <w:rPr>
+                <w:sz w:val="24"/>
+                <w:szCs w:val="24"/>
+              </w:rPr>
+              <w:t/>
+            </w:r>
+            <w:r>
+              <w:rPr>
+                <w:sz w:val="24"/>
+                <w:szCs w:val="24"/>
+              </w:rPr>
+              <w:t xml:space="preserve"/>
+            </w:r>
+            <w:r>
+              <w:rPr>
+                <w:sz w:val="24"/>
+                <w:szCs w:val="24"/>
+              </w:rPr>
+              <w:t xml:space="preserve"/>
+            </w:r>
+            <w:r>
+              <w:rPr>
+                <w:sz w:val="24"/>
+                <w:szCs w:val="24"/>
+              </w:rPr>
+              <w:t xml:space="preserve"/>
+            </w:r>
+            <w:r>
+              <w:rPr>
+                <w:sz w:val="24"/>
+                <w:szCs w:val="24"/>
+              </w:rPr>
+              <w:t xml:space="preserve"/>
+            </w:r>
+          </w:p>
+          <w:p>
+            <w:pPr>
+              <w:jc w:val="both"/>
+              <w:rPr>
+                <w:sz w:val="24"/>
+                <w:szCs w:val="24"/>
+              </w:rPr>
+            </w:pPr>
+          </w:p>
+        </w:tc>
+        <w:tc>
+          <w:tcPr>
+            <w:tcW w:w="1276" w:type="dxa"/>
+            <w:vAlign w:val="center"/>
+          </w:tcPr>
+          <w:p>
+            <w:pPr>
+              <w:jc w:val="center"/>
+              <w:rPr>
+                <w:b/>
+                <w:i/>
+              </w:rPr>
+            </w:pPr>
+            <w:r>
+              <w:rPr>
+                <w:b/>
+                <w:i/>
+                <w:color w:val="0070C0"/>
+              </w:rPr>
+              <w:lastRenderedPageBreak/>
+              <w:t xml:space="preserve">Deficiencia incluida en informe de C.I.</w:t>
+            </w:r>
+            <w:r>
+              <w:rPr>
+                <w:b/>
+                <w:i/>
+                <w:color w:val="0070C0"/>
+              </w:rPr>
+              <w:t/>
+            </w:r>
+            <w:r>
+              <w:rPr>
+                <w:b/>
+                <w:i/>
+                <w:color w:val="0070C0"/>
+              </w:rPr>
+              <w:t/>
+            </w:r>
+            <w:r>
+              <w:rPr>
+                <w:b/>
+                <w:i/>
+                <w:color w:val="0070C0"/>
+              </w:rPr>
+              <w:t/>
+            </w:r>
+            <w:r>
+              <w:rPr>
+                <w:b/>
+                <w:i/>
+                <w:color w:val="0070C0"/>
+              </w:rPr>
+              <w:t xml:space="preserve"/>
+            </w:r>
+          </w:p>
+        </w:tc>
+      </w:tr>
+      <w:tr>
+        <w:tc>
+          <w:tcPr>
+            <w:tcW w:w="709" w:type="dxa"/>
+            <w:vAlign w:val="center"/>
+          </w:tcPr>
+          <w:p>
+            <w:pPr>
+              <w:jc w:val="center"/>
+              <w:rPr>
+                <w:b/>
+              </w:rPr>
+            </w:pPr>
+            <w:r>
+              <w:rPr>
+                <w:b/>
+                <w:color w:val="FF0000"/>
+              </w:rPr>
+              <w:t xml:space="preserve">LPI 1-1</w:t>
+            </w:r>
+          </w:p>
+        </w:tc>
+        <w:tc>
+          <w:tcPr>
+            <w:tcW w:w="8647" w:type="dxa"/>
+          </w:tcPr>
           <w:p>
             <w:pPr>
               <w:pStyle w:val="Prrafodelista"/>
@@ -4278,16 +4799,16 @@
                 <w:u w:val="single"/>
               </w:rPr>
               <w:lastRenderedPageBreak/>
-              <w:t xml:space="preserve">Facturas de combustible no emitidas a nombre de la entidad</w:t>
-            </w:r>
-            <w:r>
-              <w:rPr>
-                <w:b/>
-                <w:sz w:val="24"/>
-                <w:szCs w:val="24"/>
-                <w:u w:val="single"/>
-              </w:rPr>
-              <w:t xml:space="preserve"> 9</w:t>
+              <w:t xml:space="preserve">Facturas por compra de combustible</w:t>
+            </w:r>
+            <w:r>
+              <w:rPr>
+                <w:b/>
+                <w:sz w:val="24"/>
+                <w:szCs w:val="24"/>
+                <w:u w:val="single"/>
+              </w:rPr>
+              <w:t xml:space="preserve"/>
             </w:r>
           </w:p>
           <w:p>
@@ -4333,7 +4854,7 @@
                 <w:sz w:val="24"/>
                 <w:szCs w:val="24"/>
               </w:rPr>
-              <w:t xml:space="preserve">En la revisión de la documentación contable al 31 de diciembre de 2023, se constató que los comprobantes contables Nº 31, 32, 33 y 34 de fecha 15/03/2023 tienen adjuntas las facturas Nº 100, 200, 300 y 400, las cuales no consignan como comprador al Gobierno Autónomo Municipal Valles.</w:t>
+              <w:t xml:space="preserve">Se identificó, en la revisión de la documentación contable al 31 de diciembre de 2018, que los comprobantes contables Nº 31, 32, 33 y 34 de fecha 15/03/2018 adjuntan las facturas Nº 100, 200, 300 y 400, las cuales no están emitidas a nombre del Gobierno Autónomo Municipal Valles.</w:t>
             </w:r>
             <w:r>
               <w:rPr>
@@ -4431,7 +4952,7 @@
                 <w:sz w:val="24"/>
                 <w:szCs w:val="24"/>
               </w:rPr>
-              <w:t xml:space="preserve">La normativa (RND 10-0025-14) en su artículo 54, punto 5 dispone: </w:t>
+              <w:t xml:space="preserve">La normativa (RND 10-0025-14) en su artículo 54, punto 5 dice lo siguiente: </w:t>
             </w:r>
             <w:r>
               <w:rPr>
@@ -4497,7 +5018,7 @@
                 <w:sz w:val="24"/>
                 <w:szCs w:val="24"/>
               </w:rPr>
-              <w:t xml:space="preserve">Esta deficiencia obedece a la ausencia de control del Contador respecto a las facturas por compra de combustible.</w:t>
+              <w:t xml:space="preserve">Lo descrito se debe a la ausencia de control del Contador respecto a las facturas por compra de combustible.</w:t>
             </w:r>
             <w:r>
               <w:rPr>
@@ -4564,7 +5085,7 @@
                 <w:sz w:val="24"/>
                 <w:szCs w:val="24"/>
               </w:rPr>
-              <w:t xml:space="preserve">Lo expuesto puede ocasionar que el combustible adquirido no haya sido utilizado en actividades inherentes al municipio.</w:t>
+              <w:t xml:space="preserve">Lo descrito puede ocasionar que el combustible adquirido no haya sido destinado a las actividades propias del municipio.</w:t>
             </w:r>
             <w:r>
               <w:rPr>
@@ -4658,118 +5179,193 @@
                 <w:sz w:val="24"/>
                 <w:szCs w:val="24"/>
               </w:rPr>
-              <w:t xml:space="preserve">Recomendamos al Alcalde Municipal instruir al Contador del municipio que adopte las acciones necesarias para que todas las facturas de las compras realizadas por el municipio se emitan a nombre del Gobierno Autónomo Municipal Valles.</w:t>
-            </w:r>
-            <w:r>
-              <w:rPr>
-                <w:sz w:val="24"/>
-                <w:szCs w:val="24"/>
-              </w:rPr>
-              <w:t xml:space="preserve"/>
-            </w:r>
-            <w:r>
-              <w:rPr>
-                <w:sz w:val="24"/>
-                <w:szCs w:val="24"/>
-              </w:rPr>
-              <w:t/>
-            </w:r>
-            <w:r>
-              <w:rPr>
-                <w:sz w:val="24"/>
-                <w:szCs w:val="24"/>
-              </w:rPr>
-              <w:t xml:space="preserve"/>
-            </w:r>
-            <w:r>
-              <w:rPr>
-                <w:sz w:val="24"/>
-                <w:szCs w:val="24"/>
-              </w:rPr>
-              <w:t xml:space="preserve"/>
-            </w:r>
-            <w:r>
-              <w:rPr>
-                <w:sz w:val="24"/>
-                <w:szCs w:val="24"/>
-              </w:rPr>
-              <w:t xml:space="preserve"/>
-            </w:r>
-            <w:r>
-              <w:rPr>
-                <w:sz w:val="24"/>
-                <w:szCs w:val="24"/>
-              </w:rPr>
-              <w:t/>
-            </w:r>
-            <w:r>
-              <w:rPr>
-                <w:sz w:val="24"/>
-                <w:szCs w:val="24"/>
-              </w:rPr>
-              <w:t xml:space="preserve"/>
-            </w:r>
-            <w:r>
-              <w:rPr>
-                <w:sz w:val="24"/>
-                <w:szCs w:val="24"/>
-              </w:rPr>
-              <w:t/>
-            </w:r>
-            <w:r>
-              <w:rPr>
-                <w:sz w:val="24"/>
-                <w:szCs w:val="24"/>
-              </w:rPr>
-              <w:t xml:space="preserve"/>
-            </w:r>
-            <w:r>
-              <w:rPr>
-                <w:sz w:val="24"/>
-                <w:szCs w:val="24"/>
-              </w:rPr>
-              <w:t/>
-            </w:r>
-            <w:r>
-              <w:rPr>
-                <w:sz w:val="24"/>
-                <w:szCs w:val="24"/>
-              </w:rPr>
-              <w:t xml:space="preserve"/>
-            </w:r>
-            <w:r>
-              <w:rPr>
-                <w:sz w:val="24"/>
-                <w:szCs w:val="24"/>
-              </w:rPr>
-              <w:t/>
-            </w:r>
-            <w:r>
-              <w:rPr>
-                <w:sz w:val="24"/>
-                <w:szCs w:val="24"/>
-              </w:rPr>
-              <w:t xml:space="preserve"/>
-            </w:r>
-          </w:p>
-          <w:p>
-            <w:pPr>
-              <w:jc w:val="both"/>
-              <w:rPr>
-                <w:sz w:val="24"/>
-                <w:szCs w:val="24"/>
-              </w:rPr>
-            </w:pPr>
-          </w:p>
-          <w:p>
-            <w:pPr>
-              <w:jc w:val="both"/>
-              <w:rPr>
-                <w:sz w:val="24"/>
-                <w:szCs w:val="24"/>
-              </w:rPr>
-            </w:pPr>
-          </w:p>
+              <w:t xml:space="preserve">Se recomienda al Alcalde Municipal instruir al Contador del municipio que adopte las acciones necesarias para que todas las facturas por compras del municipio se encuentren a nombre del Gobierno Autónomo Municipal Valles.</w:t>
+            </w:r>
+            <w:r>
+              <w:rPr>
+                <w:sz w:val="24"/>
+                <w:szCs w:val="24"/>
+              </w:rPr>
+              <w:t xml:space="preserve"/>
+            </w:r>
+            <w:r>
+              <w:rPr>
+                <w:sz w:val="24"/>
+                <w:szCs w:val="24"/>
+              </w:rPr>
+              <w:t/>
+            </w:r>
+            <w:r>
+              <w:rPr>
+                <w:sz w:val="24"/>
+                <w:szCs w:val="24"/>
+              </w:rPr>
+              <w:t xml:space="preserve"/>
+            </w:r>
+            <w:r>
+              <w:rPr>
+                <w:sz w:val="24"/>
+                <w:szCs w:val="24"/>
+              </w:rPr>
+              <w:t xml:space="preserve"/>
+            </w:r>
+            <w:r>
+              <w:rPr>
+                <w:sz w:val="24"/>
+                <w:szCs w:val="24"/>
+              </w:rPr>
+              <w:t xml:space="preserve"/>
+            </w:r>
+            <w:r>
+              <w:rPr>
+                <w:sz w:val="24"/>
+                <w:szCs w:val="24"/>
+              </w:rPr>
+              <w:t/>
+            </w:r>
+            <w:r>
+              <w:rPr>
+                <w:sz w:val="24"/>
+                <w:szCs w:val="24"/>
+              </w:rPr>
+              <w:t xml:space="preserve"/>
+            </w:r>
+            <w:r>
+              <w:rPr>
+                <w:sz w:val="24"/>
+                <w:szCs w:val="24"/>
+              </w:rPr>
+              <w:t/>
+            </w:r>
+            <w:r>
+              <w:rPr>
+                <w:sz w:val="24"/>
+                <w:szCs w:val="24"/>
+              </w:rPr>
+              <w:t xml:space="preserve"/>
+            </w:r>
+            <w:r>
+              <w:rPr>
+                <w:sz w:val="24"/>
+                <w:szCs w:val="24"/>
+              </w:rPr>
+              <w:t/>
+            </w:r>
+            <w:r>
+              <w:rPr>
+                <w:sz w:val="24"/>
+                <w:szCs w:val="24"/>
+              </w:rPr>
+              <w:t xml:space="preserve"/>
+            </w:r>
+            <w:r>
+              <w:rPr>
+                <w:sz w:val="24"/>
+                <w:szCs w:val="24"/>
+              </w:rPr>
+              <w:t/>
+            </w:r>
+            <w:r>
+              <w:rPr>
+                <w:sz w:val="24"/>
+                <w:szCs w:val="24"/>
+              </w:rPr>
+              <w:t xml:space="preserve"/>
+            </w:r>
+          </w:p>
+          <w:p>
+            <w:pPr>
+              <w:jc w:val="both"/>
+              <w:rPr>
+                <w:sz w:val="24"/>
+                <w:szCs w:val="24"/>
+              </w:rPr>
+            </w:pPr>
+          </w:p>
+        </w:tc>
+        <w:tc>
+          <w:tcPr>
+            <w:tcW w:w="1276" w:type="dxa"/>
+            <w:vAlign w:val="center"/>
+          </w:tcPr>
+          <w:p>
+            <w:pPr>
+              <w:jc w:val="center"/>
+              <w:rPr>
+                <w:b/>
+                <w:i/>
+              </w:rPr>
+            </w:pPr>
+            <w:r>
+              <w:rPr>
+                <w:b/>
+                <w:i/>
+                <w:color w:val="0070C0"/>
+              </w:rPr>
+              <w:lastRenderedPageBreak/>
+              <w:t xml:space="preserve">Deficiencia incluida en informe de C.I.</w:t>
+            </w:r>
+            <w:r>
+              <w:rPr>
+                <w:b/>
+                <w:i/>
+                <w:color w:val="0070C0"/>
+              </w:rPr>
+              <w:t/>
+            </w:r>
+            <w:r>
+              <w:rPr>
+                <w:b/>
+                <w:i/>
+                <w:color w:val="0070C0"/>
+              </w:rPr>
+              <w:t/>
+            </w:r>
+            <w:r>
+              <w:rPr>
+                <w:b/>
+                <w:i/>
+                <w:color w:val="0070C0"/>
+              </w:rPr>
+              <w:t/>
+            </w:r>
+            <w:r>
+              <w:rPr>
+                <w:b/>
+                <w:i/>
+                <w:color w:val="0070C0"/>
+              </w:rPr>
+              <w:t xml:space="preserve"/>
+            </w:r>
+          </w:p>
+        </w:tc>
+      </w:tr>
+      <w:tr>
+        <w:tc>
+          <w:tcPr>
+            <w:tcW w:w="709" w:type="dxa"/>
+            <w:vAlign w:val="center"/>
+          </w:tcPr>
+          <w:p>
+            <w:pPr>
+              <w:jc w:val="center"/>
+              <w:rPr>
+                <w:b/>
+              </w:rPr>
+            </w:pPr>
+            <w:r>
+              <w:rPr>
+                <w:b/>
+                <w:color w:val="FF0000"/>
+              </w:rPr>
+              <w:t xml:space="preserve">LPI 1-1</w:t>
+            </w:r>
+          </w:p>
+        </w:tc>
+        <w:tc>
+          <w:tcPr>
+            <w:tcW w:w="8647" w:type="dxa"/>
+          </w:tcPr>
           <w:p>
             <w:pPr>
               <w:pStyle w:val="Prrafodelista"/>
@@ -4792,16 +5388,16 @@
                 <w:szCs w:val="24"/>
                 <w:u w:val="single"/>
               </w:rPr>
-              <w:t xml:space="preserve">Cotejo entre Nota de Recepción y Factura</w:t>
-            </w:r>
-            <w:r>
-              <w:rPr>
-                <w:b/>
-                <w:sz w:val="24"/>
-                <w:szCs w:val="24"/>
-                <w:u w:val="single"/>
-              </w:rPr>
-              <w:t xml:space="preserve"> 12</w:t>
+              <w:t xml:space="preserve">Cantidad, Notas de Recepción y Factura</w:t>
+            </w:r>
+            <w:r>
+              <w:rPr>
+                <w:b/>
+                <w:sz w:val="24"/>
+                <w:szCs w:val="24"/>
+                <w:u w:val="single"/>
+              </w:rPr>
+              <w:t xml:space="preserve"/>
             </w:r>
           </w:p>
           <w:p>
@@ -4847,7 +5443,7 @@
                 <w:sz w:val="24"/>
                 <w:szCs w:val="24"/>
               </w:rPr>
-              <w:t xml:space="preserve">Se constató, en la documentación de sustento de las adquisiciones de combustible, que no se compara la cantidad y el tipo de combustible señalados en la nota de recepción con la información de la factura.</w:t>
+              <w:t xml:space="preserve">Se identificó, en la documentación de respaldo de las compras de combustible, que no se verifica la cantidad y tipo de combustible de la nota de recepción con la información registrada en la factura.</w:t>
             </w:r>
           </w:p>
           <w:p>
@@ -4918,7 +5514,7 @@
                 <w:sz w:val="24"/>
                 <w:szCs w:val="24"/>
               </w:rPr>
-              <w:t>, dispone: “</w:t>
+              <w:t>, indica: “</w:t>
             </w:r>
             <w:r>
               <w:rPr>
@@ -5027,7 +5623,7 @@
                 <w:sz w:val="24"/>
                 <w:szCs w:val="24"/>
               </w:rPr>
-              <w:t xml:space="preserve">Esta deficiencia obedece a que el municipio no dispone del Manual de Procedimientos de Combustible.</w:t>
+              <w:t xml:space="preserve">Lo descrito se debe a que el municipio no dispone del Manual de Procedimientos de Combustible.</w:t>
             </w:r>
           </w:p>
           <w:p>
@@ -5073,7 +5669,7 @@
                 <w:sz w:val="24"/>
                 <w:szCs w:val="24"/>
               </w:rPr>
-              <w:t xml:space="preserve">Lo expuesto puede ocasionar que el manejo del combustible quede a criterio discrecional de los funcionarios.</w:t>
+              <w:t xml:space="preserve">Lo descrito puede ocasionar que la administración del combustible se realice de forma discrecional.</w:t>
             </w:r>
           </w:p>
           <w:p>
@@ -5118,69 +5714,144 @@
                 <w:sz w:val="24"/>
                 <w:szCs w:val="24"/>
               </w:rPr>
-              <w:t xml:space="preserve">Recomendamos al Alcalde Municipal instruir al Secretario General que elabore el Manual de Procedimientos de Combustible y, posteriormente, lo implante y difunda entre los funcionarios del municipio; asimismo, que el Manual establezca el cotejo de la cantidad y tipo de combustible de la nota de recepción con los datos de la factura.</w:t>
-            </w:r>
-            <w:r>
-              <w:rPr>
-                <w:sz w:val="24"/>
-                <w:szCs w:val="24"/>
-              </w:rPr>
-              <w:t/>
-            </w:r>
-            <w:r>
-              <w:rPr>
-                <w:sz w:val="24"/>
-                <w:szCs w:val="24"/>
-              </w:rPr>
-              <w:t xml:space="preserve"/>
-            </w:r>
-            <w:r>
-              <w:rPr>
-                <w:sz w:val="24"/>
-                <w:szCs w:val="24"/>
-              </w:rPr>
-              <w:t/>
-            </w:r>
-            <w:r>
-              <w:rPr>
-                <w:sz w:val="24"/>
-                <w:szCs w:val="24"/>
-              </w:rPr>
-              <w:t xml:space="preserve"/>
-            </w:r>
-            <w:r>
-              <w:rPr>
-                <w:sz w:val="24"/>
-                <w:szCs w:val="24"/>
-              </w:rPr>
-              <w:t/>
-            </w:r>
-            <w:r>
-              <w:rPr>
-                <w:sz w:val="24"/>
-                <w:szCs w:val="24"/>
-              </w:rPr>
-              <w:t/>
-            </w:r>
-          </w:p>
-          <w:p>
-            <w:pPr>
-              <w:jc w:val="both"/>
-              <w:rPr>
-                <w:sz w:val="24"/>
-                <w:szCs w:val="24"/>
-              </w:rPr>
-            </w:pPr>
-          </w:p>
-          <w:p>
-            <w:pPr>
-              <w:jc w:val="both"/>
-              <w:rPr>
-                <w:sz w:val="24"/>
-                <w:szCs w:val="24"/>
-              </w:rPr>
-            </w:pPr>
-          </w:p>
+              <w:t xml:space="preserve">Se recomienda al Alcalde Municipal instruir al Secretario General que elabore el Manual de Procedimientos de Combustible y, posteriormente, lo implante y difunda entre los funcionarios del municipio; asimismo, que el Manual establezca la verificación de la cantidad y tipo de combustible de la nota de recepción con la información de la factura.</w:t>
+            </w:r>
+            <w:r>
+              <w:rPr>
+                <w:sz w:val="24"/>
+                <w:szCs w:val="24"/>
+              </w:rPr>
+              <w:t/>
+            </w:r>
+            <w:r>
+              <w:rPr>
+                <w:sz w:val="24"/>
+                <w:szCs w:val="24"/>
+              </w:rPr>
+              <w:t xml:space="preserve"/>
+            </w:r>
+            <w:r>
+              <w:rPr>
+                <w:sz w:val="24"/>
+                <w:szCs w:val="24"/>
+              </w:rPr>
+              <w:t/>
+            </w:r>
+            <w:r>
+              <w:rPr>
+                <w:sz w:val="24"/>
+                <w:szCs w:val="24"/>
+              </w:rPr>
+              <w:t xml:space="preserve"/>
+            </w:r>
+            <w:r>
+              <w:rPr>
+                <w:sz w:val="24"/>
+                <w:szCs w:val="24"/>
+              </w:rPr>
+              <w:t/>
+            </w:r>
+            <w:r>
+              <w:rPr>
+                <w:sz w:val="24"/>
+                <w:szCs w:val="24"/>
+              </w:rPr>
+              <w:t/>
+            </w:r>
+          </w:p>
+          <w:p>
+            <w:pPr>
+              <w:jc w:val="both"/>
+              <w:rPr>
+                <w:sz w:val="24"/>
+                <w:szCs w:val="24"/>
+              </w:rPr>
+            </w:pPr>
+          </w:p>
+        </w:tc>
+        <w:tc>
+          <w:tcPr>
+            <w:tcW w:w="1276" w:type="dxa"/>
+            <w:vAlign w:val="center"/>
+          </w:tcPr>
+          <w:p>
+            <w:pPr>
+              <w:jc w:val="center"/>
+              <w:rPr>
+                <w:b/>
+                <w:i/>
+              </w:rPr>
+            </w:pPr>
+            <w:r>
+              <w:rPr>
+                <w:b/>
+                <w:i/>
+                <w:color w:val="0070C0"/>
+              </w:rPr>
+              <w:lastRenderedPageBreak/>
+              <w:t xml:space="preserve">Deficiencia incluida en informe de C.I.</w:t>
+            </w:r>
+            <w:r>
+              <w:rPr>
+                <w:b/>
+                <w:i/>
+                <w:color w:val="0070C0"/>
+              </w:rPr>
+              <w:t/>
+            </w:r>
+            <w:r>
+              <w:rPr>
+                <w:b/>
+                <w:i/>
+                <w:color w:val="0070C0"/>
+              </w:rPr>
+              <w:t/>
+            </w:r>
+            <w:r>
+              <w:rPr>
+                <w:b/>
+                <w:i/>
+                <w:color w:val="0070C0"/>
+              </w:rPr>
+              <w:t/>
+            </w:r>
+            <w:r>
+              <w:rPr>
+                <w:b/>
+                <w:i/>
+                <w:color w:val="0070C0"/>
+              </w:rPr>
+              <w:t xml:space="preserve"/>
+            </w:r>
+          </w:p>
+        </w:tc>
+      </w:tr>
+      <w:tr>
+        <w:tc>
+          <w:tcPr>
+            <w:tcW w:w="709" w:type="dxa"/>
+            <w:vAlign w:val="center"/>
+          </w:tcPr>
+          <w:p>
+            <w:pPr>
+              <w:jc w:val="center"/>
+              <w:rPr>
+                <w:b/>
+              </w:rPr>
+            </w:pPr>
+            <w:r>
+              <w:rPr>
+                <w:b/>
+                <w:color w:val="FF0000"/>
+              </w:rPr>
+              <w:t xml:space="preserve">LPI 1-1</w:t>
+            </w:r>
+          </w:p>
+        </w:tc>
+        <w:tc>
+          <w:tcPr>
+            <w:tcW w:w="8647" w:type="dxa"/>
+          </w:tcPr>
           <w:p>
             <w:pPr>
               <w:pStyle w:val="Prrafodelista"/>
@@ -5203,16 +5874,16 @@
                 <w:szCs w:val="24"/>
                 <w:u w:val="single"/>
               </w:rPr>
-              <w:t xml:space="preserve">Gastos no registrados en el periodo correspondiente</w:t>
-            </w:r>
-            <w:r>
-              <w:rPr>
-                <w:b/>
-                <w:sz w:val="24"/>
-                <w:szCs w:val="24"/>
-                <w:u w:val="single"/>
-              </w:rPr>
-              <w:t xml:space="preserve"> 13</w:t>
+              <w:t xml:space="preserve">Gastos registrados</w:t>
+            </w:r>
+            <w:r>
+              <w:rPr>
+                <w:b/>
+                <w:sz w:val="24"/>
+                <w:szCs w:val="24"/>
+                <w:u w:val="single"/>
+              </w:rPr>
+              <w:t xml:space="preserve"/>
             </w:r>
           </w:p>
           <w:p>
@@ -5258,7 +5929,7 @@
                 <w:sz w:val="24"/>
                 <w:szCs w:val="24"/>
               </w:rPr>
-              <w:t xml:space="preserve">En la documentación contable al 31 de diciembre de 2016, se constató que los comprobantes Nº 100 y 200 de fecha 10 de enero de 2016 no fueron contabilizados en el periodo en que se originó el gasto.</w:t>
+              <w:t xml:space="preserve">Se identificó, de la revisión de la documentación contable al 31 de diciembre de 2018, que los gastos de los comprobantes Nº 100 y 200 de fecha 10 de enero de 2018 no se contabilizaron en el periodo en que se incurrieron.</w:t>
             </w:r>
           </w:p>
           <w:p>
@@ -5303,14 +5974,14 @@
                 <w:sz w:val="24"/>
                 <w:szCs w:val="24"/>
               </w:rPr>
-              <w:t xml:space="preserve">Al respecto las Normas Básicas del Sistema de Contabilidad Integrada, aprobado mediante D.S. </w:t>
-            </w:r>
-            <w:r>
-              <w:rPr>
-                <w:sz w:val="24"/>
-                <w:szCs w:val="24"/>
-              </w:rPr>
-              <w:t>222957 aprobado en fecha 4 de marzo de 2005,</w:t>
+              <w:t xml:space="preserve">Al respecto las Normas Básicas del Sistema de Contabilidad Integrada, aprobadas mediante R.S. </w:t>
+            </w:r>
+            <w:r>
+              <w:rPr>
+                <w:sz w:val="24"/>
+                <w:szCs w:val="24"/>
+              </w:rPr>
+              <w:t>222957 de fecha 4 de marzo de 2005,</w:t>
             </w:r>
             <w:r>
               <w:rPr>
@@ -5387,7 +6058,7 @@
                 <w:sz w:val="24"/>
                 <w:szCs w:val="24"/>
               </w:rPr>
-              <w:t xml:space="preserve">, dispone: </w:t>
+              <w:t xml:space="preserve">, señala: </w:t>
             </w:r>
             <w:r>
               <w:rPr>
@@ -5448,7 +6119,7 @@
                 <w:sz w:val="24"/>
                 <w:szCs w:val="24"/>
               </w:rPr>
-              <w:t xml:space="preserve">Esta deficiencia obedece a la inobservancia de las NBSCI por parte del Contador del municipio.</w:t>
+              <w:t xml:space="preserve">Lo descrito se debe a la inobservancia de las NBSCI de parte del Contador del municipio.</w:t>
             </w:r>
             <w:r>
               <w:rPr>
@@ -5522,7 +6193,7 @@
                 <w:sz w:val="24"/>
                 <w:szCs w:val="24"/>
               </w:rPr>
-              <w:t xml:space="preserve">Lo expuesto puede ocasionar que la entidad no disponga de información oportuna y fidedigna sobre los gastos realizados.</w:t>
+              <w:t xml:space="preserve">Lo descrito puede ocasionar que la información sobre los gastos originados por el municipio no sea oportuna ni confiable.</w:t>
             </w:r>
             <w:r>
               <w:rPr>
@@ -5582,57 +6253,123 @@
                 <w:szCs w:val="24"/>
               </w:rPr>
               <w:lastRenderedPageBreak/>
-              <w:t xml:space="preserve">Recomendamos al Alcalde Municipal instruir al Contador que adopte las medidas necesarias para que las operaciones se contabilicen en el periodo en que se incurre el gasto, conforme a las NBSCI.</w:t>
-            </w:r>
-            <w:r>
-              <w:rPr>
-                <w:sz w:val="24"/>
-                <w:szCs w:val="24"/>
-              </w:rPr>
-              <w:t/>
-            </w:r>
-            <w:r>
-              <w:rPr>
-                <w:sz w:val="24"/>
-                <w:szCs w:val="24"/>
-              </w:rPr>
-              <w:t xml:space="preserve"/>
-            </w:r>
-            <w:r>
-              <w:rPr>
-                <w:sz w:val="24"/>
-                <w:szCs w:val="24"/>
-              </w:rPr>
-              <w:t/>
-            </w:r>
-          </w:p>
-          <w:p>
-            <w:pPr>
-              <w:jc w:val="both"/>
-              <w:rPr>
-                <w:sz w:val="24"/>
-                <w:szCs w:val="24"/>
-              </w:rPr>
-            </w:pPr>
-          </w:p>
-          <w:p>
-            <w:pPr>
-              <w:jc w:val="both"/>
-              <w:rPr>
-                <w:sz w:val="24"/>
-                <w:szCs w:val="24"/>
-              </w:rPr>
-            </w:pPr>
-          </w:p>
-          <w:p>
-            <w:pPr>
-              <w:jc w:val="both"/>
-              <w:rPr>
-                <w:sz w:val="24"/>
-                <w:szCs w:val="24"/>
-              </w:rPr>
-            </w:pPr>
-          </w:p>
+              <w:t xml:space="preserve">Se recomienda al Alcalde Municipal instruir al Contador que adopte las acciones necesarias para que los gastos se contabilicen en el periodo en que se incurren, conforme a las NBSCI.</w:t>
+            </w:r>
+            <w:r>
+              <w:rPr>
+                <w:sz w:val="24"/>
+                <w:szCs w:val="24"/>
+              </w:rPr>
+              <w:t/>
+            </w:r>
+            <w:r>
+              <w:rPr>
+                <w:sz w:val="24"/>
+                <w:szCs w:val="24"/>
+              </w:rPr>
+              <w:t xml:space="preserve"/>
+            </w:r>
+            <w:r>
+              <w:rPr>
+                <w:sz w:val="24"/>
+                <w:szCs w:val="24"/>
+              </w:rPr>
+              <w:t/>
+            </w:r>
+          </w:p>
+          <w:p>
+            <w:pPr>
+              <w:jc w:val="both"/>
+              <w:rPr>
+                <w:sz w:val="24"/>
+                <w:szCs w:val="24"/>
+              </w:rPr>
+            </w:pPr>
+          </w:p>
+        </w:tc>
+        <w:tc>
+          <w:tcPr>
+            <w:tcW w:w="1276" w:type="dxa"/>
+            <w:vAlign w:val="center"/>
+          </w:tcPr>
+          <w:p>
+            <w:pPr>
+              <w:jc w:val="center"/>
+              <w:rPr>
+                <w:b/>
+                <w:i/>
+              </w:rPr>
+            </w:pPr>
+            <w:r>
+              <w:rPr>
+                <w:b/>
+                <w:i/>
+                <w:color w:val="0070C0"/>
+              </w:rPr>
+              <w:lastRenderedPageBreak/>
+              <w:t xml:space="preserve">Deficiencia incluida en informe de C.I.</w:t>
+            </w:r>
+            <w:r>
+              <w:rPr>
+                <w:b/>
+                <w:i/>
+                <w:color w:val="0070C0"/>
+              </w:rPr>
+              <w:t/>
+            </w:r>
+            <w:r>
+              <w:rPr>
+                <w:b/>
+                <w:i/>
+                <w:color w:val="0070C0"/>
+              </w:rPr>
+              <w:t/>
+            </w:r>
+            <w:r>
+              <w:rPr>
+                <w:b/>
+                <w:i/>
+                <w:color w:val="0070C0"/>
+              </w:rPr>
+              <w:t/>
+            </w:r>
+            <w:r>
+              <w:rPr>
+                <w:b/>
+                <w:i/>
+                <w:color w:val="0070C0"/>
+              </w:rPr>
+              <w:t xml:space="preserve"/>
+            </w:r>
+          </w:p>
+        </w:tc>
+      </w:tr>
+      <w:tr>
+        <w:tc>
+          <w:tcPr>
+            <w:tcW w:w="709" w:type="dxa"/>
+            <w:vAlign w:val="center"/>
+          </w:tcPr>
+          <w:p>
+            <w:pPr>
+              <w:jc w:val="center"/>
+              <w:rPr>
+                <w:b/>
+              </w:rPr>
+            </w:pPr>
+            <w:r>
+              <w:rPr>
+                <w:b/>
+                <w:color w:val="FF0000"/>
+              </w:rPr>
+              <w:t xml:space="preserve">LPI 1-1</w:t>
+            </w:r>
+          </w:p>
+        </w:tc>
+        <w:tc>
+          <w:tcPr>
+            <w:tcW w:w="8647" w:type="dxa"/>
+          </w:tcPr>
           <w:p>
             <w:pPr>
               <w:pStyle w:val="Prrafodelista"/>
@@ -5655,7 +6392,7 @@
                 <w:szCs w:val="24"/>
                 <w:u w:val="single"/>
               </w:rPr>
-              <w:t xml:space="preserve">Diferencias entre comprobantes y documentos de respaldo</w:t>
+              <w:t xml:space="preserve">Control del respaldo de gastos</w:t>
             </w:r>
             <w:r>
               <w:rPr>
@@ -5719,7 +6456,7 @@
                 <w:sz w:val="24"/>
                 <w:szCs w:val="24"/>
               </w:rPr>
-              <w:t xml:space="preserve">En la revisión de la documentación de sustento de las operaciones del municipio, se constató que los comprobantes Nº 300 y 400 de fecha 20 de enero de 2023 presentan diferencias entre sus importes y los de los documentos de respaldo.</w:t>
+              <w:t xml:space="preserve">Se identificó, en la documentación que respalda las operaciones del municipio, que existen diferencias entre los importes de los comprobantes Nº 300 y 400 de fecha 20 de enero de 2018 y sus documentos de respaldo.</w:t>
             </w:r>
             <w:r>
               <w:rPr>
@@ -5900,7 +6637,7 @@
                 <w:sz w:val="24"/>
                 <w:szCs w:val="24"/>
               </w:rPr>
-              <w:t xml:space="preserve">, dispone: </w:t>
+              <w:t xml:space="preserve">, señala: </w:t>
             </w:r>
           </w:p>
           <w:p>
@@ -6086,7 +6823,7 @@
                 <w:sz w:val="24"/>
                 <w:szCs w:val="24"/>
               </w:rPr>
-              <w:t xml:space="preserve">Esta deficiencia obedece a la ausencia de control del Contador respecto a la integridad y confiabilidad de la documentación de respaldo.</w:t>
+              <w:t xml:space="preserve">Lo descrito se debe a que el Contador no verifica la exactitud matemática de la documentación de respaldo.</w:t>
             </w:r>
             <w:r>
               <w:rPr>
@@ -6140,7 +6877,7 @@
                 <w:sz w:val="24"/>
                 <w:szCs w:val="24"/>
               </w:rPr>
-              <w:t xml:space="preserve">Lo expuesto puede ocasionar que no se disponga de información fidedigna sobre la compra de combustible.</w:t>
+              <w:t xml:space="preserve">Lo descrito puede ocasionar que la información sobre la compra de combustible no sea confiable.</w:t>
             </w:r>
             <w:r>
               <w:rPr>
@@ -6199,2960 +6936,22 @@
                 <w:sz w:val="24"/>
                 <w:szCs w:val="24"/>
               </w:rPr>
-              <w:t xml:space="preserve">Recomendamos al Alcalde Municipal instruir al Contador del municipio que adopte las acciones necesarias para que los comprobantes contables se encuentren respaldados con documentación íntegra y confiable, evitando diferencias entre los importes registrados y los documentos que sustentan las operaciones del municipio.</w:t>
-            </w:r>
-            <w:r>
-              <w:rPr>
-                <w:sz w:val="24"/>
-                <w:szCs w:val="24"/>
-              </w:rPr>
-              <w:t/>
-            </w:r>
-          </w:p>
-          <w:p>
-            <w:pPr>
-              <w:jc w:val="both"/>
-              <w:rPr>
-                <w:sz w:val="24"/>
-                <w:szCs w:val="24"/>
-              </w:rPr>
-            </w:pPr>
-          </w:p>
-          <w:p>
-            <w:pPr>
-              <w:pStyle w:val="Prrafodelista"/>
-              <w:numPr>
-                <w:ilvl w:val="0"/>
-                <w:numId w:val="1"/>
-              </w:numPr>
-              <w:jc w:val="both"/>
-              <w:rPr>
-                <w:b/>
-                <w:sz w:val="24"/>
-                <w:szCs w:val="24"/>
-                <w:u w:val="single"/>
-              </w:rPr>
-            </w:pPr>
-            <w:r>
-              <w:rPr>
-                <w:b/>
-                <w:sz w:val="24"/>
-                <w:szCs w:val="24"/>
-                <w:u w:val="single"/>
-              </w:rPr>
-              <w:t xml:space="preserve">Errónea imputación contable</w:t>
-            </w:r>
-            <w:r>
-              <w:rPr>
-                <w:b/>
-                <w:sz w:val="24"/>
-                <w:szCs w:val="24"/>
-                <w:u w:val="single"/>
-              </w:rPr>
-              <w:t xml:space="preserve"/>
-            </w:r>
-            <w:r>
-              <w:rPr>
-                <w:b/>
-                <w:sz w:val="24"/>
-                <w:szCs w:val="24"/>
-                <w:u w:val="single"/>
-              </w:rPr>
-              <w:t/>
-            </w:r>
-          </w:p>
-          <w:p>
-            <w:pPr>
-              <w:jc w:val="both"/>
-              <w:rPr>
-                <w:sz w:val="24"/>
-                <w:szCs w:val="24"/>
-                <w:u w:val="single"/>
-              </w:rPr>
-            </w:pPr>
-          </w:p>
-          <w:p>
-            <w:pPr>
-              <w:jc w:val="both"/>
-              <w:rPr>
-                <w:b/>
-                <w:sz w:val="24"/>
-                <w:szCs w:val="24"/>
-                <w:u w:val="single"/>
-              </w:rPr>
-            </w:pPr>
-            <w:r>
-              <w:rPr>
-                <w:b/>
-                <w:sz w:val="24"/>
-                <w:szCs w:val="24"/>
-                <w:u w:val="single"/>
-              </w:rPr>
-              <w:t>Condición</w:t>
-            </w:r>
-          </w:p>
-          <w:p>
-            <w:pPr>
-              <w:jc w:val="both"/>
-              <w:rPr>
-                <w:sz w:val="24"/>
-                <w:szCs w:val="24"/>
-              </w:rPr>
-            </w:pPr>
-            <w:r>
-              <w:rPr>
-                <w:sz w:val="24"/>
-                <w:szCs w:val="24"/>
-              </w:rPr>
-              <w:t xml:space="preserve">Se constató que la adquisición de combustible contabilizada mediante los comprobantes Nº 500 y 600 de fecha 30 de enero de 2016 fue registrada en otra cuenta contable, sin tomar en cuenta el clasificador presupuestario.</w:t>
-            </w:r>
-            <w:r>
-              <w:rPr>
-                <w:sz w:val="24"/>
-                <w:szCs w:val="24"/>
-              </w:rPr>
-              <w:lastRenderedPageBreak/>
-              <w:t/>
-            </w:r>
-            <w:r>
-              <w:rPr>
-                <w:sz w:val="24"/>
-                <w:szCs w:val="24"/>
-              </w:rPr>
-              <w:t xml:space="preserve"/>
-            </w:r>
-            <w:r>
-              <w:rPr>
-                <w:sz w:val="24"/>
-                <w:szCs w:val="24"/>
-              </w:rPr>
-              <w:t/>
-            </w:r>
-          </w:p>
-          <w:p>
-            <w:pPr>
-              <w:jc w:val="both"/>
-              <w:rPr>
-                <w:sz w:val="24"/>
-                <w:szCs w:val="24"/>
-              </w:rPr>
-            </w:pPr>
-          </w:p>
-          <w:p>
-            <w:pPr>
-              <w:jc w:val="both"/>
-              <w:rPr>
-                <w:b/>
-                <w:sz w:val="24"/>
-                <w:szCs w:val="24"/>
-                <w:u w:val="single"/>
-              </w:rPr>
-            </w:pPr>
-            <w:r>
-              <w:rPr>
-                <w:b/>
-                <w:sz w:val="24"/>
-                <w:szCs w:val="24"/>
-                <w:u w:val="single"/>
-              </w:rPr>
-              <w:t>Criterio</w:t>
-            </w:r>
-          </w:p>
-          <w:p>
-            <w:pPr>
-              <w:jc w:val="both"/>
-              <w:rPr>
-                <w:i/>
-                <w:sz w:val="24"/>
-                <w:szCs w:val="24"/>
-              </w:rPr>
-            </w:pPr>
-            <w:r>
-              <w:rPr>
-                <w:sz w:val="24"/>
-                <w:szCs w:val="24"/>
-              </w:rPr>
-              <w:t xml:space="preserve">Al respecto las Normas Básicas del Sistema de Contabilidad Integrada, aprobado mediante D.S. </w:t>
-            </w:r>
-            <w:r>
-              <w:rPr>
-                <w:sz w:val="24"/>
-                <w:szCs w:val="24"/>
-              </w:rPr>
-              <w:t>222957 aprobado en fecha 4 de marzo de 2005,</w:t>
-            </w:r>
-            <w:r>
-              <w:rPr>
-                <w:sz w:val="24"/>
-                <w:szCs w:val="24"/>
-              </w:rPr>
-              <w:t xml:space="preserve"> en su </w:t>
-            </w:r>
-            <w:r>
-              <w:rPr>
-                <w:rFonts w:ascii="Arial,Bold" w:hAnsi="Arial,Bold" w:cs="Arial,Bold"/>
-                <w:bCs/>
-                <w:sz w:val="20"/>
-                <w:szCs w:val="20"/>
-              </w:rPr>
-              <w:t>A</w:t>
-            </w:r>
-            <w:r>
-              <w:rPr>
-                <w:sz w:val="24"/>
-                <w:szCs w:val="24"/>
-              </w:rPr>
-              <w:t xml:space="preserve">rtículo 27 </w:t>
-            </w:r>
-            <w:r>
-              <w:rPr>
-                <w:b/>
-                <w:sz w:val="24"/>
-                <w:szCs w:val="24"/>
-              </w:rPr>
-              <w:t>Clasificadores y Tablas del Sistema</w:t>
-            </w:r>
-            <w:r>
-              <w:rPr>
-                <w:b/>
-                <w:sz w:val="24"/>
-                <w:szCs w:val="24"/>
-              </w:rPr>
-              <w:t xml:space="preserve">, </w:t>
-            </w:r>
-            <w:r>
-              <w:rPr>
-                <w:sz w:val="24"/>
-                <w:szCs w:val="24"/>
-              </w:rPr>
-              <w:t>dispone:</w:t>
-            </w:r>
-            <w:r>
-              <w:rPr>
-                <w:sz w:val="24"/>
-                <w:szCs w:val="24"/>
-              </w:rPr>
-              <w:t xml:space="preserve"> “</w:t>
-            </w:r>
-            <w:r>
-              <w:rPr>
-                <w:i/>
-                <w:sz w:val="24"/>
-                <w:szCs w:val="24"/>
-              </w:rPr>
-              <w:t>El SCI opera a través de un conjunto ordenado de clasificadores, tablas, plan único de cuentas contables, auxiliares y matrices de conversión, debidamente integrados, que facilitan el proceso contable y estos son:</w:t>
-            </w:r>
-          </w:p>
-          <w:p>
-            <w:pPr>
-              <w:jc w:val="both"/>
-              <w:rPr>
-                <w:i/>
-                <w:sz w:val="24"/>
-                <w:szCs w:val="24"/>
-              </w:rPr>
-            </w:pPr>
-          </w:p>
-          <w:p>
-            <w:pPr>
-              <w:jc w:val="both"/>
-              <w:rPr>
-                <w:i/>
-                <w:sz w:val="24"/>
-                <w:szCs w:val="24"/>
-              </w:rPr>
-            </w:pPr>
-            <w:r>
-              <w:rPr>
-                <w:b/>
-                <w:i/>
-                <w:sz w:val="24"/>
-                <w:szCs w:val="24"/>
-              </w:rPr>
-              <w:t>a) Clasificadores presupuestarios</w:t>
-            </w:r>
-            <w:r>
-              <w:rPr>
-                <w:i/>
-                <w:sz w:val="24"/>
-                <w:szCs w:val="24"/>
-              </w:rPr>
-              <w:t>: entre los que se tiene el institucional, de categorías programáticas, por fuentes de financiamiento, por organismos financiadores, por objeto del gasto, por rubros de recursos, por entidad de transferencia origen y destino, de sectores y subsectores económicos, de funciones, geográfico y otros.</w:t>
-            </w:r>
-          </w:p>
-          <w:p>
-            <w:pPr>
-              <w:jc w:val="both"/>
-              <w:rPr>
-                <w:i/>
-                <w:sz w:val="24"/>
-                <w:szCs w:val="24"/>
-              </w:rPr>
-            </w:pPr>
-          </w:p>
-          <w:p>
-            <w:pPr>
-              <w:jc w:val="both"/>
-              <w:rPr>
-                <w:sz w:val="24"/>
-                <w:szCs w:val="24"/>
-              </w:rPr>
-            </w:pPr>
-            <w:r>
-              <w:rPr>
-                <w:b/>
-                <w:i/>
-                <w:sz w:val="24"/>
-                <w:szCs w:val="24"/>
-              </w:rPr>
-              <w:t>b) Plan Único de Cuentas</w:t>
-            </w:r>
-            <w:r>
-              <w:rPr>
-                <w:i/>
-                <w:sz w:val="24"/>
-                <w:szCs w:val="24"/>
-              </w:rPr>
-              <w:t>, estructurado en activo, pasivo, patrimonio, recursos, gastos, cuentas de cierre y de orden</w:t>
-            </w:r>
-            <w:r>
-              <w:rPr>
-                <w:i/>
-                <w:sz w:val="24"/>
-                <w:szCs w:val="24"/>
-              </w:rPr>
-              <w:t>”</w:t>
-            </w:r>
-            <w:r>
-              <w:rPr>
-                <w:sz w:val="24"/>
-                <w:szCs w:val="24"/>
-              </w:rPr>
-              <w:t>.</w:t>
-            </w:r>
-          </w:p>
-          <w:p>
-            <w:pPr>
-              <w:jc w:val="both"/>
-              <w:rPr>
-                <w:b/>
-                <w:sz w:val="24"/>
-                <w:szCs w:val="24"/>
-                <w:u w:val="single"/>
-              </w:rPr>
-            </w:pPr>
-          </w:p>
-          <w:p>
-            <w:pPr>
-              <w:jc w:val="both"/>
-              <w:rPr>
-                <w:b/>
-                <w:sz w:val="24"/>
-                <w:szCs w:val="24"/>
-              </w:rPr>
-            </w:pPr>
-            <w:r>
-              <w:rPr>
-                <w:b/>
-                <w:sz w:val="24"/>
-                <w:szCs w:val="24"/>
-                <w:u w:val="single"/>
-              </w:rPr>
-              <w:t>Causa</w:t>
-            </w:r>
-          </w:p>
-          <w:p>
-            <w:pPr>
-              <w:jc w:val="both"/>
-              <w:rPr>
-                <w:sz w:val="24"/>
-                <w:szCs w:val="24"/>
-              </w:rPr>
-            </w:pPr>
-            <w:r>
-              <w:rPr>
-                <w:sz w:val="24"/>
-                <w:szCs w:val="24"/>
-              </w:rPr>
-              <w:t xml:space="preserve">Esta deficiencia obedece a la inobservancia de las NBSCI por parte del Contador del municipio en cuanto al registro contable según el clasificador presupuestario y el Plan Único de Cuentas.</w:t>
-            </w:r>
-            <w:r>
-              <w:rPr>
-                <w:sz w:val="24"/>
-                <w:szCs w:val="24"/>
-              </w:rPr>
-              <w:t xml:space="preserve"/>
-            </w:r>
-            <w:r>
-              <w:rPr>
-                <w:sz w:val="24"/>
-                <w:szCs w:val="24"/>
-              </w:rPr>
-              <w:t/>
-            </w:r>
-            <w:r>
-              <w:rPr>
-                <w:sz w:val="24"/>
-                <w:szCs w:val="24"/>
-              </w:rPr>
-              <w:t xml:space="preserve"/>
-            </w:r>
-            <w:r>
-              <w:rPr>
-                <w:sz w:val="24"/>
-                <w:szCs w:val="24"/>
-              </w:rPr>
-              <w:t/>
-            </w:r>
-            <w:r>
-              <w:rPr>
-                <w:sz w:val="24"/>
-                <w:szCs w:val="24"/>
-              </w:rPr>
-              <w:t/>
-            </w:r>
-            <w:r>
-              <w:rPr>
-                <w:sz w:val="24"/>
-                <w:szCs w:val="24"/>
-              </w:rPr>
-              <w:t xml:space="preserve"/>
-            </w:r>
-          </w:p>
-          <w:p>
-            <w:pPr>
-              <w:jc w:val="both"/>
-              <w:rPr>
-                <w:sz w:val="24"/>
-                <w:szCs w:val="24"/>
-                <w:u w:val="single"/>
-              </w:rPr>
-            </w:pPr>
-          </w:p>
-          <w:p>
-            <w:pPr>
-              <w:jc w:val="both"/>
-              <w:rPr>
-                <w:b/>
-                <w:sz w:val="24"/>
-                <w:szCs w:val="24"/>
-                <w:u w:val="single"/>
-              </w:rPr>
-            </w:pPr>
-            <w:r>
-              <w:rPr>
-                <w:b/>
-                <w:sz w:val="24"/>
-                <w:szCs w:val="24"/>
-                <w:u w:val="single"/>
-              </w:rPr>
-              <w:t>Efecto</w:t>
-            </w:r>
-          </w:p>
-          <w:p>
-            <w:pPr>
-              <w:jc w:val="both"/>
-              <w:rPr>
-                <w:sz w:val="24"/>
-                <w:szCs w:val="24"/>
-              </w:rPr>
-            </w:pPr>
-            <w:r>
-              <w:rPr>
-                <w:sz w:val="24"/>
-                <w:szCs w:val="24"/>
-              </w:rPr>
-              <w:t xml:space="preserve">Lo expuesto puede ocasionar que los Estados Financieros presenten saldos sobrevaluados.</w:t>
-            </w:r>
-            <w:r>
-              <w:rPr>
-                <w:sz w:val="24"/>
-                <w:szCs w:val="24"/>
-              </w:rPr>
-              <w:t xml:space="preserve"/>
-            </w:r>
-            <w:r>
-              <w:rPr>
-                <w:sz w:val="24"/>
-                <w:szCs w:val="24"/>
-              </w:rPr>
-              <w:t xml:space="preserve"/>
-            </w:r>
-            <w:r>
-              <w:rPr>
-                <w:sz w:val="24"/>
-                <w:szCs w:val="24"/>
-              </w:rPr>
-              <w:t/>
-            </w:r>
-            <w:r>
-              <w:rPr>
-                <w:sz w:val="24"/>
-                <w:szCs w:val="24"/>
-              </w:rPr>
-              <w:t xml:space="preserve"/>
-            </w:r>
-          </w:p>
-          <w:p>
-            <w:pPr>
-              <w:jc w:val="both"/>
-              <w:rPr>
-                <w:sz w:val="24"/>
-                <w:szCs w:val="24"/>
-              </w:rPr>
-            </w:pPr>
-          </w:p>
-          <w:p>
-            <w:pPr>
-              <w:jc w:val="both"/>
-              <w:rPr>
-                <w:b/>
-                <w:sz w:val="24"/>
-                <w:szCs w:val="24"/>
-                <w:u w:val="single"/>
-              </w:rPr>
-            </w:pPr>
-            <w:r>
-              <w:rPr>
-                <w:b/>
-                <w:sz w:val="24"/>
-                <w:szCs w:val="24"/>
-                <w:u w:val="single"/>
-              </w:rPr>
-              <w:t>Recomendación</w:t>
-            </w:r>
-          </w:p>
-          <w:p>
-            <w:pPr>
-              <w:jc w:val="both"/>
-              <w:rPr>
-                <w:sz w:val="24"/>
-                <w:szCs w:val="24"/>
-              </w:rPr>
-            </w:pPr>
-            <w:r>
-              <w:rPr>
-                <w:sz w:val="24"/>
-                <w:szCs w:val="24"/>
-              </w:rPr>
-              <w:t xml:space="preserve">Recomendamos al Alcalde Municipal instruir al Contador que todas las operaciones del municipio se contabilicen según la naturaleza del gasto, conforme al Clasificador Presupuestario y al Plan Único de Cuentas, dando cumplimiento a las NBSCI.</w:t>
-            </w:r>
-            <w:r>
-              <w:rPr>
-                <w:sz w:val="24"/>
-                <w:szCs w:val="24"/>
-              </w:rPr>
-              <w:t xml:space="preserve"/>
-            </w:r>
-            <w:r>
-              <w:rPr>
-                <w:sz w:val="24"/>
-                <w:szCs w:val="24"/>
-              </w:rPr>
-              <w:t/>
-            </w:r>
-            <w:r>
-              <w:rPr>
-                <w:sz w:val="24"/>
-                <w:szCs w:val="24"/>
-              </w:rPr>
-              <w:t xml:space="preserve"/>
-            </w:r>
-            <w:r>
-              <w:rPr>
-                <w:sz w:val="24"/>
-                <w:szCs w:val="24"/>
-              </w:rPr>
-              <w:t xml:space="preserve"/>
-            </w:r>
-            <w:r>
-              <w:rPr>
-                <w:sz w:val="24"/>
-                <w:szCs w:val="24"/>
-              </w:rPr>
-              <w:t/>
-            </w:r>
-            <w:r>
-              <w:rPr>
-                <w:sz w:val="24"/>
-                <w:szCs w:val="24"/>
-              </w:rPr>
-              <w:t xml:space="preserve"/>
-            </w:r>
-            <w:r>
-              <w:rPr>
-                <w:sz w:val="24"/>
-                <w:szCs w:val="24"/>
-              </w:rPr>
-              <w:t xml:space="preserve"/>
-            </w:r>
-            <w:r>
-              <w:rPr>
-                <w:sz w:val="24"/>
-                <w:szCs w:val="24"/>
-              </w:rPr>
-              <w:t xml:space="preserve"/>
-            </w:r>
-          </w:p>
-          <w:p>
-            <w:pPr>
-              <w:jc w:val="both"/>
-              <w:rPr>
-                <w:b/>
-                <w:u w:val="single"/>
-              </w:rPr>
-            </w:pPr>
-          </w:p>
-          <w:p>
-            <w:pPr>
-              <w:pStyle w:val="Prrafodelista"/>
-              <w:numPr>
-                <w:ilvl w:val="0"/>
-                <w:numId w:val="1"/>
-              </w:numPr>
-              <w:jc w:val="both"/>
-              <w:rPr>
-                <w:b/>
-                <w:sz w:val="24"/>
-                <w:szCs w:val="24"/>
-                <w:u w:val="single"/>
-              </w:rPr>
-            </w:pPr>
-            <w:r>
-              <w:rPr>
-                <w:b/>
-                <w:sz w:val="24"/>
-                <w:szCs w:val="24"/>
-                <w:u w:val="single"/>
-              </w:rPr>
-              <w:t xml:space="preserve">Gastos sin presupuesto aprobado</w:t>
-            </w:r>
-            <w:r>
-              <w:rPr>
-                <w:b/>
-                <w:sz w:val="24"/>
-                <w:szCs w:val="24"/>
-                <w:u w:val="single"/>
-              </w:rPr>
-              <w:t/>
-            </w:r>
-            <w:r>
-              <w:rPr>
-                <w:b/>
-                <w:sz w:val="24"/>
-                <w:szCs w:val="24"/>
-                <w:u w:val="single"/>
-              </w:rPr>
-              <w:t xml:space="preserve"/>
-            </w:r>
-            <w:r>
-              <w:rPr>
-                <w:b/>
-                <w:sz w:val="24"/>
-                <w:szCs w:val="24"/>
-                <w:u w:val="single"/>
-              </w:rPr>
-              <w:t/>
-            </w:r>
-          </w:p>
-          <w:p>
-            <w:pPr>
-              <w:jc w:val="both"/>
-              <w:rPr>
-                <w:sz w:val="24"/>
-                <w:szCs w:val="24"/>
-                <w:u w:val="single"/>
-              </w:rPr>
-            </w:pPr>
-          </w:p>
-          <w:p>
-            <w:pPr>
-              <w:jc w:val="both"/>
-              <w:rPr>
-                <w:b/>
-                <w:sz w:val="24"/>
-                <w:szCs w:val="24"/>
-                <w:u w:val="single"/>
-              </w:rPr>
-            </w:pPr>
-            <w:r>
-              <w:rPr>
-                <w:b/>
-                <w:sz w:val="24"/>
-                <w:szCs w:val="24"/>
-                <w:u w:val="single"/>
-              </w:rPr>
-              <w:t>Condición</w:t>
-            </w:r>
-          </w:p>
-          <w:p>
-            <w:pPr>
-              <w:jc w:val="both"/>
-              <w:rPr>
-                <w:sz w:val="24"/>
-                <w:szCs w:val="24"/>
-              </w:rPr>
-            </w:pPr>
-            <w:r>
-              <w:rPr>
-                <w:sz w:val="24"/>
-                <w:szCs w:val="24"/>
-              </w:rPr>
-              <w:t xml:space="preserve">Se constató que el Gobierno Autónomo Municipal Valles realiza algunas compras sin disponer del presupuesto aprobado.</w:t>
-            </w:r>
-            <w:r>
-              <w:rPr>
-                <w:sz w:val="24"/>
-                <w:szCs w:val="24"/>
-              </w:rPr>
-              <w:t/>
-            </w:r>
-            <w:r>
-              <w:rPr>
-                <w:sz w:val="24"/>
-                <w:szCs w:val="24"/>
-              </w:rPr>
-              <w:t xml:space="preserve"/>
-            </w:r>
-            <w:r>
-              <w:rPr>
-                <w:sz w:val="24"/>
-                <w:szCs w:val="24"/>
-              </w:rPr>
-              <w:t xml:space="preserve"/>
-            </w:r>
-            <w:r>
-              <w:rPr>
-                <w:sz w:val="24"/>
-                <w:szCs w:val="24"/>
-              </w:rPr>
-              <w:t/>
-            </w:r>
-            <w:r>
-              <w:rPr>
-                <w:sz w:val="24"/>
-                <w:szCs w:val="24"/>
-              </w:rPr>
-              <w:t/>
-            </w:r>
-            <w:r>
-              <w:rPr>
-                <w:sz w:val="24"/>
-                <w:szCs w:val="24"/>
-              </w:rPr>
-              <w:t/>
-            </w:r>
-          </w:p>
-          <w:p>
-            <w:pPr>
-              <w:jc w:val="both"/>
-              <w:rPr>
-                <w:sz w:val="24"/>
-                <w:szCs w:val="24"/>
-              </w:rPr>
-            </w:pPr>
-          </w:p>
-          <w:p>
-            <w:pPr>
-              <w:jc w:val="both"/>
-              <w:rPr>
-                <w:b/>
-                <w:sz w:val="24"/>
-                <w:szCs w:val="24"/>
-                <w:u w:val="single"/>
-              </w:rPr>
-            </w:pPr>
-            <w:r>
-              <w:rPr>
-                <w:b/>
-                <w:sz w:val="24"/>
-                <w:szCs w:val="24"/>
-                <w:u w:val="single"/>
-              </w:rPr>
-              <w:t>Criterio</w:t>
-            </w:r>
-          </w:p>
-          <w:p>
-            <w:pPr>
-              <w:jc w:val="both"/>
-              <w:rPr>
-                <w:sz w:val="24"/>
-                <w:szCs w:val="24"/>
-              </w:rPr>
-            </w:pPr>
-            <w:r>
-              <w:rPr>
-                <w:sz w:val="24"/>
-                <w:szCs w:val="24"/>
-              </w:rPr>
-              <w:t xml:space="preserve">Al respecto las Normas Básicas del Sistema de Contabilidad Integrada, aprobado mediante D.S. </w:t>
-            </w:r>
-            <w:r>
-              <w:rPr>
-                <w:sz w:val="24"/>
-                <w:szCs w:val="24"/>
-              </w:rPr>
-              <w:t>222957 aprobado en fecha 4 de marzo de 2005,</w:t>
-            </w:r>
-            <w:r>
-              <w:rPr>
-                <w:sz w:val="24"/>
-                <w:szCs w:val="24"/>
-              </w:rPr>
-              <w:t xml:space="preserve"> en su </w:t>
-            </w:r>
-            <w:r>
-              <w:rPr>
-                <w:rFonts w:ascii="Arial,Bold" w:hAnsi="Arial,Bold" w:cs="Arial,Bold"/>
-                <w:bCs/>
-                <w:sz w:val="20"/>
-                <w:szCs w:val="20"/>
-              </w:rPr>
-              <w:t>A</w:t>
-            </w:r>
-            <w:r>
-              <w:rPr>
-                <w:sz w:val="24"/>
-                <w:szCs w:val="24"/>
-              </w:rPr>
-              <w:t xml:space="preserve">rtículo 22 </w:t>
-            </w:r>
-            <w:r>
-              <w:rPr>
-                <w:b/>
-                <w:sz w:val="24"/>
-                <w:szCs w:val="24"/>
-              </w:rPr>
-              <w:t>Momentos de Registro de Gastos</w:t>
-            </w:r>
-            <w:r>
-              <w:rPr>
-                <w:b/>
-                <w:sz w:val="24"/>
-                <w:szCs w:val="24"/>
-              </w:rPr>
-              <w:t xml:space="preserve">, </w:t>
-            </w:r>
-            <w:r>
-              <w:rPr>
-                <w:sz w:val="24"/>
-                <w:szCs w:val="24"/>
-              </w:rPr>
-              <w:t>inciso a) Apropiación o Asignación</w:t>
-            </w:r>
-            <w:r>
-              <w:rPr>
-                <w:sz w:val="24"/>
-                <w:szCs w:val="24"/>
-              </w:rPr>
-              <w:t xml:space="preserve">, dispone: </w:t>
-            </w:r>
-            <w:r>
-              <w:rPr>
-                <w:i/>
-                <w:sz w:val="24"/>
-                <w:szCs w:val="24"/>
-              </w:rPr>
-              <w:t>“La apropiación o asignación de gastos es el momento en el cual se registran en el sistema, los importes aprobados en el presupuesto de las entidades del sector público, para cada una de las partidas por objeto del gasto. Apertura los registros auxiliares de la ejecución presupuestaria de gastos”</w:t>
-            </w:r>
-            <w:r>
-              <w:rPr>
-                <w:sz w:val="24"/>
-                <w:szCs w:val="24"/>
-              </w:rPr>
-              <w:t>.</w:t>
-            </w:r>
-          </w:p>
-          <w:p>
-            <w:pPr>
-              <w:jc w:val="both"/>
-              <w:rPr>
-                <w:b/>
-                <w:sz w:val="24"/>
-                <w:szCs w:val="24"/>
-                <w:u w:val="single"/>
-              </w:rPr>
-            </w:pPr>
-          </w:p>
-          <w:p>
-            <w:pPr>
-              <w:jc w:val="both"/>
-              <w:rPr>
-                <w:b/>
-                <w:sz w:val="24"/>
-                <w:szCs w:val="24"/>
-              </w:rPr>
-            </w:pPr>
-            <w:r>
-              <w:rPr>
-                <w:b/>
-                <w:sz w:val="24"/>
-                <w:szCs w:val="24"/>
-                <w:u w:val="single"/>
-              </w:rPr>
-              <w:t>Causa</w:t>
-            </w:r>
-          </w:p>
-          <w:p>
-            <w:pPr>
-              <w:jc w:val="both"/>
-              <w:rPr>
-                <w:sz w:val="24"/>
-                <w:szCs w:val="24"/>
-              </w:rPr>
-            </w:pPr>
-            <w:r>
-              <w:rPr>
-                <w:sz w:val="24"/>
-                <w:szCs w:val="24"/>
-              </w:rPr>
-              <w:t xml:space="preserve">Esta deficiencia obedece a la ausencia de control del Director Financiero respecto a que los gastos se ajusten al presupuesto aprobado.</w:t>
-            </w:r>
-            <w:r>
-              <w:rPr>
-                <w:sz w:val="24"/>
-                <w:szCs w:val="24"/>
-              </w:rPr>
-              <w:t xml:space="preserve"/>
-            </w:r>
-            <w:r>
-              <w:rPr>
-                <w:sz w:val="24"/>
-                <w:szCs w:val="24"/>
-              </w:rPr>
-              <w:t/>
-            </w:r>
-          </w:p>
-          <w:p>
-            <w:pPr>
-              <w:jc w:val="both"/>
-              <w:rPr>
-                <w:sz w:val="24"/>
-                <w:szCs w:val="24"/>
-                <w:u w:val="single"/>
-              </w:rPr>
-            </w:pPr>
-          </w:p>
-          <w:p>
-            <w:pPr>
-              <w:jc w:val="both"/>
-              <w:rPr>
-                <w:b/>
-                <w:sz w:val="24"/>
-                <w:szCs w:val="24"/>
-                <w:u w:val="single"/>
-              </w:rPr>
-            </w:pPr>
-            <w:r>
-              <w:rPr>
-                <w:b/>
-                <w:sz w:val="24"/>
-                <w:szCs w:val="24"/>
-                <w:u w:val="single"/>
-              </w:rPr>
-              <w:t>Efecto</w:t>
-            </w:r>
-          </w:p>
-          <w:p>
-            <w:pPr>
-              <w:jc w:val="both"/>
-              <w:rPr>
-                <w:sz w:val="24"/>
-                <w:szCs w:val="24"/>
-              </w:rPr>
-            </w:pPr>
-            <w:r>
-              <w:rPr>
-                <w:sz w:val="24"/>
-                <w:szCs w:val="24"/>
-              </w:rPr>
-              <w:t xml:space="preserve">Lo expuesto puede ocasionar que los gastos ejecutados al margen del presupuesto aprobado comprometan otras partidas presupuestarias destinadas a las actividades del municipio.</w:t>
-            </w:r>
-            <w:r>
-              <w:rPr>
-                <w:sz w:val="24"/>
-                <w:szCs w:val="24"/>
-              </w:rPr>
-              <w:t xml:space="preserve"/>
-            </w:r>
-            <w:r>
-              <w:rPr>
-                <w:sz w:val="24"/>
-                <w:szCs w:val="24"/>
-              </w:rPr>
-              <w:t/>
-            </w:r>
-            <w:r>
-              <w:rPr>
-                <w:sz w:val="24"/>
-                <w:szCs w:val="24"/>
-              </w:rPr>
-              <w:t xml:space="preserve"/>
-            </w:r>
-            <w:r>
-              <w:rPr>
-                <w:sz w:val="24"/>
-                <w:szCs w:val="24"/>
-              </w:rPr>
-              <w:t xml:space="preserve"/>
-            </w:r>
-          </w:p>
-          <w:p>
-            <w:pPr>
-              <w:jc w:val="both"/>
-              <w:rPr>
-                <w:sz w:val="24"/>
-                <w:szCs w:val="24"/>
-              </w:rPr>
-            </w:pPr>
-          </w:p>
-          <w:p>
-            <w:pPr>
-              <w:jc w:val="both"/>
-              <w:rPr>
-                <w:b/>
-                <w:sz w:val="24"/>
-                <w:szCs w:val="24"/>
-                <w:u w:val="single"/>
-              </w:rPr>
-            </w:pPr>
-            <w:r>
-              <w:rPr>
-                <w:b/>
-                <w:sz w:val="24"/>
-                <w:szCs w:val="24"/>
-                <w:u w:val="single"/>
-              </w:rPr>
-              <w:t>Recomendación</w:t>
-            </w:r>
-          </w:p>
-          <w:p>
-            <w:pPr>
-              <w:jc w:val="both"/>
-              <w:rPr>
-                <w:sz w:val="24"/>
-                <w:szCs w:val="24"/>
-              </w:rPr>
-            </w:pPr>
-            <w:r>
-              <w:rPr>
-                <w:sz w:val="24"/>
-                <w:szCs w:val="24"/>
-              </w:rPr>
-              <w:t xml:space="preserve">Recomendamos al Alcalde Municipal instruir al Contador que todas las transacciones del municipio se contabilicen de acuerdo con el presupuesto aprobado, conforme a las NBSCI.</w:t>
-            </w:r>
-            <w:r>
-              <w:rPr>
-                <w:sz w:val="24"/>
-                <w:szCs w:val="24"/>
-              </w:rPr>
-              <w:t xml:space="preserve"/>
-            </w:r>
-          </w:p>
-          <w:p>
-            <w:pPr>
-              <w:jc w:val="both"/>
-              <w:rPr>
-                <w:b/>
-                <w:u w:val="single"/>
-              </w:rPr>
-            </w:pPr>
-          </w:p>
-          <w:p>
-            <w:pPr>
-              <w:pStyle w:val="Prrafodelista"/>
-              <w:numPr>
-                <w:ilvl w:val="0"/>
-                <w:numId w:val="1"/>
-              </w:numPr>
-              <w:jc w:val="both"/>
-              <w:rPr>
-                <w:b/>
-                <w:sz w:val="24"/>
-                <w:szCs w:val="24"/>
-                <w:u w:val="single"/>
-              </w:rPr>
-            </w:pPr>
-            <w:r>
-              <w:rPr>
-                <w:b/>
-                <w:sz w:val="24"/>
-                <w:szCs w:val="24"/>
-                <w:u w:val="single"/>
-              </w:rPr>
-              <w:t xml:space="preserve">Disponibilidad de información financiera periódica</w:t>
-            </w:r>
-            <w:r>
-              <w:rPr>
-                <w:b/>
-                <w:sz w:val="24"/>
-                <w:szCs w:val="24"/>
-                <w:u w:val="single"/>
-              </w:rPr>
-              <w:t xml:space="preserve"> 19</w:t>
-            </w:r>
-          </w:p>
-          <w:p>
-            <w:pPr>
-              <w:jc w:val="both"/>
-              <w:rPr>
-                <w:sz w:val="24"/>
-                <w:szCs w:val="24"/>
-                <w:u w:val="single"/>
-              </w:rPr>
-            </w:pPr>
-          </w:p>
-          <w:p>
-            <w:pPr>
-              <w:jc w:val="both"/>
-              <w:rPr>
-                <w:b/>
-                <w:sz w:val="24"/>
-                <w:szCs w:val="24"/>
-                <w:u w:val="single"/>
-              </w:rPr>
-            </w:pPr>
-            <w:r>
-              <w:rPr>
-                <w:b/>
-                <w:sz w:val="24"/>
-                <w:szCs w:val="24"/>
-                <w:u w:val="single"/>
-              </w:rPr>
-              <w:t>Condición</w:t>
-            </w:r>
-          </w:p>
-          <w:p>
-            <w:pPr>
-              <w:jc w:val="both"/>
-              <w:rPr>
-                <w:sz w:val="24"/>
-                <w:szCs w:val="24"/>
-              </w:rPr>
-            </w:pPr>
-            <w:r>
-              <w:rPr>
-                <w:sz w:val="24"/>
-                <w:szCs w:val="24"/>
-              </w:rPr>
-              <w:t xml:space="preserve">En el transcurso de la auditoría se constató que el Gobierno Autónomo Municipal Valles no genera información financiera de sus operaciones con periodicidad diaria y/o semanal.</w:t>
-            </w:r>
-            <w:r>
-              <w:rPr>
-                <w:sz w:val="24"/>
-                <w:szCs w:val="24"/>
-              </w:rPr>
-              <w:t/>
-            </w:r>
-            <w:r>
-              <w:rPr>
-                <w:sz w:val="24"/>
-                <w:szCs w:val="24"/>
-              </w:rPr>
-              <w:t xml:space="preserve"/>
-            </w:r>
-            <w:r>
-              <w:rPr>
-                <w:sz w:val="24"/>
-                <w:szCs w:val="24"/>
-              </w:rPr>
-              <w:t xml:space="preserve"/>
-            </w:r>
-            <w:r>
-              <w:rPr>
-                <w:sz w:val="24"/>
-                <w:szCs w:val="24"/>
-              </w:rPr>
-              <w:t xml:space="preserve"/>
-            </w:r>
-            <w:r>
-              <w:rPr>
-                <w:sz w:val="24"/>
-                <w:szCs w:val="24"/>
-              </w:rPr>
-              <w:t xml:space="preserve"/>
-            </w:r>
-            <w:r>
-              <w:rPr>
-                <w:sz w:val="24"/>
-                <w:szCs w:val="24"/>
-              </w:rPr>
-              <w:t/>
-            </w:r>
-          </w:p>
-          <w:p>
-            <w:pPr>
-              <w:jc w:val="both"/>
-              <w:rPr>
-                <w:sz w:val="24"/>
-                <w:szCs w:val="24"/>
-              </w:rPr>
-            </w:pPr>
-          </w:p>
-          <w:p>
-            <w:pPr>
-              <w:autoSpaceDE w:val="0"/>
-              <w:autoSpaceDN w:val="0"/>
-              <w:adjustRightInd w:val="0"/>
-              <w:jc w:val="both"/>
-              <w:rPr>
-                <w:b/>
-                <w:sz w:val="24"/>
-                <w:szCs w:val="24"/>
-                <w:u w:val="single"/>
-              </w:rPr>
-            </w:pPr>
-            <w:r>
-              <w:rPr>
-                <w:b/>
-                <w:sz w:val="24"/>
-                <w:szCs w:val="24"/>
-                <w:u w:val="single"/>
-              </w:rPr>
-              <w:t>Criterio</w:t>
-            </w:r>
-          </w:p>
-          <w:p>
-            <w:pPr>
-              <w:autoSpaceDE w:val="0"/>
-              <w:autoSpaceDN w:val="0"/>
-              <w:adjustRightInd w:val="0"/>
-              <w:jc w:val="both"/>
-              <w:rPr>
-                <w:sz w:val="24"/>
-                <w:szCs w:val="24"/>
-              </w:rPr>
-            </w:pPr>
-            <w:r>
-              <w:rPr>
-                <w:sz w:val="24"/>
-                <w:szCs w:val="24"/>
-              </w:rPr>
-              <w:t xml:space="preserve">La Guía de los Principios, Normas Generales y Básicas de Control Interno Gubernamental aprobada mediante Resolución CGR-1-173/2002, en el punto </w:t>
-            </w:r>
-            <w:r>
-              <w:rPr>
-                <w:rFonts w:cs="Times New Roman"/>
-                <w:b/>
-                <w:bCs/>
-                <w:iCs/>
-                <w:sz w:val="24"/>
-                <w:szCs w:val="24"/>
-                <w:lang w:val="es-BO"/>
-              </w:rPr>
-              <w:t>4.1.1. Rol del sistema de información en el proceso de control interno</w:t>
-            </w:r>
-            <w:r>
-              <w:rPr>
-                <w:sz w:val="24"/>
-                <w:szCs w:val="24"/>
-              </w:rPr>
-              <w:t xml:space="preserve">, dispone: </w:t>
-            </w:r>
-            <w:r>
-              <w:rPr>
-                <w:sz w:val="24"/>
-                <w:szCs w:val="24"/>
-              </w:rPr>
-              <w:t>“</w:t>
-            </w:r>
-            <w:r>
-              <w:rPr>
-                <w:sz w:val="24"/>
-                <w:szCs w:val="24"/>
-              </w:rPr>
-              <w:t>La entidad debe implantar un sistema de información que genere los reportes correspondientes para la satisfacción de las necesidades de información operacional, financiera y de cumplimiento haciendo posible su conducción y control</w:t>
-            </w:r>
-            <w:r>
-              <w:rPr>
-                <w:sz w:val="24"/>
-                <w:szCs w:val="24"/>
-              </w:rPr>
-              <w:t>”</w:t>
-            </w:r>
-            <w:r>
-              <w:rPr>
-                <w:sz w:val="24"/>
-                <w:szCs w:val="24"/>
-              </w:rPr>
-              <w:t>.</w:t>
-            </w:r>
-          </w:p>
-          <w:p>
-            <w:pPr>
-              <w:jc w:val="both"/>
-              <w:rPr>
-                <w:b/>
-                <w:sz w:val="24"/>
-                <w:szCs w:val="24"/>
-              </w:rPr>
-            </w:pPr>
-            <w:r>
-              <w:rPr>
-                <w:b/>
-                <w:sz w:val="24"/>
-                <w:szCs w:val="24"/>
-                <w:u w:val="single"/>
-              </w:rPr>
-              <w:t>Causa</w:t>
-            </w:r>
-          </w:p>
-          <w:p>
-            <w:pPr>
-              <w:jc w:val="both"/>
-              <w:rPr>
-                <w:sz w:val="24"/>
-                <w:szCs w:val="24"/>
-              </w:rPr>
-            </w:pPr>
-            <w:r>
-              <w:rPr>
-                <w:sz w:val="24"/>
-                <w:szCs w:val="24"/>
-              </w:rPr>
-              <w:t xml:space="preserve">Esta deficiencia obedece a la ausencia de control del Contador sobre la información financiera.</w:t>
-            </w:r>
-            <w:r>
-              <w:rPr>
-                <w:sz w:val="24"/>
-                <w:szCs w:val="24"/>
-              </w:rPr>
-              <w:t xml:space="preserve"/>
-            </w:r>
-            <w:r>
-              <w:rPr>
-                <w:sz w:val="24"/>
-                <w:szCs w:val="24"/>
-              </w:rPr>
-              <w:t/>
-            </w:r>
-            <w:r>
-              <w:rPr>
-                <w:sz w:val="24"/>
-                <w:szCs w:val="24"/>
-              </w:rPr>
-              <w:t/>
-            </w:r>
-          </w:p>
-          <w:p>
-            <w:pPr>
-              <w:jc w:val="both"/>
-              <w:rPr>
-                <w:b/>
-                <w:sz w:val="24"/>
-                <w:szCs w:val="24"/>
-                <w:u w:val="single"/>
-              </w:rPr>
-            </w:pPr>
-          </w:p>
-          <w:p>
-            <w:pPr>
-              <w:jc w:val="both"/>
-              <w:rPr>
-                <w:b/>
-                <w:sz w:val="24"/>
-                <w:szCs w:val="24"/>
-                <w:u w:val="single"/>
-              </w:rPr>
-            </w:pPr>
-            <w:r>
-              <w:rPr>
-                <w:b/>
-                <w:sz w:val="24"/>
-                <w:szCs w:val="24"/>
-                <w:u w:val="single"/>
-              </w:rPr>
-              <w:t>Efecto</w:t>
-            </w:r>
-          </w:p>
-          <w:p>
-            <w:pPr>
-              <w:jc w:val="both"/>
-              <w:rPr>
-                <w:sz w:val="24"/>
-                <w:szCs w:val="24"/>
-              </w:rPr>
-            </w:pPr>
-            <w:r>
-              <w:rPr>
-                <w:sz w:val="24"/>
-                <w:szCs w:val="24"/>
-              </w:rPr>
-              <w:t xml:space="preserve">Lo expuesto puede ocasionar que la entidad no disponga de información confiable con frecuencia diaria y/o semanal.</w:t>
-            </w:r>
-            <w:r>
-              <w:rPr>
-                <w:sz w:val="24"/>
-                <w:szCs w:val="24"/>
-              </w:rPr>
-              <w:t xml:space="preserve"/>
-            </w:r>
-            <w:r>
-              <w:rPr>
-                <w:sz w:val="24"/>
-                <w:szCs w:val="24"/>
-              </w:rPr>
-              <w:t xml:space="preserve"/>
-            </w:r>
-            <w:r>
-              <w:rPr>
-                <w:sz w:val="24"/>
-                <w:szCs w:val="24"/>
-              </w:rPr>
-              <w:t xml:space="preserve"/>
-            </w:r>
-          </w:p>
-          <w:p>
-            <w:pPr>
-              <w:jc w:val="both"/>
-              <w:rPr>
-                <w:sz w:val="24"/>
-                <w:szCs w:val="24"/>
-              </w:rPr>
-            </w:pPr>
-          </w:p>
-          <w:p>
-            <w:pPr>
-              <w:jc w:val="both"/>
-              <w:rPr>
-                <w:b/>
-                <w:sz w:val="24"/>
-                <w:szCs w:val="24"/>
-                <w:u w:val="single"/>
-              </w:rPr>
-            </w:pPr>
-            <w:r>
-              <w:rPr>
-                <w:b/>
-                <w:sz w:val="24"/>
-                <w:szCs w:val="24"/>
-                <w:u w:val="single"/>
-              </w:rPr>
-              <w:t>Recomendación</w:t>
-            </w:r>
-          </w:p>
-          <w:p>
-            <w:pPr>
-              <w:jc w:val="both"/>
-              <w:rPr>
-                <w:sz w:val="24"/>
-                <w:szCs w:val="24"/>
-              </w:rPr>
-            </w:pPr>
-            <w:r>
-              <w:rPr>
-                <w:sz w:val="24"/>
-                <w:szCs w:val="24"/>
-              </w:rPr>
-              <w:t xml:space="preserve">Recomendamos al Alcalde Municipal instruir al Contador del municipio que adopte las acciones necesarias para que la información financiera íntegra de las operaciones de la entidad esté disponible en cualquier momento, con periodicidad diaria y semanal.</w:t>
-            </w:r>
-            <w:r>
-              <w:rPr>
-                <w:sz w:val="24"/>
-                <w:szCs w:val="24"/>
-              </w:rPr>
-              <w:t/>
-            </w:r>
-            <w:r>
-              <w:rPr>
-                <w:sz w:val="24"/>
-                <w:szCs w:val="24"/>
-              </w:rPr>
-              <w:t xml:space="preserve"/>
-            </w:r>
-            <w:r>
-              <w:rPr>
-                <w:sz w:val="24"/>
-                <w:szCs w:val="24"/>
-              </w:rPr>
-              <w:t xml:space="preserve"/>
-            </w:r>
-            <w:r>
-              <w:rPr>
-                <w:sz w:val="24"/>
-                <w:szCs w:val="24"/>
-              </w:rPr>
-              <w:t/>
-            </w:r>
-            <w:r>
-              <w:rPr>
-                <w:sz w:val="24"/>
-                <w:szCs w:val="24"/>
-              </w:rPr>
-              <w:t xml:space="preserve"/>
-            </w:r>
-          </w:p>
-          <w:p>
-            <w:pPr>
-              <w:jc w:val="both"/>
-              <w:rPr>
-                <w:sz w:val="24"/>
-                <w:szCs w:val="24"/>
-              </w:rPr>
-            </w:pPr>
-            <w:r>
-              <w:rPr>
-                <w:sz w:val="24"/>
-                <w:szCs w:val="24"/>
-              </w:rPr>
-              <w:t xml:space="preserve"> </w:t>
-            </w:r>
-          </w:p>
-          <w:p>
-            <w:pPr>
-              <w:pStyle w:val="Prrafodelista"/>
-              <w:numPr>
-                <w:ilvl w:val="0"/>
-                <w:numId w:val="1"/>
-              </w:numPr>
-              <w:jc w:val="both"/>
-              <w:rPr>
-                <w:b/>
-                <w:sz w:val="24"/>
-                <w:szCs w:val="24"/>
-                <w:u w:val="single"/>
-              </w:rPr>
-            </w:pPr>
-            <w:r>
-              <w:rPr>
-                <w:b/>
-                <w:sz w:val="24"/>
-                <w:szCs w:val="24"/>
-                <w:u w:val="single"/>
-              </w:rPr>
-              <w:t xml:space="preserve">Uso de la información financiera en la toma de decisiones</w:t>
-            </w:r>
-            <w:r>
-              <w:rPr>
-                <w:b/>
-                <w:sz w:val="24"/>
-                <w:szCs w:val="24"/>
-                <w:u w:val="single"/>
-              </w:rPr>
-              <w:t/>
-            </w:r>
-          </w:p>
-          <w:p>
-            <w:pPr>
-              <w:jc w:val="both"/>
-              <w:rPr>
-                <w:sz w:val="24"/>
-                <w:szCs w:val="24"/>
-                <w:u w:val="single"/>
-              </w:rPr>
-            </w:pPr>
-          </w:p>
-          <w:p>
-            <w:pPr>
-              <w:jc w:val="both"/>
-              <w:rPr>
-                <w:b/>
-                <w:sz w:val="24"/>
-                <w:szCs w:val="24"/>
-                <w:u w:val="single"/>
-              </w:rPr>
-            </w:pPr>
-            <w:r>
-              <w:rPr>
-                <w:b/>
-                <w:sz w:val="24"/>
-                <w:szCs w:val="24"/>
-                <w:u w:val="single"/>
-              </w:rPr>
-              <w:t>Condición</w:t>
-            </w:r>
-          </w:p>
-          <w:p>
-            <w:pPr>
-              <w:jc w:val="both"/>
-              <w:rPr>
-                <w:sz w:val="24"/>
-                <w:szCs w:val="24"/>
-              </w:rPr>
-            </w:pPr>
-            <w:r>
-              <w:rPr>
-                <w:sz w:val="24"/>
-                <w:szCs w:val="24"/>
-              </w:rPr>
-              <w:t xml:space="preserve">En el transcurso de la auditoría se constató que los ejecutivos del Gobierno Autónomo Municipal Valles no solicitan información financiera como base para la toma de decisiones.</w:t>
-            </w:r>
-            <w:r>
-              <w:rPr>
-                <w:sz w:val="24"/>
-                <w:szCs w:val="24"/>
-              </w:rPr>
-              <w:t/>
-            </w:r>
-            <w:r>
-              <w:rPr>
-                <w:sz w:val="24"/>
-                <w:szCs w:val="24"/>
-              </w:rPr>
-              <w:t xml:space="preserve"/>
-            </w:r>
-            <w:r>
-              <w:rPr>
-                <w:sz w:val="24"/>
-                <w:szCs w:val="24"/>
-              </w:rPr>
-              <w:t xml:space="preserve"/>
-            </w:r>
-            <w:r>
-              <w:rPr>
-                <w:sz w:val="24"/>
-                <w:szCs w:val="24"/>
-              </w:rPr>
-              <w:lastRenderedPageBreak/>
-              <w:t/>
-            </w:r>
-            <w:r>
-              <w:rPr>
-                <w:sz w:val="24"/>
-                <w:szCs w:val="24"/>
-              </w:rPr>
-              <w:t xml:space="preserve"/>
-            </w:r>
-            <w:r>
-              <w:rPr>
-                <w:sz w:val="24"/>
-                <w:szCs w:val="24"/>
-              </w:rPr>
-              <w:t/>
-            </w:r>
-          </w:p>
-          <w:p>
-            <w:pPr>
-              <w:jc w:val="both"/>
-              <w:rPr>
-                <w:sz w:val="24"/>
-                <w:szCs w:val="24"/>
-              </w:rPr>
-            </w:pPr>
-          </w:p>
-          <w:p>
-            <w:pPr>
-              <w:autoSpaceDE w:val="0"/>
-              <w:autoSpaceDN w:val="0"/>
-              <w:adjustRightInd w:val="0"/>
-              <w:jc w:val="both"/>
-              <w:rPr>
-                <w:b/>
-                <w:sz w:val="24"/>
-                <w:szCs w:val="24"/>
-                <w:u w:val="single"/>
-              </w:rPr>
-            </w:pPr>
-            <w:r>
-              <w:rPr>
-                <w:b/>
-                <w:sz w:val="24"/>
-                <w:szCs w:val="24"/>
-                <w:u w:val="single"/>
-              </w:rPr>
-              <w:t>Criterio</w:t>
-            </w:r>
-          </w:p>
-          <w:p>
-            <w:pPr>
-              <w:autoSpaceDE w:val="0"/>
-              <w:autoSpaceDN w:val="0"/>
-              <w:adjustRightInd w:val="0"/>
-              <w:jc w:val="both"/>
-              <w:rPr>
-                <w:sz w:val="24"/>
-                <w:szCs w:val="24"/>
-              </w:rPr>
-            </w:pPr>
-            <w:r>
-              <w:rPr>
-                <w:sz w:val="24"/>
-                <w:szCs w:val="24"/>
-              </w:rPr>
-              <w:t xml:space="preserve">La Guía de los Principios, Normas Generales y Básicas de Control Interno Gubernamental aprobada mediante Resolución CGR-1-173/2002, en el punto </w:t>
-            </w:r>
-            <w:r>
-              <w:rPr>
-                <w:rFonts w:cs="Times New Roman"/>
-                <w:b/>
-                <w:bCs/>
-                <w:iCs/>
-                <w:sz w:val="24"/>
-                <w:szCs w:val="24"/>
-                <w:lang w:val="es-BO"/>
-              </w:rPr>
-              <w:t>4.1.1. Rol del sistema de información en el proceso de control interno</w:t>
-            </w:r>
-            <w:r>
-              <w:rPr>
-                <w:sz w:val="24"/>
-                <w:szCs w:val="24"/>
-              </w:rPr>
-              <w:t xml:space="preserve">, dispone: </w:t>
-            </w:r>
-            <w:r>
-              <w:rPr>
-                <w:sz w:val="24"/>
-                <w:szCs w:val="24"/>
-              </w:rPr>
-              <w:t>“</w:t>
-            </w:r>
-            <w:r>
-              <w:rPr>
-                <w:sz w:val="24"/>
-                <w:szCs w:val="24"/>
-              </w:rPr>
-              <w:t>La información es indispensable para desarrollar las actividades de control y</w:t>
-            </w:r>
-            <w:r>
-              <w:rPr>
-                <w:sz w:val="24"/>
-                <w:szCs w:val="24"/>
-              </w:rPr>
-              <w:t xml:space="preserve"> </w:t>
-            </w:r>
-            <w:r>
-              <w:rPr>
-                <w:sz w:val="24"/>
-                <w:szCs w:val="24"/>
-              </w:rPr>
-              <w:t>poder evaluar el resultado de las operaciones. Asimismo, es la herramienta</w:t>
-            </w:r>
-            <w:r>
-              <w:rPr>
-                <w:sz w:val="24"/>
-                <w:szCs w:val="24"/>
-              </w:rPr>
-              <w:t xml:space="preserve"> </w:t>
-            </w:r>
-            <w:r>
-              <w:rPr>
-                <w:sz w:val="24"/>
-                <w:szCs w:val="24"/>
-              </w:rPr>
-              <w:t>principal para la toma de decisiones en el proceso de gestión respecto a la</w:t>
-            </w:r>
-            <w:r>
-              <w:rPr>
-                <w:sz w:val="24"/>
-                <w:szCs w:val="24"/>
-              </w:rPr>
-              <w:t xml:space="preserve"> </w:t>
-            </w:r>
-            <w:r>
-              <w:rPr>
-                <w:sz w:val="24"/>
-                <w:szCs w:val="24"/>
-              </w:rPr>
-              <w:t>obtención, uso y aplicación de los recursos. Para todo ello, es necesario que la</w:t>
-            </w:r>
-            <w:r>
-              <w:rPr>
-                <w:sz w:val="24"/>
-                <w:szCs w:val="24"/>
-              </w:rPr>
-              <w:t xml:space="preserve"> </w:t>
-            </w:r>
-            <w:r>
-              <w:rPr>
-                <w:sz w:val="24"/>
-                <w:szCs w:val="24"/>
-              </w:rPr>
-              <w:t>información presente niveles adecuados de calidad en cuanto a su confiabilidad,</w:t>
-            </w:r>
-            <w:r>
-              <w:rPr>
-                <w:sz w:val="24"/>
-                <w:szCs w:val="24"/>
-              </w:rPr>
-              <w:t xml:space="preserve"> </w:t>
-            </w:r>
-            <w:r>
-              <w:rPr>
-                <w:sz w:val="24"/>
-                <w:szCs w:val="24"/>
-              </w:rPr>
-              <w:t>relevancia y oportunidad</w:t>
-            </w:r>
-            <w:r>
-              <w:rPr>
-                <w:sz w:val="24"/>
-                <w:szCs w:val="24"/>
-              </w:rPr>
-              <w:t>”</w:t>
-            </w:r>
-            <w:r>
-              <w:rPr>
-                <w:sz w:val="24"/>
-                <w:szCs w:val="24"/>
-              </w:rPr>
-              <w:t>.</w:t>
-            </w:r>
-          </w:p>
-          <w:p>
-            <w:pPr>
-              <w:jc w:val="both"/>
-              <w:rPr>
-                <w:b/>
-                <w:sz w:val="24"/>
-                <w:szCs w:val="24"/>
-                <w:u w:val="single"/>
-              </w:rPr>
-            </w:pPr>
-          </w:p>
-          <w:p>
-            <w:pPr>
-              <w:jc w:val="both"/>
-              <w:rPr>
-                <w:b/>
-                <w:sz w:val="24"/>
-                <w:szCs w:val="24"/>
-              </w:rPr>
-            </w:pPr>
-            <w:r>
-              <w:rPr>
-                <w:b/>
-                <w:sz w:val="24"/>
-                <w:szCs w:val="24"/>
-                <w:u w:val="single"/>
-              </w:rPr>
-              <w:t>Causa</w:t>
-            </w:r>
-          </w:p>
-          <w:p>
-            <w:pPr>
-              <w:jc w:val="both"/>
-              <w:rPr>
-                <w:sz w:val="24"/>
-                <w:szCs w:val="24"/>
-              </w:rPr>
-            </w:pPr>
-            <w:r>
-              <w:rPr>
-                <w:sz w:val="24"/>
-                <w:szCs w:val="24"/>
-              </w:rPr>
-              <w:t xml:space="preserve">Esta deficiencia obedece a la ausencia de control de los ejecutivos de la entidad respecto a la información financiera.</w:t>
-            </w:r>
-            <w:r>
-              <w:rPr>
-                <w:sz w:val="24"/>
-                <w:szCs w:val="24"/>
-              </w:rPr>
-              <w:t xml:space="preserve"/>
-            </w:r>
-            <w:r>
-              <w:rPr>
-                <w:sz w:val="24"/>
-                <w:szCs w:val="24"/>
-              </w:rPr>
-              <w:t xml:space="preserve"/>
-            </w:r>
-            <w:r>
-              <w:rPr>
-                <w:sz w:val="24"/>
-                <w:szCs w:val="24"/>
-              </w:rPr>
-              <w:t xml:space="preserve"/>
-            </w:r>
-            <w:r>
-              <w:rPr>
-                <w:sz w:val="24"/>
-                <w:szCs w:val="24"/>
-              </w:rPr>
-              <w:t/>
-            </w:r>
-          </w:p>
-          <w:p>
-            <w:pPr>
-              <w:jc w:val="both"/>
-              <w:rPr>
-                <w:b/>
-                <w:sz w:val="24"/>
-                <w:szCs w:val="24"/>
-                <w:u w:val="single"/>
-              </w:rPr>
-            </w:pPr>
-          </w:p>
-          <w:p>
-            <w:pPr>
-              <w:jc w:val="both"/>
-              <w:rPr>
-                <w:b/>
-                <w:sz w:val="24"/>
-                <w:szCs w:val="24"/>
-                <w:u w:val="single"/>
-              </w:rPr>
-            </w:pPr>
-            <w:r>
-              <w:rPr>
-                <w:b/>
-                <w:sz w:val="24"/>
-                <w:szCs w:val="24"/>
-                <w:u w:val="single"/>
-              </w:rPr>
-              <w:t>Efecto</w:t>
-            </w:r>
-          </w:p>
-          <w:p>
-            <w:pPr>
-              <w:jc w:val="both"/>
-              <w:rPr>
-                <w:sz w:val="24"/>
-                <w:szCs w:val="24"/>
-              </w:rPr>
-            </w:pPr>
-            <w:r>
-              <w:rPr>
-                <w:sz w:val="24"/>
-                <w:szCs w:val="24"/>
-              </w:rPr>
-              <w:t xml:space="preserve">Lo expuesto puede ocasionar que las decisiones adoptadas carezcan de oportunidad y confiabilidad.</w:t>
-            </w:r>
-            <w:r>
-              <w:rPr>
-                <w:sz w:val="24"/>
-                <w:szCs w:val="24"/>
-              </w:rPr>
-              <w:t/>
-            </w:r>
-            <w:r>
-              <w:rPr>
-                <w:sz w:val="24"/>
-                <w:szCs w:val="24"/>
-              </w:rPr>
-              <w:t xml:space="preserve"/>
-            </w:r>
-          </w:p>
-          <w:p>
-            <w:pPr>
-              <w:jc w:val="both"/>
-              <w:rPr>
-                <w:sz w:val="24"/>
-                <w:szCs w:val="24"/>
-              </w:rPr>
-            </w:pPr>
-          </w:p>
-          <w:p>
-            <w:pPr>
-              <w:jc w:val="both"/>
-              <w:rPr>
-                <w:b/>
-                <w:sz w:val="24"/>
-                <w:szCs w:val="24"/>
-                <w:u w:val="single"/>
-              </w:rPr>
-            </w:pPr>
-            <w:r>
-              <w:rPr>
-                <w:b/>
-                <w:sz w:val="24"/>
-                <w:szCs w:val="24"/>
-                <w:u w:val="single"/>
-              </w:rPr>
-              <w:t>Recomendación</w:t>
-            </w:r>
-          </w:p>
-          <w:p>
-            <w:pPr>
-              <w:jc w:val="both"/>
-              <w:rPr>
-                <w:sz w:val="24"/>
-                <w:szCs w:val="24"/>
-              </w:rPr>
-            </w:pPr>
-            <w:r>
-              <w:rPr>
-                <w:sz w:val="24"/>
-                <w:szCs w:val="24"/>
-              </w:rPr>
-              <w:t xml:space="preserve">Recomendamos al Alcalde Municipal instruir a los ejecutivos de la entidad que implementen acciones para que sus decisiones se sustenten en la información financiera del Gobierno Autónomo Municipal Valles.</w:t>
-            </w:r>
-            <w:r>
-              <w:rPr>
-                <w:sz w:val="24"/>
-                <w:szCs w:val="24"/>
-              </w:rPr>
-              <w:t xml:space="preserve"/>
-            </w:r>
-            <w:r>
-              <w:rPr>
-                <w:sz w:val="24"/>
-                <w:szCs w:val="24"/>
-              </w:rPr>
-              <w:t/>
-            </w:r>
-            <w:r>
-              <w:rPr>
-                <w:sz w:val="24"/>
-                <w:szCs w:val="24"/>
-              </w:rPr>
-              <w:t xml:space="preserve"/>
-            </w:r>
-            <w:r>
-              <w:rPr>
-                <w:sz w:val="24"/>
-                <w:szCs w:val="24"/>
-              </w:rPr>
-              <w:t/>
-            </w:r>
-            <w:r>
-              <w:rPr>
-                <w:sz w:val="24"/>
-                <w:szCs w:val="24"/>
-              </w:rPr>
-              <w:t xml:space="preserve"/>
-            </w:r>
-            <w:r>
-              <w:rPr>
-                <w:sz w:val="24"/>
-                <w:szCs w:val="24"/>
-              </w:rPr>
-              <w:t xml:space="preserve"/>
-            </w:r>
-            <w:r>
-              <w:rPr>
-                <w:sz w:val="24"/>
-                <w:szCs w:val="24"/>
-              </w:rPr>
-              <w:t/>
-            </w:r>
-            <w:r>
-              <w:rPr>
-                <w:sz w:val="24"/>
-                <w:szCs w:val="24"/>
-              </w:rPr>
-              <w:t/>
-            </w:r>
-          </w:p>
-          <w:p>
-            <w:pPr>
-              <w:jc w:val="both"/>
-              <w:rPr>
-                <w:sz w:val="24"/>
-                <w:szCs w:val="24"/>
-              </w:rPr>
-            </w:pPr>
-          </w:p>
-          <w:p>
-            <w:pPr>
-              <w:pStyle w:val="Prrafodelista"/>
-              <w:numPr>
-                <w:ilvl w:val="0"/>
-                <w:numId w:val="1"/>
-              </w:numPr>
-              <w:jc w:val="both"/>
-              <w:rPr>
-                <w:b/>
-                <w:sz w:val="24"/>
-                <w:szCs w:val="24"/>
-                <w:u w:val="single"/>
-              </w:rPr>
-            </w:pPr>
-            <w:r>
-              <w:rPr>
-                <w:b/>
-                <w:sz w:val="24"/>
-                <w:szCs w:val="24"/>
-                <w:u w:val="single"/>
-              </w:rPr>
-              <w:t xml:space="preserve">Supervisión del uso del combustible</w:t>
-            </w:r>
-            <w:r>
-              <w:rPr>
-                <w:b/>
-                <w:sz w:val="24"/>
-                <w:szCs w:val="24"/>
-                <w:u w:val="single"/>
-              </w:rPr>
-              <w:t xml:space="preserve"> 21</w:t>
-            </w:r>
-          </w:p>
-          <w:p>
-            <w:pPr>
-              <w:jc w:val="both"/>
-              <w:rPr>
-                <w:sz w:val="24"/>
-                <w:szCs w:val="24"/>
-                <w:u w:val="single"/>
-              </w:rPr>
-            </w:pPr>
-          </w:p>
-          <w:p>
-            <w:pPr>
-              <w:jc w:val="both"/>
-              <w:rPr>
-                <w:b/>
-                <w:sz w:val="24"/>
-                <w:szCs w:val="24"/>
-                <w:u w:val="single"/>
-              </w:rPr>
-            </w:pPr>
-            <w:r>
-              <w:rPr>
-                <w:b/>
-                <w:sz w:val="24"/>
-                <w:szCs w:val="24"/>
-                <w:u w:val="single"/>
-              </w:rPr>
-              <w:t>Condición</w:t>
-            </w:r>
-          </w:p>
-          <w:p>
-            <w:pPr>
-              <w:jc w:val="both"/>
-              <w:rPr>
-                <w:sz w:val="24"/>
-                <w:szCs w:val="24"/>
-              </w:rPr>
-            </w:pPr>
-            <w:r>
-              <w:rPr>
-                <w:sz w:val="24"/>
-                <w:szCs w:val="24"/>
-              </w:rPr>
-              <w:t xml:space="preserve">En el transcurso de la auditoría se constató que los ejecutivos del Gobierno Autónomo Municipal Valles no supervisan el uso del combustible adquirido por la municipalidad.</w:t>
-            </w:r>
-            <w:r>
-              <w:rPr>
-                <w:sz w:val="24"/>
-                <w:szCs w:val="24"/>
-              </w:rPr>
-              <w:t/>
-            </w:r>
-            <w:r>
-              <w:rPr>
-                <w:sz w:val="24"/>
-                <w:szCs w:val="24"/>
-              </w:rPr>
-              <w:t/>
-            </w:r>
-          </w:p>
-          <w:p>
-            <w:pPr>
-              <w:jc w:val="both"/>
-              <w:rPr>
-                <w:sz w:val="24"/>
-                <w:szCs w:val="24"/>
-              </w:rPr>
-            </w:pPr>
-          </w:p>
-          <w:p>
-            <w:pPr>
-              <w:autoSpaceDE w:val="0"/>
-              <w:autoSpaceDN w:val="0"/>
-              <w:adjustRightInd w:val="0"/>
-              <w:jc w:val="both"/>
-              <w:rPr>
-                <w:b/>
-                <w:sz w:val="24"/>
-                <w:szCs w:val="24"/>
-                <w:u w:val="single"/>
-              </w:rPr>
-            </w:pPr>
-            <w:r>
-              <w:rPr>
-                <w:b/>
-                <w:sz w:val="24"/>
-                <w:szCs w:val="24"/>
-                <w:u w:val="single"/>
-              </w:rPr>
-              <w:t>Criterio</w:t>
-            </w:r>
-          </w:p>
-          <w:p>
-            <w:pPr>
-              <w:autoSpaceDE w:val="0"/>
-              <w:autoSpaceDN w:val="0"/>
-              <w:adjustRightInd w:val="0"/>
-              <w:jc w:val="both"/>
-              <w:rPr>
-                <w:sz w:val="24"/>
-                <w:szCs w:val="24"/>
-              </w:rPr>
-            </w:pPr>
-            <w:r>
-              <w:rPr>
-                <w:sz w:val="24"/>
-                <w:szCs w:val="24"/>
-              </w:rPr>
-              <w:t xml:space="preserve">La Guía de los Principios, Normas Generales y Básicas de Control Interno Gubernamental aprobada mediante Resolución CGR-1-173/2002, en el punto </w:t>
-            </w:r>
-            <w:r>
-              <w:rPr>
-                <w:b/>
-                <w:sz w:val="24"/>
-                <w:szCs w:val="24"/>
-              </w:rPr>
-              <w:t>5</w:t>
-            </w:r>
-            <w:r>
-              <w:rPr>
-                <w:rFonts w:cs="Times New Roman"/>
-                <w:b/>
-                <w:bCs/>
-                <w:iCs/>
-                <w:sz w:val="24"/>
-                <w:szCs w:val="24"/>
-                <w:lang w:val="es-BO"/>
-              </w:rPr>
-              <w:t xml:space="preserve">.1.1. </w:t>
-            </w:r>
-            <w:r>
-              <w:rPr>
-                <w:rFonts w:cs="Times New Roman"/>
-                <w:b/>
-                <w:bCs/>
-                <w:i/>
-                <w:iCs/>
-                <w:sz w:val="24"/>
-                <w:szCs w:val="24"/>
-                <w:lang w:val="es-BO"/>
-              </w:rPr>
-              <w:t>Implicancias de la supervisión en el proceso de control interno</w:t>
-            </w:r>
-            <w:r>
-              <w:rPr>
-                <w:sz w:val="24"/>
-                <w:szCs w:val="24"/>
-              </w:rPr>
-              <w:t xml:space="preserve">, dispone: </w:t>
-            </w:r>
-            <w:r>
-              <w:rPr>
-                <w:sz w:val="24"/>
-                <w:szCs w:val="24"/>
-              </w:rPr>
-              <w:t>“</w:t>
-            </w:r>
-            <w:r>
-              <w:rPr>
-                <w:sz w:val="24"/>
-                <w:szCs w:val="24"/>
-              </w:rPr>
-              <w:t>La supervisión en el proceso de control interno es necesaria para asegurar que</w:t>
-            </w:r>
-            <w:r>
-              <w:rPr>
-                <w:sz w:val="24"/>
-                <w:szCs w:val="24"/>
-              </w:rPr>
-              <w:t xml:space="preserve"> </w:t>
-            </w:r>
-            <w:r>
-              <w:rPr>
-                <w:sz w:val="24"/>
-                <w:szCs w:val="24"/>
-              </w:rPr>
-              <w:t>éste continúa funcionando adecuadamente tal como fue diseñado bajo un nivel</w:t>
-            </w:r>
-            <w:r>
-              <w:rPr>
-                <w:sz w:val="24"/>
-                <w:szCs w:val="24"/>
-              </w:rPr>
-              <w:t xml:space="preserve"> </w:t>
-            </w:r>
-            <w:r>
-              <w:rPr>
-                <w:sz w:val="24"/>
-                <w:szCs w:val="24"/>
-              </w:rPr>
-              <w:t>de riesgos y con una estructura organizativa determinada</w:t>
-            </w:r>
-            <w:r>
-              <w:rPr>
-                <w:sz w:val="24"/>
-                <w:szCs w:val="24"/>
-              </w:rPr>
-              <w:t>”</w:t>
-            </w:r>
-            <w:r>
-              <w:rPr>
-                <w:sz w:val="24"/>
-                <w:szCs w:val="24"/>
-              </w:rPr>
-              <w:t>.</w:t>
-            </w:r>
-          </w:p>
-          <w:p>
-            <w:pPr>
-              <w:jc w:val="both"/>
-              <w:rPr>
-                <w:b/>
-                <w:sz w:val="24"/>
-                <w:szCs w:val="24"/>
-                <w:u w:val="single"/>
-              </w:rPr>
-            </w:pPr>
-          </w:p>
-          <w:p>
-            <w:pPr>
-              <w:jc w:val="both"/>
-              <w:rPr>
-                <w:b/>
-                <w:sz w:val="24"/>
-                <w:szCs w:val="24"/>
-              </w:rPr>
-            </w:pPr>
-            <w:r>
-              <w:rPr>
-                <w:b/>
-                <w:sz w:val="24"/>
-                <w:szCs w:val="24"/>
-                <w:u w:val="single"/>
-              </w:rPr>
-              <w:t>Causa</w:t>
-            </w:r>
-          </w:p>
-          <w:p>
-            <w:pPr>
-              <w:jc w:val="both"/>
-              <w:rPr>
-                <w:sz w:val="24"/>
-                <w:szCs w:val="24"/>
-              </w:rPr>
-            </w:pPr>
-            <w:r>
-              <w:rPr>
-                <w:sz w:val="24"/>
-                <w:szCs w:val="24"/>
-              </w:rPr>
-              <w:t xml:space="preserve">Esta deficiencia obedece a la ausencia de control de los ejecutivos de la entidad respecto a el uso del combustible.</w:t>
-            </w:r>
-            <w:r>
-              <w:rPr>
-                <w:sz w:val="24"/>
-                <w:szCs w:val="24"/>
-              </w:rPr>
-              <w:t xml:space="preserve"/>
-            </w:r>
-            <w:r>
-              <w:rPr>
-                <w:sz w:val="24"/>
-                <w:szCs w:val="24"/>
-              </w:rPr>
-              <w:t/>
-            </w:r>
-            <w:r>
-              <w:rPr>
-                <w:sz w:val="24"/>
-                <w:szCs w:val="24"/>
-              </w:rPr>
-              <w:t/>
-            </w:r>
-          </w:p>
-          <w:p>
-            <w:pPr>
-              <w:jc w:val="both"/>
-              <w:rPr>
-                <w:b/>
-                <w:sz w:val="24"/>
-                <w:szCs w:val="24"/>
-                <w:u w:val="single"/>
-              </w:rPr>
-            </w:pPr>
-          </w:p>
-          <w:p>
-            <w:pPr>
-              <w:jc w:val="both"/>
-              <w:rPr>
-                <w:b/>
-                <w:sz w:val="24"/>
-                <w:szCs w:val="24"/>
-                <w:u w:val="single"/>
-              </w:rPr>
-            </w:pPr>
-            <w:r>
-              <w:rPr>
-                <w:b/>
-                <w:sz w:val="24"/>
-                <w:szCs w:val="24"/>
-                <w:u w:val="single"/>
-              </w:rPr>
-              <w:t>Efecto</w:t>
-            </w:r>
-          </w:p>
-          <w:p>
-            <w:pPr>
-              <w:jc w:val="both"/>
-              <w:rPr>
-                <w:sz w:val="24"/>
-                <w:szCs w:val="24"/>
-              </w:rPr>
-            </w:pPr>
-            <w:r>
-              <w:rPr>
-                <w:sz w:val="24"/>
-                <w:szCs w:val="24"/>
-              </w:rPr>
-              <w:t xml:space="preserve">Lo expuesto puede ocasionar que la información sobre el uso del combustible no sea confiable.</w:t>
-            </w:r>
-            <w:r>
-              <w:rPr>
-                <w:sz w:val="24"/>
-                <w:szCs w:val="24"/>
-              </w:rPr>
-              <w:t/>
-            </w:r>
-            <w:r>
-              <w:rPr>
-                <w:sz w:val="24"/>
-                <w:szCs w:val="24"/>
-              </w:rPr>
-              <w:t xml:space="preserve"/>
-            </w:r>
-            <w:r>
-              <w:rPr>
-                <w:sz w:val="24"/>
-                <w:szCs w:val="24"/>
-              </w:rPr>
-              <w:t xml:space="preserve"/>
-            </w:r>
-            <w:r>
-              <w:rPr>
-                <w:sz w:val="24"/>
-                <w:szCs w:val="24"/>
-              </w:rPr>
-              <w:t xml:space="preserve"/>
-            </w:r>
-          </w:p>
-          <w:p>
-            <w:pPr>
-              <w:jc w:val="both"/>
-              <w:rPr>
-                <w:sz w:val="24"/>
-                <w:szCs w:val="24"/>
-              </w:rPr>
-            </w:pPr>
-          </w:p>
-          <w:p>
-            <w:pPr>
-              <w:jc w:val="both"/>
-              <w:rPr>
-                <w:b/>
-                <w:sz w:val="24"/>
-                <w:szCs w:val="24"/>
-                <w:u w:val="single"/>
-              </w:rPr>
-            </w:pPr>
-            <w:r>
-              <w:rPr>
-                <w:b/>
-                <w:sz w:val="24"/>
-                <w:szCs w:val="24"/>
-                <w:u w:val="single"/>
-              </w:rPr>
-              <w:lastRenderedPageBreak/>
-              <w:t>Recomendación</w:t>
-            </w:r>
-          </w:p>
-          <w:p>
-            <w:pPr>
-              <w:jc w:val="both"/>
-              <w:rPr>
-                <w:sz w:val="24"/>
-                <w:szCs w:val="24"/>
-              </w:rPr>
-            </w:pPr>
-            <w:r>
-              <w:rPr>
-                <w:sz w:val="24"/>
-                <w:szCs w:val="24"/>
-              </w:rPr>
-              <w:t xml:space="preserve">Recomendamos al Alcalde Municipal instruir a los ejecutivos de la entidad que implementen acciones para controlar el uso y destino del combustible adquirido por el Gobierno Autónomo Municipal Valles.</w:t>
-            </w:r>
-            <w:r>
-              <w:rPr>
-                <w:sz w:val="24"/>
-                <w:szCs w:val="24"/>
-              </w:rPr>
-              <w:t xml:space="preserve"/>
-            </w:r>
-            <w:r>
-              <w:rPr>
-                <w:sz w:val="24"/>
-                <w:szCs w:val="24"/>
-              </w:rPr>
-              <w:t/>
-            </w:r>
-            <w:r>
-              <w:rPr>
-                <w:sz w:val="24"/>
-                <w:szCs w:val="24"/>
-              </w:rPr>
-              <w:t xml:space="preserve"/>
-            </w:r>
-            <w:r>
-              <w:rPr>
-                <w:sz w:val="24"/>
-                <w:szCs w:val="24"/>
-              </w:rPr>
-              <w:t xml:space="preserve"/>
-            </w:r>
-            <w:r>
-              <w:rPr>
-                <w:sz w:val="24"/>
-                <w:szCs w:val="24"/>
-              </w:rPr>
-              <w:t/>
-            </w:r>
-            <w:r>
-              <w:rPr>
-                <w:sz w:val="24"/>
-                <w:szCs w:val="24"/>
-              </w:rPr>
-              <w:t/>
-            </w:r>
-          </w:p>
-          <w:p>
-            <w:pPr>
-              <w:jc w:val="both"/>
-              <w:rPr>
-                <w:sz w:val="24"/>
-                <w:szCs w:val="24"/>
-              </w:rPr>
-            </w:pPr>
-          </w:p>
-          <w:p>
-            <w:pPr>
-              <w:pStyle w:val="Prrafodelista"/>
-              <w:numPr>
-                <w:ilvl w:val="0"/>
-                <w:numId w:val="1"/>
-              </w:numPr>
-              <w:jc w:val="both"/>
-              <w:rPr>
-                <w:b/>
-                <w:sz w:val="24"/>
-                <w:szCs w:val="24"/>
-                <w:u w:val="single"/>
-              </w:rPr>
-            </w:pPr>
-            <w:r>
-              <w:rPr>
-                <w:b/>
-                <w:sz w:val="24"/>
-                <w:szCs w:val="24"/>
-                <w:u w:val="single"/>
-              </w:rPr>
-              <w:t xml:space="preserve">Control de las cantidades de combustible adquirido</w:t>
-            </w:r>
-          </w:p>
-          <w:p>
-            <w:pPr>
-              <w:jc w:val="both"/>
-              <w:rPr>
-                <w:sz w:val="24"/>
-                <w:szCs w:val="24"/>
-                <w:u w:val="single"/>
-              </w:rPr>
-            </w:pPr>
-          </w:p>
-          <w:p>
-            <w:pPr>
-              <w:jc w:val="both"/>
-              <w:rPr>
-                <w:b/>
-                <w:sz w:val="24"/>
-                <w:szCs w:val="24"/>
-                <w:u w:val="single"/>
-              </w:rPr>
-            </w:pPr>
-            <w:r>
-              <w:rPr>
-                <w:b/>
-                <w:sz w:val="24"/>
-                <w:szCs w:val="24"/>
-                <w:u w:val="single"/>
-              </w:rPr>
-              <w:t>Condición</w:t>
-            </w:r>
-          </w:p>
-          <w:p>
-            <w:pPr>
-              <w:jc w:val="both"/>
-              <w:rPr>
-                <w:sz w:val="24"/>
-                <w:szCs w:val="24"/>
-              </w:rPr>
-            </w:pPr>
-            <w:r>
-              <w:rPr>
-                <w:sz w:val="24"/>
-                <w:szCs w:val="24"/>
-              </w:rPr>
-              <w:t xml:space="preserve">En el transcurso de la auditoría se constató que los ejecutivos del Gobierno Autónomo Municipal Valles no revisan los datos de las cantidades de combustible compradas por la municipalidad.</w:t>
-            </w:r>
-            <w:r>
-              <w:rPr>
-                <w:sz w:val="24"/>
-                <w:szCs w:val="24"/>
-              </w:rPr>
-              <w:t xml:space="preserve"/>
-            </w:r>
-            <w:r>
-              <w:rPr>
-                <w:sz w:val="24"/>
-                <w:szCs w:val="24"/>
-              </w:rPr>
-              <w:t xml:space="preserve"/>
-            </w:r>
-            <w:r>
-              <w:rPr>
-                <w:sz w:val="24"/>
-                <w:szCs w:val="24"/>
-              </w:rPr>
-              <w:t/>
-            </w:r>
-            <w:r>
-              <w:rPr>
-                <w:sz w:val="24"/>
-                <w:szCs w:val="24"/>
-              </w:rPr>
-              <w:t/>
-            </w:r>
-          </w:p>
-          <w:p>
-            <w:pPr>
-              <w:jc w:val="both"/>
-              <w:rPr>
-                <w:sz w:val="24"/>
-                <w:szCs w:val="24"/>
-              </w:rPr>
-            </w:pPr>
-          </w:p>
-          <w:p>
-            <w:pPr>
-              <w:autoSpaceDE w:val="0"/>
-              <w:autoSpaceDN w:val="0"/>
-              <w:adjustRightInd w:val="0"/>
-              <w:jc w:val="both"/>
-              <w:rPr>
-                <w:b/>
-                <w:sz w:val="24"/>
-                <w:szCs w:val="24"/>
-                <w:u w:val="single"/>
-              </w:rPr>
-            </w:pPr>
-            <w:r>
-              <w:rPr>
-                <w:b/>
-                <w:sz w:val="24"/>
-                <w:szCs w:val="24"/>
-                <w:u w:val="single"/>
-              </w:rPr>
-              <w:t>Criterio</w:t>
-            </w:r>
-          </w:p>
-          <w:p>
-            <w:pPr>
-              <w:autoSpaceDE w:val="0"/>
-              <w:autoSpaceDN w:val="0"/>
-              <w:adjustRightInd w:val="0"/>
-              <w:jc w:val="both"/>
-              <w:rPr>
-                <w:sz w:val="24"/>
-                <w:szCs w:val="24"/>
-              </w:rPr>
-            </w:pPr>
-            <w:r>
-              <w:rPr>
-                <w:sz w:val="24"/>
-                <w:szCs w:val="24"/>
-              </w:rPr>
-              <w:t xml:space="preserve">La Guía de los Principios, Normas Generales y Básicas de Control Interno Gubernamental aprobada mediante Resolución CGR-1-173/2002, en el punto </w:t>
-            </w:r>
-            <w:r>
-              <w:rPr>
-                <w:b/>
-                <w:sz w:val="24"/>
-                <w:szCs w:val="24"/>
-              </w:rPr>
-              <w:t>5</w:t>
-            </w:r>
-            <w:r>
-              <w:rPr>
-                <w:rFonts w:cs="Times New Roman"/>
-                <w:b/>
-                <w:bCs/>
-                <w:iCs/>
-                <w:sz w:val="24"/>
-                <w:szCs w:val="24"/>
-                <w:lang w:val="es-BO"/>
-              </w:rPr>
-              <w:t xml:space="preserve">.1.1. </w:t>
-            </w:r>
-            <w:r>
-              <w:rPr>
-                <w:rFonts w:cs="Times New Roman"/>
-                <w:b/>
-                <w:bCs/>
-                <w:i/>
-                <w:iCs/>
-                <w:sz w:val="24"/>
-                <w:szCs w:val="24"/>
-                <w:lang w:val="es-BO"/>
-              </w:rPr>
-              <w:t>Implicancias de la supervisión en el proceso de control interno</w:t>
-            </w:r>
-            <w:r>
-              <w:rPr>
-                <w:sz w:val="24"/>
-                <w:szCs w:val="24"/>
-              </w:rPr>
-              <w:t xml:space="preserve">, dispone: </w:t>
-            </w:r>
-            <w:r>
-              <w:rPr>
-                <w:sz w:val="24"/>
-                <w:szCs w:val="24"/>
-              </w:rPr>
-              <w:t>“</w:t>
-            </w:r>
-            <w:r>
-              <w:rPr>
-                <w:sz w:val="24"/>
-                <w:szCs w:val="24"/>
-              </w:rPr>
-              <w:t>La supervisión en el proceso de control interno es necesaria para asegurar que</w:t>
-            </w:r>
-            <w:r>
-              <w:rPr>
-                <w:sz w:val="24"/>
-                <w:szCs w:val="24"/>
-              </w:rPr>
-              <w:t xml:space="preserve"> </w:t>
-            </w:r>
-            <w:r>
-              <w:rPr>
-                <w:sz w:val="24"/>
-                <w:szCs w:val="24"/>
-              </w:rPr>
-              <w:t>éste continúa funcionando adecuadamente tal como fue diseñado bajo un nivel</w:t>
-            </w:r>
-            <w:r>
-              <w:rPr>
-                <w:sz w:val="24"/>
-                <w:szCs w:val="24"/>
-              </w:rPr>
-              <w:t xml:space="preserve"> </w:t>
-            </w:r>
-            <w:r>
-              <w:rPr>
-                <w:sz w:val="24"/>
-                <w:szCs w:val="24"/>
-              </w:rPr>
-              <w:t>de riesgos y con una estructura organizativa determinada</w:t>
-            </w:r>
-            <w:r>
-              <w:rPr>
-                <w:sz w:val="24"/>
-                <w:szCs w:val="24"/>
-              </w:rPr>
-              <w:t>”</w:t>
-            </w:r>
-            <w:r>
-              <w:rPr>
-                <w:sz w:val="24"/>
-                <w:szCs w:val="24"/>
-              </w:rPr>
-              <w:t>.</w:t>
-            </w:r>
-          </w:p>
-          <w:p>
-            <w:pPr>
-              <w:jc w:val="both"/>
-              <w:rPr>
-                <w:b/>
-                <w:sz w:val="24"/>
-                <w:szCs w:val="24"/>
-                <w:u w:val="single"/>
-              </w:rPr>
-            </w:pPr>
-          </w:p>
-          <w:p>
-            <w:pPr>
-              <w:jc w:val="both"/>
-              <w:rPr>
-                <w:b/>
-                <w:sz w:val="24"/>
-                <w:szCs w:val="24"/>
-              </w:rPr>
-            </w:pPr>
-            <w:r>
-              <w:rPr>
-                <w:b/>
-                <w:sz w:val="24"/>
-                <w:szCs w:val="24"/>
-                <w:u w:val="single"/>
-              </w:rPr>
-              <w:t>Causa</w:t>
-            </w:r>
-          </w:p>
-          <w:p>
-            <w:pPr>
-              <w:jc w:val="both"/>
-              <w:rPr>
-                <w:sz w:val="24"/>
-                <w:szCs w:val="24"/>
-              </w:rPr>
-            </w:pPr>
-            <w:r>
-              <w:rPr>
-                <w:sz w:val="24"/>
-                <w:szCs w:val="24"/>
-              </w:rPr>
-              <w:t xml:space="preserve">Esta deficiencia obedece a la ausencia de control de los ejecutivos de la entidad respecto a los datos del combustible adquirido.</w:t>
-            </w:r>
-            <w:r>
-              <w:rPr>
-                <w:sz w:val="24"/>
-                <w:szCs w:val="24"/>
-              </w:rPr>
-              <w:t/>
-            </w:r>
-          </w:p>
-          <w:p>
-            <w:pPr>
-              <w:jc w:val="both"/>
-              <w:rPr>
-                <w:b/>
-                <w:sz w:val="24"/>
-                <w:szCs w:val="24"/>
-                <w:u w:val="single"/>
-              </w:rPr>
-            </w:pPr>
-          </w:p>
-          <w:p>
-            <w:pPr>
-              <w:jc w:val="both"/>
-              <w:rPr>
-                <w:b/>
-                <w:sz w:val="24"/>
-                <w:szCs w:val="24"/>
-                <w:u w:val="single"/>
-              </w:rPr>
-            </w:pPr>
-            <w:r>
-              <w:rPr>
-                <w:b/>
-                <w:sz w:val="24"/>
-                <w:szCs w:val="24"/>
-                <w:u w:val="single"/>
-              </w:rPr>
-              <w:t>Efecto</w:t>
-            </w:r>
-          </w:p>
-          <w:p>
-            <w:pPr>
-              <w:jc w:val="both"/>
-              <w:rPr>
-                <w:sz w:val="24"/>
-                <w:szCs w:val="24"/>
-              </w:rPr>
-            </w:pPr>
-            <w:r>
-              <w:rPr>
-                <w:sz w:val="24"/>
-                <w:szCs w:val="24"/>
-              </w:rPr>
-              <w:t xml:space="preserve">Lo expuesto puede ocasionar que la información sobre las cantidades de combustible adquirido no sea confiable.</w:t>
-            </w:r>
-            <w:r>
-              <w:rPr>
-                <w:sz w:val="24"/>
-                <w:szCs w:val="24"/>
-              </w:rPr>
-              <w:t/>
-            </w:r>
-            <w:r>
-              <w:rPr>
-                <w:sz w:val="24"/>
-                <w:szCs w:val="24"/>
-              </w:rPr>
-              <w:t xml:space="preserve"/>
-            </w:r>
-          </w:p>
-          <w:p>
-            <w:pPr>
-              <w:jc w:val="both"/>
-              <w:rPr>
-                <w:sz w:val="24"/>
-                <w:szCs w:val="24"/>
-              </w:rPr>
-            </w:pPr>
-          </w:p>
-          <w:p>
-            <w:pPr>
-              <w:jc w:val="both"/>
-              <w:rPr>
-                <w:b/>
-                <w:sz w:val="24"/>
-                <w:szCs w:val="24"/>
-                <w:u w:val="single"/>
-              </w:rPr>
-            </w:pPr>
-            <w:r>
-              <w:rPr>
-                <w:b/>
-                <w:sz w:val="24"/>
-                <w:szCs w:val="24"/>
-                <w:u w:val="single"/>
-              </w:rPr>
-              <w:t>Recomendación</w:t>
-            </w:r>
-          </w:p>
-          <w:p>
-            <w:pPr>
-              <w:jc w:val="both"/>
-              <w:rPr>
-                <w:sz w:val="24"/>
-                <w:szCs w:val="24"/>
-              </w:rPr>
-            </w:pPr>
-            <w:r>
-              <w:rPr>
-                <w:sz w:val="24"/>
-                <w:szCs w:val="24"/>
-              </w:rPr>
-              <w:t xml:space="preserve">Recomendamos al Alcalde Municipal instruir a los ejecutivos de la entidad que implementen acciones para controlar las cantidades de combustible adquirido por el Gobierno Autónomo Municipal Valles.</w:t>
-            </w:r>
-            <w:r>
-              <w:rPr>
-                <w:sz w:val="24"/>
-                <w:szCs w:val="24"/>
-              </w:rPr>
-              <w:t xml:space="preserve"/>
-            </w:r>
-            <w:r>
-              <w:rPr>
-                <w:sz w:val="24"/>
-                <w:szCs w:val="24"/>
-              </w:rPr>
-              <w:t/>
-            </w:r>
-            <w:r>
-              <w:rPr>
-                <w:sz w:val="24"/>
-                <w:szCs w:val="24"/>
-              </w:rPr>
-              <w:t/>
-            </w:r>
-            <w:r>
-              <w:rPr>
-                <w:sz w:val="24"/>
-                <w:szCs w:val="24"/>
-              </w:rPr>
-              <w:t/>
-            </w:r>
-          </w:p>
-          <w:p>
-            <w:pPr>
-              <w:jc w:val="both"/>
-              <w:rPr>
-                <w:b/>
-                <w:u w:val="single"/>
+              <w:t xml:space="preserve">Se recomienda al Alcalde Municipal instruir al Contador del municipio que verifique la exactitud matemática de la documentación de respaldo de los comprobantes contables, de modo que no existan diferencias en la información que sustenta las operaciones del municipio.</w:t>
+            </w:r>
+            <w:r>
+              <w:rPr>
+                <w:sz w:val="24"/>
+                <w:szCs w:val="24"/>
+              </w:rPr>
+              <w:t/>
+            </w:r>
+          </w:p>
+          <w:p>
+            <w:pPr>
+              <w:jc w:val="both"/>
+              <w:rPr>
+                <w:sz w:val="24"/>
+                <w:szCs w:val="24"/>
               </w:rPr>
             </w:pPr>
           </w:p>
@@ -9174,37 +6973,3484 @@
               <w:rPr>
                 <w:b/>
                 <w:i/>
+                <w:color w:val="0070C0"/>
               </w:rPr>
               <w:lastRenderedPageBreak/>
-              <w:t>Deficiencia incluida en informe de C</w:t>
-            </w:r>
-            <w:r>
-              <w:rPr>
-                <w:b/>
-                <w:i/>
+              <w:t xml:space="preserve">Deficiencia incluida en informe de C.I.</w:t>
+            </w:r>
+            <w:r>
+              <w:rPr>
+                <w:b/>
+                <w:i/>
+                <w:color w:val="0070C0"/>
+              </w:rPr>
+              <w:t/>
+            </w:r>
+            <w:r>
+              <w:rPr>
+                <w:b/>
+                <w:i/>
+                <w:color w:val="0070C0"/>
+              </w:rPr>
+              <w:t/>
+            </w:r>
+            <w:r>
+              <w:rPr>
+                <w:b/>
+                <w:i/>
+                <w:color w:val="0070C0"/>
+              </w:rPr>
+              <w:t/>
+            </w:r>
+            <w:r>
+              <w:rPr>
+                <w:b/>
+                <w:i/>
+                <w:color w:val="0070C0"/>
+              </w:rPr>
+              <w:t xml:space="preserve"/>
+            </w:r>
+          </w:p>
+        </w:tc>
+      </w:tr>
+      <w:tr>
+        <w:tc>
+          <w:tcPr>
+            <w:tcW w:w="709" w:type="dxa"/>
+            <w:vAlign w:val="center"/>
+          </w:tcPr>
+          <w:p>
+            <w:pPr>
+              <w:jc w:val="center"/>
+              <w:rPr>
+                <w:b/>
+              </w:rPr>
+            </w:pPr>
+            <w:r>
+              <w:rPr>
+                <w:b/>
+                <w:color w:val="FF0000"/>
+              </w:rPr>
+              <w:t xml:space="preserve">LPI 1-1</w:t>
+            </w:r>
+          </w:p>
+        </w:tc>
+        <w:tc>
+          <w:tcPr>
+            <w:tcW w:w="8647" w:type="dxa"/>
+          </w:tcPr>
+          <w:p>
+            <w:pPr>
+              <w:pStyle w:val="Prrafodelista"/>
+              <w:numPr>
+                <w:ilvl w:val="0"/>
+                <w:numId w:val="1"/>
+              </w:numPr>
+              <w:jc w:val="both"/>
+              <w:rPr>
+                <w:b/>
+                <w:sz w:val="24"/>
+                <w:szCs w:val="24"/>
+                <w:u w:val="single"/>
+              </w:rPr>
+            </w:pPr>
+            <w:r>
+              <w:rPr>
+                <w:b/>
+                <w:sz w:val="24"/>
+                <w:szCs w:val="24"/>
+                <w:u w:val="single"/>
+              </w:rPr>
+              <w:t xml:space="preserve">Imputación Contable</w:t>
+            </w:r>
+            <w:r>
+              <w:rPr>
+                <w:b/>
+                <w:sz w:val="24"/>
+                <w:szCs w:val="24"/>
+                <w:u w:val="single"/>
+              </w:rPr>
+              <w:t xml:space="preserve"/>
+            </w:r>
+            <w:r>
+              <w:rPr>
+                <w:b/>
+                <w:sz w:val="24"/>
+                <w:szCs w:val="24"/>
+                <w:u w:val="single"/>
+              </w:rPr>
+              <w:t/>
+            </w:r>
+          </w:p>
+          <w:p>
+            <w:pPr>
+              <w:jc w:val="both"/>
+              <w:rPr>
+                <w:sz w:val="24"/>
+                <w:szCs w:val="24"/>
+                <w:u w:val="single"/>
+              </w:rPr>
+            </w:pPr>
+          </w:p>
+          <w:p>
+            <w:pPr>
+              <w:jc w:val="both"/>
+              <w:rPr>
+                <w:b/>
+                <w:sz w:val="24"/>
+                <w:szCs w:val="24"/>
+                <w:u w:val="single"/>
+              </w:rPr>
+            </w:pPr>
+            <w:r>
+              <w:rPr>
+                <w:b/>
+                <w:sz w:val="24"/>
+                <w:szCs w:val="24"/>
+                <w:u w:val="single"/>
+              </w:rPr>
+              <w:t>Condición</w:t>
+            </w:r>
+          </w:p>
+          <w:p>
+            <w:pPr>
+              <w:jc w:val="both"/>
+              <w:rPr>
+                <w:sz w:val="24"/>
+                <w:szCs w:val="24"/>
+              </w:rPr>
+            </w:pPr>
+            <w:r>
+              <w:rPr>
+                <w:sz w:val="24"/>
+                <w:szCs w:val="24"/>
+              </w:rPr>
+              <w:t xml:space="preserve">Se identificó que los comprobantes contables Nº 500 y 600 de fecha 30 de enero de 2018, por la compra de combustible, fueron imputados a una cuenta contable distinta, sin tomar en cuenta el clasificador presupuestario.</w:t>
+            </w:r>
+            <w:r>
+              <w:rPr>
+                <w:sz w:val="24"/>
+                <w:szCs w:val="24"/>
+              </w:rPr>
+              <w:lastRenderedPageBreak/>
+              <w:t/>
+            </w:r>
+            <w:r>
+              <w:rPr>
+                <w:sz w:val="24"/>
+                <w:szCs w:val="24"/>
+              </w:rPr>
+              <w:t xml:space="preserve"/>
+            </w:r>
+            <w:r>
+              <w:rPr>
+                <w:sz w:val="24"/>
+                <w:szCs w:val="24"/>
+              </w:rPr>
+              <w:t/>
+            </w:r>
+          </w:p>
+          <w:p>
+            <w:pPr>
+              <w:jc w:val="both"/>
+              <w:rPr>
+                <w:sz w:val="24"/>
+                <w:szCs w:val="24"/>
+              </w:rPr>
+            </w:pPr>
+          </w:p>
+          <w:p>
+            <w:pPr>
+              <w:jc w:val="both"/>
+              <w:rPr>
+                <w:b/>
+                <w:sz w:val="24"/>
+                <w:szCs w:val="24"/>
+                <w:u w:val="single"/>
+              </w:rPr>
+            </w:pPr>
+            <w:r>
+              <w:rPr>
+                <w:b/>
+                <w:sz w:val="24"/>
+                <w:szCs w:val="24"/>
+                <w:u w:val="single"/>
+              </w:rPr>
+              <w:t>Criterio</w:t>
+            </w:r>
+          </w:p>
+          <w:p>
+            <w:pPr>
+              <w:jc w:val="both"/>
+              <w:rPr>
+                <w:i/>
+                <w:sz w:val="24"/>
+                <w:szCs w:val="24"/>
+              </w:rPr>
+            </w:pPr>
+            <w:r>
+              <w:rPr>
+                <w:sz w:val="24"/>
+                <w:szCs w:val="24"/>
+              </w:rPr>
+              <w:t xml:space="preserve">Al respecto las Normas Básicas del Sistema de Contabilidad Integrada, aprobadas mediante R.S. </w:t>
+            </w:r>
+            <w:r>
+              <w:rPr>
+                <w:sz w:val="24"/>
+                <w:szCs w:val="24"/>
+              </w:rPr>
+              <w:t>222957 de fecha 4 de marzo de 2005,</w:t>
+            </w:r>
+            <w:r>
+              <w:rPr>
+                <w:sz w:val="24"/>
+                <w:szCs w:val="24"/>
+              </w:rPr>
+              <w:t xml:space="preserve"> en su </w:t>
+            </w:r>
+            <w:r>
+              <w:rPr>
+                <w:rFonts w:ascii="Arial,Bold" w:hAnsi="Arial,Bold" w:cs="Arial,Bold"/>
+                <w:bCs/>
+                <w:sz w:val="20"/>
+                <w:szCs w:val="20"/>
+              </w:rPr>
+              <w:t>A</w:t>
+            </w:r>
+            <w:r>
+              <w:rPr>
+                <w:sz w:val="24"/>
+                <w:szCs w:val="24"/>
+              </w:rPr>
+              <w:t xml:space="preserve">rtículo 27 </w:t>
+            </w:r>
+            <w:r>
+              <w:rPr>
+                <w:b/>
+                <w:sz w:val="24"/>
+                <w:szCs w:val="24"/>
+              </w:rPr>
+              <w:t>Clasificadores y Tablas del Sistema</w:t>
+            </w:r>
+            <w:r>
+              <w:rPr>
+                <w:b/>
+                <w:sz w:val="24"/>
+                <w:szCs w:val="24"/>
+              </w:rPr>
+              <w:t xml:space="preserve">, </w:t>
+            </w:r>
+            <w:r>
+              <w:rPr>
+                <w:sz w:val="24"/>
+                <w:szCs w:val="24"/>
+              </w:rPr>
+              <w:t>indica:</w:t>
+            </w:r>
+            <w:r>
+              <w:rPr>
+                <w:sz w:val="24"/>
+                <w:szCs w:val="24"/>
+              </w:rPr>
+              <w:t xml:space="preserve"> “</w:t>
+            </w:r>
+            <w:r>
+              <w:rPr>
+                <w:i/>
+                <w:sz w:val="24"/>
+                <w:szCs w:val="24"/>
+              </w:rPr>
+              <w:t>El SCI opera a través de un conjunto ordenado de clasificadores, tablas, plan único de cuentas contables, auxiliares y matrices de conversión, debidamente integrados, que facilitan el proceso contable y estos son:</w:t>
+            </w:r>
+          </w:p>
+          <w:p>
+            <w:pPr>
+              <w:jc w:val="both"/>
+              <w:rPr>
+                <w:i/>
+                <w:sz w:val="24"/>
+                <w:szCs w:val="24"/>
+              </w:rPr>
+            </w:pPr>
+          </w:p>
+          <w:p>
+            <w:pPr>
+              <w:jc w:val="both"/>
+              <w:rPr>
+                <w:i/>
+                <w:sz w:val="24"/>
+                <w:szCs w:val="24"/>
+              </w:rPr>
+            </w:pPr>
+            <w:r>
+              <w:rPr>
+                <w:b/>
+                <w:i/>
+                <w:sz w:val="24"/>
+                <w:szCs w:val="24"/>
+              </w:rPr>
+              <w:t>a) Clasificadores presupuestarios</w:t>
+            </w:r>
+            <w:r>
+              <w:rPr>
+                <w:i/>
+                <w:sz w:val="24"/>
+                <w:szCs w:val="24"/>
+              </w:rPr>
+              <w:t>: entre los que se tiene el institucional, de categorías programáticas, por fuentes de financiamiento, por organismos financiadores, por objeto del gasto, por rubros de recursos, por entidad de transferencia origen y destino, de sectores y subsectores económicos, de funciones, geográfico y otros.</w:t>
+            </w:r>
+          </w:p>
+          <w:p>
+            <w:pPr>
+              <w:jc w:val="both"/>
+              <w:rPr>
+                <w:i/>
+                <w:sz w:val="24"/>
+                <w:szCs w:val="24"/>
+              </w:rPr>
+            </w:pPr>
+          </w:p>
+          <w:p>
+            <w:pPr>
+              <w:jc w:val="both"/>
+              <w:rPr>
+                <w:sz w:val="24"/>
+                <w:szCs w:val="24"/>
+              </w:rPr>
+            </w:pPr>
+            <w:r>
+              <w:rPr>
+                <w:b/>
+                <w:i/>
+                <w:sz w:val="24"/>
+                <w:szCs w:val="24"/>
+              </w:rPr>
+              <w:t>b) Plan Único de Cuentas</w:t>
+            </w:r>
+            <w:r>
+              <w:rPr>
+                <w:i/>
+                <w:sz w:val="24"/>
+                <w:szCs w:val="24"/>
+              </w:rPr>
+              <w:t>, estructurado en activo, pasivo, patrimonio, recursos, gastos, cuentas de cierre y de orden</w:t>
+            </w:r>
+            <w:r>
+              <w:rPr>
+                <w:i/>
+                <w:sz w:val="24"/>
+                <w:szCs w:val="24"/>
+              </w:rPr>
+              <w:t>”</w:t>
+            </w:r>
+            <w:r>
+              <w:rPr>
+                <w:sz w:val="24"/>
+                <w:szCs w:val="24"/>
               </w:rPr>
               <w:t>.</w:t>
             </w:r>
-            <w:r>
-              <w:rPr>
-                <w:b/>
-                <w:i/>
-              </w:rPr>
-              <w:t>I</w:t>
-            </w:r>
-            <w:r>
-              <w:rPr>
-                <w:b/>
-                <w:i/>
+          </w:p>
+          <w:p>
+            <w:pPr>
+              <w:jc w:val="both"/>
+              <w:rPr>
+                <w:b/>
+                <w:sz w:val="24"/>
+                <w:szCs w:val="24"/>
+                <w:u w:val="single"/>
+              </w:rPr>
+            </w:pPr>
+          </w:p>
+          <w:p>
+            <w:pPr>
+              <w:jc w:val="both"/>
+              <w:rPr>
+                <w:b/>
+                <w:sz w:val="24"/>
+                <w:szCs w:val="24"/>
+              </w:rPr>
+            </w:pPr>
+            <w:r>
+              <w:rPr>
+                <w:b/>
+                <w:sz w:val="24"/>
+                <w:szCs w:val="24"/>
+                <w:u w:val="single"/>
+              </w:rPr>
+              <w:t>Causa</w:t>
+            </w:r>
+          </w:p>
+          <w:p>
+            <w:pPr>
+              <w:jc w:val="both"/>
+              <w:rPr>
+                <w:sz w:val="24"/>
+                <w:szCs w:val="24"/>
+              </w:rPr>
+            </w:pPr>
+            <w:r>
+              <w:rPr>
+                <w:sz w:val="24"/>
+                <w:szCs w:val="24"/>
+              </w:rPr>
+              <w:t xml:space="preserve">Lo descrito se debe a la inobservancia de las NBSCI de parte del Contador del municipio respecto al registro contable según el clasificador presupuestario y el Plan Único de Cuentas.</w:t>
+            </w:r>
+            <w:r>
+              <w:rPr>
+                <w:sz w:val="24"/>
+                <w:szCs w:val="24"/>
+              </w:rPr>
+              <w:t xml:space="preserve"/>
+            </w:r>
+            <w:r>
+              <w:rPr>
+                <w:sz w:val="24"/>
+                <w:szCs w:val="24"/>
+              </w:rPr>
+              <w:t/>
+            </w:r>
+            <w:r>
+              <w:rPr>
+                <w:sz w:val="24"/>
+                <w:szCs w:val="24"/>
+              </w:rPr>
+              <w:t xml:space="preserve"/>
+            </w:r>
+            <w:r>
+              <w:rPr>
+                <w:sz w:val="24"/>
+                <w:szCs w:val="24"/>
+              </w:rPr>
+              <w:t/>
+            </w:r>
+            <w:r>
+              <w:rPr>
+                <w:sz w:val="24"/>
+                <w:szCs w:val="24"/>
+              </w:rPr>
+              <w:t/>
+            </w:r>
+            <w:r>
+              <w:rPr>
+                <w:sz w:val="24"/>
+                <w:szCs w:val="24"/>
+              </w:rPr>
+              <w:t xml:space="preserve"/>
+            </w:r>
+          </w:p>
+          <w:p>
+            <w:pPr>
+              <w:jc w:val="both"/>
+              <w:rPr>
+                <w:sz w:val="24"/>
+                <w:szCs w:val="24"/>
+                <w:u w:val="single"/>
+              </w:rPr>
+            </w:pPr>
+          </w:p>
+          <w:p>
+            <w:pPr>
+              <w:jc w:val="both"/>
+              <w:rPr>
+                <w:b/>
+                <w:sz w:val="24"/>
+                <w:szCs w:val="24"/>
+                <w:u w:val="single"/>
+              </w:rPr>
+            </w:pPr>
+            <w:r>
+              <w:rPr>
+                <w:b/>
+                <w:sz w:val="24"/>
+                <w:szCs w:val="24"/>
+                <w:u w:val="single"/>
+              </w:rPr>
+              <w:t>Efecto</w:t>
+            </w:r>
+          </w:p>
+          <w:p>
+            <w:pPr>
+              <w:jc w:val="both"/>
+              <w:rPr>
+                <w:sz w:val="24"/>
+                <w:szCs w:val="24"/>
+              </w:rPr>
+            </w:pPr>
+            <w:r>
+              <w:rPr>
+                <w:sz w:val="24"/>
+                <w:szCs w:val="24"/>
+              </w:rPr>
+              <w:t xml:space="preserve">Lo descrito puede ocasionar que los Estados Financieros presenten saldos sobrevaluados.</w:t>
+            </w:r>
+            <w:r>
+              <w:rPr>
+                <w:sz w:val="24"/>
+                <w:szCs w:val="24"/>
+              </w:rPr>
+              <w:t xml:space="preserve"/>
+            </w:r>
+            <w:r>
+              <w:rPr>
+                <w:sz w:val="24"/>
+                <w:szCs w:val="24"/>
+              </w:rPr>
+              <w:t xml:space="preserve"/>
+            </w:r>
+            <w:r>
+              <w:rPr>
+                <w:sz w:val="24"/>
+                <w:szCs w:val="24"/>
+              </w:rPr>
+              <w:t/>
+            </w:r>
+            <w:r>
+              <w:rPr>
+                <w:sz w:val="24"/>
+                <w:szCs w:val="24"/>
+              </w:rPr>
+              <w:t xml:space="preserve"/>
+            </w:r>
+          </w:p>
+          <w:p>
+            <w:pPr>
+              <w:jc w:val="both"/>
+              <w:rPr>
+                <w:sz w:val="24"/>
+                <w:szCs w:val="24"/>
+              </w:rPr>
+            </w:pPr>
+          </w:p>
+          <w:p>
+            <w:pPr>
+              <w:jc w:val="both"/>
+              <w:rPr>
+                <w:b/>
+                <w:sz w:val="24"/>
+                <w:szCs w:val="24"/>
+                <w:u w:val="single"/>
+              </w:rPr>
+            </w:pPr>
+            <w:r>
+              <w:rPr>
+                <w:b/>
+                <w:sz w:val="24"/>
+                <w:szCs w:val="24"/>
+                <w:u w:val="single"/>
+              </w:rPr>
+              <w:t>Recomendación</w:t>
+            </w:r>
+          </w:p>
+          <w:p>
+            <w:pPr>
+              <w:jc w:val="both"/>
+              <w:rPr>
+                <w:sz w:val="24"/>
+                <w:szCs w:val="24"/>
+              </w:rPr>
+            </w:pPr>
+            <w:r>
+              <w:rPr>
+                <w:sz w:val="24"/>
+                <w:szCs w:val="24"/>
+              </w:rPr>
+              <w:t xml:space="preserve">Se recomienda al Alcalde Municipal instruir al Contador que los registros contables de las transacciones del municipio se efectúen según la naturaleza del gasto, conforme al Clasificador Presupuestario y al Plan Único de Cuentas, dando cumplimiento a las NBSCI.</w:t>
+            </w:r>
+            <w:r>
+              <w:rPr>
+                <w:sz w:val="24"/>
+                <w:szCs w:val="24"/>
+              </w:rPr>
+              <w:t xml:space="preserve"/>
+            </w:r>
+            <w:r>
+              <w:rPr>
+                <w:sz w:val="24"/>
+                <w:szCs w:val="24"/>
+              </w:rPr>
+              <w:t/>
+            </w:r>
+            <w:r>
+              <w:rPr>
+                <w:sz w:val="24"/>
+                <w:szCs w:val="24"/>
+              </w:rPr>
+              <w:t xml:space="preserve"/>
+            </w:r>
+            <w:r>
+              <w:rPr>
+                <w:sz w:val="24"/>
+                <w:szCs w:val="24"/>
+              </w:rPr>
+              <w:t xml:space="preserve"/>
+            </w:r>
+            <w:r>
+              <w:rPr>
+                <w:sz w:val="24"/>
+                <w:szCs w:val="24"/>
+              </w:rPr>
+              <w:t/>
+            </w:r>
+            <w:r>
+              <w:rPr>
+                <w:sz w:val="24"/>
+                <w:szCs w:val="24"/>
+              </w:rPr>
+              <w:t xml:space="preserve"/>
+            </w:r>
+            <w:r>
+              <w:rPr>
+                <w:sz w:val="24"/>
+                <w:szCs w:val="24"/>
+              </w:rPr>
+              <w:t xml:space="preserve"/>
+            </w:r>
+            <w:r>
+              <w:rPr>
+                <w:sz w:val="24"/>
+                <w:szCs w:val="24"/>
+              </w:rPr>
+              <w:t xml:space="preserve"/>
+            </w:r>
+          </w:p>
+          <w:p>
+            <w:pPr>
+              <w:jc w:val="both"/>
+              <w:rPr>
+                <w:b/>
+                <w:u w:val="single"/>
+              </w:rPr>
+            </w:pPr>
+          </w:p>
+        </w:tc>
+        <w:tc>
+          <w:tcPr>
+            <w:tcW w:w="1276" w:type="dxa"/>
+            <w:vAlign w:val="center"/>
+          </w:tcPr>
+          <w:p>
+            <w:pPr>
+              <w:jc w:val="center"/>
+              <w:rPr>
+                <w:b/>
+                <w:i/>
+              </w:rPr>
+            </w:pPr>
+            <w:r>
+              <w:rPr>
+                <w:b/>
+                <w:i/>
+                <w:color w:val="0070C0"/>
+              </w:rPr>
+              <w:lastRenderedPageBreak/>
+              <w:t xml:space="preserve">Deficiencia incluida en informe de C.I.</w:t>
+            </w:r>
+            <w:r>
+              <w:rPr>
+                <w:b/>
+                <w:i/>
+                <w:color w:val="0070C0"/>
+              </w:rPr>
+              <w:t/>
+            </w:r>
+            <w:r>
+              <w:rPr>
+                <w:b/>
+                <w:i/>
+                <w:color w:val="0070C0"/>
+              </w:rPr>
+              <w:t/>
+            </w:r>
+            <w:r>
+              <w:rPr>
+                <w:b/>
+                <w:i/>
+                <w:color w:val="0070C0"/>
+              </w:rPr>
+              <w:t/>
+            </w:r>
+            <w:r>
+              <w:rPr>
+                <w:b/>
+                <w:i/>
+                <w:color w:val="0070C0"/>
+              </w:rPr>
+              <w:t xml:space="preserve"/>
+            </w:r>
+          </w:p>
+        </w:tc>
+      </w:tr>
+      <w:tr>
+        <w:tc>
+          <w:tcPr>
+            <w:tcW w:w="709" w:type="dxa"/>
+            <w:vAlign w:val="center"/>
+          </w:tcPr>
+          <w:p>
+            <w:pPr>
+              <w:jc w:val="center"/>
+              <w:rPr>
+                <w:b/>
+              </w:rPr>
+            </w:pPr>
+            <w:r>
+              <w:rPr>
+                <w:b/>
+                <w:color w:val="FF0000"/>
+              </w:rPr>
+              <w:t xml:space="preserve">LPI 1-2</w:t>
+            </w:r>
+          </w:p>
+        </w:tc>
+        <w:tc>
+          <w:tcPr>
+            <w:tcW w:w="8647" w:type="dxa"/>
+          </w:tcPr>
+          <w:p>
+            <w:pPr>
+              <w:pStyle w:val="Prrafodelista"/>
+              <w:numPr>
+                <w:ilvl w:val="0"/>
+                <w:numId w:val="1"/>
+              </w:numPr>
+              <w:jc w:val="both"/>
+              <w:rPr>
+                <w:b/>
+                <w:sz w:val="24"/>
+                <w:szCs w:val="24"/>
+                <w:u w:val="single"/>
+              </w:rPr>
+            </w:pPr>
+            <w:r>
+              <w:rPr>
+                <w:b/>
+                <w:sz w:val="24"/>
+                <w:szCs w:val="24"/>
+                <w:u w:val="single"/>
+              </w:rPr>
+              <w:t xml:space="preserve">Gastos de acuerdo al Presupuesto Aprobado</w:t>
+            </w:r>
+            <w:r>
+              <w:rPr>
+                <w:b/>
+                <w:sz w:val="24"/>
+                <w:szCs w:val="24"/>
+                <w:u w:val="single"/>
+              </w:rPr>
+              <w:t/>
+            </w:r>
+            <w:r>
+              <w:rPr>
+                <w:b/>
+                <w:sz w:val="24"/>
+                <w:szCs w:val="24"/>
+                <w:u w:val="single"/>
+              </w:rPr>
+              <w:t xml:space="preserve"/>
+            </w:r>
+            <w:r>
+              <w:rPr>
+                <w:b/>
+                <w:sz w:val="24"/>
+                <w:szCs w:val="24"/>
+                <w:u w:val="single"/>
+              </w:rPr>
+              <w:t/>
+            </w:r>
+          </w:p>
+          <w:p>
+            <w:pPr>
+              <w:jc w:val="both"/>
+              <w:rPr>
+                <w:sz w:val="24"/>
+                <w:szCs w:val="24"/>
+                <w:u w:val="single"/>
+              </w:rPr>
+            </w:pPr>
+          </w:p>
+          <w:p>
+            <w:pPr>
+              <w:jc w:val="both"/>
+              <w:rPr>
+                <w:b/>
+                <w:sz w:val="24"/>
+                <w:szCs w:val="24"/>
+                <w:u w:val="single"/>
+              </w:rPr>
+            </w:pPr>
+            <w:r>
+              <w:rPr>
+                <w:b/>
+                <w:sz w:val="24"/>
+                <w:szCs w:val="24"/>
+                <w:u w:val="single"/>
+              </w:rPr>
+              <w:t>Condición</w:t>
+            </w:r>
+          </w:p>
+          <w:p>
+            <w:pPr>
+              <w:jc w:val="both"/>
+              <w:rPr>
+                <w:sz w:val="24"/>
+                <w:szCs w:val="24"/>
+              </w:rPr>
+            </w:pPr>
+            <w:r>
+              <w:rPr>
+                <w:sz w:val="24"/>
+                <w:szCs w:val="24"/>
+              </w:rPr>
+              <w:t xml:space="preserve">Se identificó que el Gobierno Autónomo Municipal Valles efectúa algunas compras sin disponer del presupuesto aprobado.</w:t>
+            </w:r>
+            <w:r>
+              <w:rPr>
+                <w:sz w:val="24"/>
+                <w:szCs w:val="24"/>
+              </w:rPr>
+              <w:t/>
+            </w:r>
+            <w:r>
+              <w:rPr>
+                <w:sz w:val="24"/>
+                <w:szCs w:val="24"/>
+              </w:rPr>
+              <w:t xml:space="preserve"/>
+            </w:r>
+            <w:r>
+              <w:rPr>
+                <w:sz w:val="24"/>
+                <w:szCs w:val="24"/>
+              </w:rPr>
+              <w:t xml:space="preserve"/>
+            </w:r>
+            <w:r>
+              <w:rPr>
+                <w:sz w:val="24"/>
+                <w:szCs w:val="24"/>
+              </w:rPr>
+              <w:t/>
+            </w:r>
+            <w:r>
+              <w:rPr>
+                <w:sz w:val="24"/>
+                <w:szCs w:val="24"/>
+              </w:rPr>
+              <w:t/>
+            </w:r>
+            <w:r>
+              <w:rPr>
+                <w:sz w:val="24"/>
+                <w:szCs w:val="24"/>
+              </w:rPr>
+              <w:t/>
+            </w:r>
+          </w:p>
+          <w:p>
+            <w:pPr>
+              <w:jc w:val="both"/>
+              <w:rPr>
+                <w:sz w:val="24"/>
+                <w:szCs w:val="24"/>
+              </w:rPr>
+            </w:pPr>
+          </w:p>
+          <w:p>
+            <w:pPr>
+              <w:jc w:val="both"/>
+              <w:rPr>
+                <w:b/>
+                <w:sz w:val="24"/>
+                <w:szCs w:val="24"/>
+                <w:u w:val="single"/>
+              </w:rPr>
+            </w:pPr>
+            <w:r>
+              <w:rPr>
+                <w:b/>
+                <w:sz w:val="24"/>
+                <w:szCs w:val="24"/>
+                <w:u w:val="single"/>
+              </w:rPr>
+              <w:t>Criterio</w:t>
+            </w:r>
+          </w:p>
+          <w:p>
+            <w:pPr>
+              <w:jc w:val="both"/>
+              <w:rPr>
+                <w:sz w:val="24"/>
+                <w:szCs w:val="24"/>
+              </w:rPr>
+            </w:pPr>
+            <w:r>
+              <w:rPr>
+                <w:sz w:val="24"/>
+                <w:szCs w:val="24"/>
+              </w:rPr>
+              <w:t xml:space="preserve">Al respecto las Normas Básicas del Sistema de Contabilidad Integrada, aprobadas mediante R.S. </w:t>
+            </w:r>
+            <w:r>
+              <w:rPr>
+                <w:sz w:val="24"/>
+                <w:szCs w:val="24"/>
+              </w:rPr>
+              <w:t>222957 de fecha 4 de marzo de 2005,</w:t>
+            </w:r>
+            <w:r>
+              <w:rPr>
+                <w:sz w:val="24"/>
+                <w:szCs w:val="24"/>
+              </w:rPr>
+              <w:t xml:space="preserve"> en su </w:t>
+            </w:r>
+            <w:r>
+              <w:rPr>
+                <w:rFonts w:ascii="Arial,Bold" w:hAnsi="Arial,Bold" w:cs="Arial,Bold"/>
+                <w:bCs/>
+                <w:sz w:val="20"/>
+                <w:szCs w:val="20"/>
+              </w:rPr>
+              <w:t>A</w:t>
+            </w:r>
+            <w:r>
+              <w:rPr>
+                <w:sz w:val="24"/>
+                <w:szCs w:val="24"/>
+              </w:rPr>
+              <w:t xml:space="preserve">rtículo 22 </w:t>
+            </w:r>
+            <w:r>
+              <w:rPr>
+                <w:b/>
+                <w:sz w:val="24"/>
+                <w:szCs w:val="24"/>
+              </w:rPr>
+              <w:t>Momentos de Registro de Gastos</w:t>
+            </w:r>
+            <w:r>
+              <w:rPr>
+                <w:b/>
+                <w:sz w:val="24"/>
+                <w:szCs w:val="24"/>
+              </w:rPr>
+              <w:t xml:space="preserve">, </w:t>
+            </w:r>
+            <w:r>
+              <w:rPr>
+                <w:sz w:val="24"/>
+                <w:szCs w:val="24"/>
+              </w:rPr>
+              <w:t>inciso a) Apropiación o Asignación</w:t>
+            </w:r>
+            <w:r>
+              <w:rPr>
+                <w:sz w:val="24"/>
+                <w:szCs w:val="24"/>
+              </w:rPr>
+              <w:t xml:space="preserve">, indica: </w:t>
+            </w:r>
+            <w:r>
+              <w:rPr>
+                <w:i/>
+                <w:sz w:val="24"/>
+                <w:szCs w:val="24"/>
+              </w:rPr>
+              <w:t>“La apropiación o asignación de gastos es el momento en el cual se registran en el sistema, los importes aprobados en el presupuesto de las entidades del sector público, para cada una de las partidas por objeto del gasto. Apertura los registros auxiliares de la ejecución presupuestaria de gastos”</w:t>
+            </w:r>
+            <w:r>
+              <w:rPr>
+                <w:sz w:val="24"/>
+                <w:szCs w:val="24"/>
               </w:rPr>
               <w:t>.</w:t>
             </w:r>
-            <w:r>
-              <w:rPr>
-                <w:b/>
-                <w:i/>
-              </w:rPr>
-              <w:t xml:space="preserve"> punto…</w:t>
+          </w:p>
+          <w:p>
+            <w:pPr>
+              <w:jc w:val="both"/>
+              <w:rPr>
+                <w:b/>
+                <w:sz w:val="24"/>
+                <w:szCs w:val="24"/>
+                <w:u w:val="single"/>
+              </w:rPr>
+            </w:pPr>
+          </w:p>
+          <w:p>
+            <w:pPr>
+              <w:jc w:val="both"/>
+              <w:rPr>
+                <w:b/>
+                <w:sz w:val="24"/>
+                <w:szCs w:val="24"/>
+              </w:rPr>
+            </w:pPr>
+            <w:r>
+              <w:rPr>
+                <w:b/>
+                <w:sz w:val="24"/>
+                <w:szCs w:val="24"/>
+                <w:u w:val="single"/>
+              </w:rPr>
+              <w:t>Causa</w:t>
+            </w:r>
+          </w:p>
+          <w:p>
+            <w:pPr>
+              <w:jc w:val="both"/>
+              <w:rPr>
+                <w:sz w:val="24"/>
+                <w:szCs w:val="24"/>
+              </w:rPr>
+            </w:pPr>
+            <w:r>
+              <w:rPr>
+                <w:sz w:val="24"/>
+                <w:szCs w:val="24"/>
+              </w:rPr>
+              <w:t xml:space="preserve">Lo descrito se debe a la falta de control del Director Financiero respecto a que los gastos se ajusten al presupuesto aprobado.</w:t>
+            </w:r>
+            <w:r>
+              <w:rPr>
+                <w:sz w:val="24"/>
+                <w:szCs w:val="24"/>
+              </w:rPr>
+              <w:t xml:space="preserve"/>
+            </w:r>
+            <w:r>
+              <w:rPr>
+                <w:sz w:val="24"/>
+                <w:szCs w:val="24"/>
+              </w:rPr>
+              <w:t/>
+            </w:r>
+          </w:p>
+          <w:p>
+            <w:pPr>
+              <w:jc w:val="both"/>
+              <w:rPr>
+                <w:sz w:val="24"/>
+                <w:szCs w:val="24"/>
+                <w:u w:val="single"/>
+              </w:rPr>
+            </w:pPr>
+          </w:p>
+          <w:p>
+            <w:pPr>
+              <w:jc w:val="both"/>
+              <w:rPr>
+                <w:b/>
+                <w:sz w:val="24"/>
+                <w:szCs w:val="24"/>
+                <w:u w:val="single"/>
+              </w:rPr>
+            </w:pPr>
+            <w:r>
+              <w:rPr>
+                <w:b/>
+                <w:sz w:val="24"/>
+                <w:szCs w:val="24"/>
+                <w:u w:val="single"/>
+              </w:rPr>
+              <w:t>Efecto</w:t>
+            </w:r>
+          </w:p>
+          <w:p>
+            <w:pPr>
+              <w:jc w:val="both"/>
+              <w:rPr>
+                <w:sz w:val="24"/>
+                <w:szCs w:val="24"/>
+              </w:rPr>
+            </w:pPr>
+            <w:r>
+              <w:rPr>
+                <w:sz w:val="24"/>
+                <w:szCs w:val="24"/>
+              </w:rPr>
+              <w:t xml:space="preserve">Lo descrito puede ocasionar que los gastos ejecutados al margen del presupuesto aprobado comprometan otras partidas presupuestarias destinadas a las actividades del municipio.</w:t>
+            </w:r>
+            <w:r>
+              <w:rPr>
+                <w:sz w:val="24"/>
+                <w:szCs w:val="24"/>
+              </w:rPr>
+              <w:t xml:space="preserve"/>
+            </w:r>
+            <w:r>
+              <w:rPr>
+                <w:sz w:val="24"/>
+                <w:szCs w:val="24"/>
+              </w:rPr>
+              <w:t/>
+            </w:r>
+            <w:r>
+              <w:rPr>
+                <w:sz w:val="24"/>
+                <w:szCs w:val="24"/>
+              </w:rPr>
+              <w:t xml:space="preserve"/>
+            </w:r>
+            <w:r>
+              <w:rPr>
+                <w:sz w:val="24"/>
+                <w:szCs w:val="24"/>
+              </w:rPr>
+              <w:t xml:space="preserve"/>
+            </w:r>
+          </w:p>
+          <w:p>
+            <w:pPr>
+              <w:jc w:val="both"/>
+              <w:rPr>
+                <w:sz w:val="24"/>
+                <w:szCs w:val="24"/>
+              </w:rPr>
+            </w:pPr>
+          </w:p>
+          <w:p>
+            <w:pPr>
+              <w:jc w:val="both"/>
+              <w:rPr>
+                <w:b/>
+                <w:sz w:val="24"/>
+                <w:szCs w:val="24"/>
+                <w:u w:val="single"/>
+              </w:rPr>
+            </w:pPr>
+            <w:r>
+              <w:rPr>
+                <w:b/>
+                <w:sz w:val="24"/>
+                <w:szCs w:val="24"/>
+                <w:u w:val="single"/>
+              </w:rPr>
+              <w:t>Recomendación</w:t>
+            </w:r>
+          </w:p>
+          <w:p>
+            <w:pPr>
+              <w:jc w:val="both"/>
+              <w:rPr>
+                <w:sz w:val="24"/>
+                <w:szCs w:val="24"/>
+              </w:rPr>
+            </w:pPr>
+            <w:r>
+              <w:rPr>
+                <w:sz w:val="24"/>
+                <w:szCs w:val="24"/>
+              </w:rPr>
+              <w:t xml:space="preserve">Se recomienda al Alcalde Municipal instruir al Contador que las transacciones del municipio se contabilicen conforme al presupuesto aprobado, dando cumplimiento a las NBSCI.</w:t>
+            </w:r>
+            <w:r>
+              <w:rPr>
+                <w:sz w:val="24"/>
+                <w:szCs w:val="24"/>
+              </w:rPr>
+              <w:t xml:space="preserve"/>
+            </w:r>
+          </w:p>
+          <w:p>
+            <w:pPr>
+              <w:jc w:val="both"/>
+              <w:rPr>
+                <w:b/>
+                <w:u w:val="single"/>
+              </w:rPr>
+            </w:pPr>
+          </w:p>
+        </w:tc>
+        <w:tc>
+          <w:tcPr>
+            <w:tcW w:w="1276" w:type="dxa"/>
+            <w:vAlign w:val="center"/>
+          </w:tcPr>
+          <w:p>
+            <w:pPr>
+              <w:jc w:val="center"/>
+              <w:rPr>
+                <w:b/>
+                <w:i/>
+              </w:rPr>
+            </w:pPr>
+            <w:r>
+              <w:rPr>
+                <w:b/>
+                <w:i/>
+                <w:color w:val="0070C0"/>
+              </w:rPr>
+              <w:lastRenderedPageBreak/>
+              <w:t xml:space="preserve">Deficiencia incluida en informe de C.I.</w:t>
+            </w:r>
+            <w:r>
+              <w:rPr>
+                <w:b/>
+                <w:i/>
+                <w:color w:val="0070C0"/>
+              </w:rPr>
+              <w:t/>
+            </w:r>
+            <w:r>
+              <w:rPr>
+                <w:b/>
+                <w:i/>
+                <w:color w:val="0070C0"/>
+              </w:rPr>
+              <w:t/>
+            </w:r>
+            <w:r>
+              <w:rPr>
+                <w:b/>
+                <w:i/>
+                <w:color w:val="0070C0"/>
+              </w:rPr>
+              <w:t/>
+            </w:r>
+            <w:r>
+              <w:rPr>
+                <w:b/>
+                <w:i/>
+                <w:color w:val="0070C0"/>
+              </w:rPr>
+              <w:t xml:space="preserve"/>
+            </w:r>
+          </w:p>
+        </w:tc>
+      </w:tr>
+      <w:tr>
+        <w:tc>
+          <w:tcPr>
+            <w:tcW w:w="709" w:type="dxa"/>
+            <w:vAlign w:val="center"/>
+          </w:tcPr>
+          <w:p>
+            <w:pPr>
+              <w:jc w:val="center"/>
+              <w:rPr>
+                <w:b/>
+              </w:rPr>
+            </w:pPr>
+            <w:r>
+              <w:rPr>
+                <w:b/>
+                <w:color w:val="FF0000"/>
+              </w:rPr>
+              <w:t xml:space="preserve">LPI 1-2</w:t>
+            </w:r>
+          </w:p>
+        </w:tc>
+        <w:tc>
+          <w:tcPr>
+            <w:tcW w:w="8647" w:type="dxa"/>
+          </w:tcPr>
+          <w:p>
+            <w:pPr>
+              <w:pStyle w:val="Prrafodelista"/>
+              <w:numPr>
+                <w:ilvl w:val="0"/>
+                <w:numId w:val="1"/>
+              </w:numPr>
+              <w:jc w:val="both"/>
+              <w:rPr>
+                <w:b/>
+                <w:sz w:val="24"/>
+                <w:szCs w:val="24"/>
+                <w:u w:val="single"/>
+              </w:rPr>
+            </w:pPr>
+            <w:r>
+              <w:rPr>
+                <w:b/>
+                <w:sz w:val="24"/>
+                <w:szCs w:val="24"/>
+                <w:u w:val="single"/>
+              </w:rPr>
+              <w:t xml:space="preserve">Información Financiera Diaria y Semanal</w:t>
+            </w:r>
+            <w:r>
+              <w:rPr>
+                <w:b/>
+                <w:sz w:val="24"/>
+                <w:szCs w:val="24"/>
+                <w:u w:val="single"/>
+              </w:rPr>
+              <w:t xml:space="preserve"/>
+            </w:r>
+          </w:p>
+          <w:p>
+            <w:pPr>
+              <w:jc w:val="both"/>
+              <w:rPr>
+                <w:sz w:val="24"/>
+                <w:szCs w:val="24"/>
+                <w:u w:val="single"/>
+              </w:rPr>
+            </w:pPr>
+          </w:p>
+          <w:p>
+            <w:pPr>
+              <w:jc w:val="both"/>
+              <w:rPr>
+                <w:b/>
+                <w:sz w:val="24"/>
+                <w:szCs w:val="24"/>
+                <w:u w:val="single"/>
+              </w:rPr>
+            </w:pPr>
+            <w:r>
+              <w:rPr>
+                <w:b/>
+                <w:sz w:val="24"/>
+                <w:szCs w:val="24"/>
+                <w:u w:val="single"/>
+              </w:rPr>
+              <w:t>Condición</w:t>
+            </w:r>
+          </w:p>
+          <w:p>
+            <w:pPr>
+              <w:jc w:val="both"/>
+              <w:rPr>
+                <w:sz w:val="24"/>
+                <w:szCs w:val="24"/>
+              </w:rPr>
+            </w:pPr>
+            <w:r>
+              <w:rPr>
+                <w:sz w:val="24"/>
+                <w:szCs w:val="24"/>
+              </w:rPr>
+              <w:t xml:space="preserve">Se identificó, durante la auditoría, que el Gobierno Autónomo Municipal Valles no emite información financiera de las operaciones de la entidad de forma diaria y/o semanal.</w:t>
+            </w:r>
+            <w:r>
+              <w:rPr>
+                <w:sz w:val="24"/>
+                <w:szCs w:val="24"/>
+              </w:rPr>
+              <w:t/>
+            </w:r>
+            <w:r>
+              <w:rPr>
+                <w:sz w:val="24"/>
+                <w:szCs w:val="24"/>
+              </w:rPr>
+              <w:t xml:space="preserve"/>
+            </w:r>
+            <w:r>
+              <w:rPr>
+                <w:sz w:val="24"/>
+                <w:szCs w:val="24"/>
+              </w:rPr>
+              <w:t xml:space="preserve"/>
+            </w:r>
+            <w:r>
+              <w:rPr>
+                <w:sz w:val="24"/>
+                <w:szCs w:val="24"/>
+              </w:rPr>
+              <w:t xml:space="preserve"/>
+            </w:r>
+            <w:r>
+              <w:rPr>
+                <w:sz w:val="24"/>
+                <w:szCs w:val="24"/>
+              </w:rPr>
+              <w:t xml:space="preserve"/>
+            </w:r>
+            <w:r>
+              <w:rPr>
+                <w:sz w:val="24"/>
+                <w:szCs w:val="24"/>
+              </w:rPr>
+              <w:t/>
+            </w:r>
+          </w:p>
+          <w:p>
+            <w:pPr>
+              <w:jc w:val="both"/>
+              <w:rPr>
+                <w:sz w:val="24"/>
+                <w:szCs w:val="24"/>
+              </w:rPr>
+            </w:pPr>
+          </w:p>
+          <w:p>
+            <w:pPr>
+              <w:autoSpaceDE w:val="0"/>
+              <w:autoSpaceDN w:val="0"/>
+              <w:adjustRightInd w:val="0"/>
+              <w:jc w:val="both"/>
+              <w:rPr>
+                <w:b/>
+                <w:sz w:val="24"/>
+                <w:szCs w:val="24"/>
+                <w:u w:val="single"/>
+              </w:rPr>
+            </w:pPr>
+            <w:r>
+              <w:rPr>
+                <w:b/>
+                <w:sz w:val="24"/>
+                <w:szCs w:val="24"/>
+                <w:u w:val="single"/>
+              </w:rPr>
+              <w:t>Criterio</w:t>
+            </w:r>
+          </w:p>
+          <w:p>
+            <w:pPr>
+              <w:autoSpaceDE w:val="0"/>
+              <w:autoSpaceDN w:val="0"/>
+              <w:adjustRightInd w:val="0"/>
+              <w:jc w:val="both"/>
+              <w:rPr>
+                <w:sz w:val="24"/>
+                <w:szCs w:val="24"/>
+              </w:rPr>
+            </w:pPr>
+            <w:r>
+              <w:rPr>
+                <w:sz w:val="24"/>
+                <w:szCs w:val="24"/>
+              </w:rPr>
+              <w:t xml:space="preserve">La Guía de los Principios, Normas Generales y Básicas de Control Interno Gubernamental aprobada mediante Resolución CGR-1-173/2002, en el punto </w:t>
+            </w:r>
+            <w:r>
+              <w:rPr>
+                <w:rFonts w:cs="Times New Roman"/>
+                <w:b/>
+                <w:bCs/>
+                <w:iCs/>
+                <w:sz w:val="24"/>
+                <w:szCs w:val="24"/>
+                <w:lang w:val="es-BO"/>
+              </w:rPr>
+              <w:t>4.1.1. Rol del sistema de información en el proceso de control interno</w:t>
+            </w:r>
+            <w:r>
+              <w:rPr>
+                <w:sz w:val="24"/>
+                <w:szCs w:val="24"/>
+              </w:rPr>
+              <w:t xml:space="preserve">, señala: </w:t>
+            </w:r>
+            <w:r>
+              <w:rPr>
+                <w:sz w:val="24"/>
+                <w:szCs w:val="24"/>
+              </w:rPr>
+              <w:t>“</w:t>
+            </w:r>
+            <w:r>
+              <w:rPr>
+                <w:sz w:val="24"/>
+                <w:szCs w:val="24"/>
+              </w:rPr>
+              <w:t>La entidad debe implantar un sistema de información que genere los reportes correspondientes para la satisfacción de las necesidades de información operacional, financiera y de cumplimiento haciendo posible su conducción y control</w:t>
+            </w:r>
+            <w:r>
+              <w:rPr>
+                <w:sz w:val="24"/>
+                <w:szCs w:val="24"/>
+              </w:rPr>
+              <w:t>”</w:t>
+            </w:r>
+            <w:r>
+              <w:rPr>
+                <w:sz w:val="24"/>
+                <w:szCs w:val="24"/>
+              </w:rPr>
+              <w:t>.</w:t>
+            </w:r>
+          </w:p>
+          <w:p>
+            <w:pPr>
+              <w:jc w:val="both"/>
+              <w:rPr>
+                <w:b/>
+                <w:sz w:val="24"/>
+                <w:szCs w:val="24"/>
+              </w:rPr>
+            </w:pPr>
+            <w:r>
+              <w:rPr>
+                <w:b/>
+                <w:sz w:val="24"/>
+                <w:szCs w:val="24"/>
+                <w:u w:val="single"/>
+              </w:rPr>
+              <w:t>Causa</w:t>
+            </w:r>
+          </w:p>
+          <w:p>
+            <w:pPr>
+              <w:jc w:val="both"/>
+              <w:rPr>
+                <w:sz w:val="24"/>
+                <w:szCs w:val="24"/>
+              </w:rPr>
+            </w:pPr>
+            <w:r>
+              <w:rPr>
+                <w:sz w:val="24"/>
+                <w:szCs w:val="24"/>
+              </w:rPr>
+              <w:t xml:space="preserve">Lo descrito se debe a la falta de control de parte del Contador sobre la información financiera.</w:t>
+            </w:r>
+            <w:r>
+              <w:rPr>
+                <w:sz w:val="24"/>
+                <w:szCs w:val="24"/>
+              </w:rPr>
+              <w:t xml:space="preserve"/>
+            </w:r>
+            <w:r>
+              <w:rPr>
+                <w:sz w:val="24"/>
+                <w:szCs w:val="24"/>
+              </w:rPr>
+              <w:t/>
+            </w:r>
+            <w:r>
+              <w:rPr>
+                <w:sz w:val="24"/>
+                <w:szCs w:val="24"/>
+              </w:rPr>
+              <w:t/>
+            </w:r>
+          </w:p>
+          <w:p>
+            <w:pPr>
+              <w:jc w:val="both"/>
+              <w:rPr>
+                <w:b/>
+                <w:sz w:val="24"/>
+                <w:szCs w:val="24"/>
+                <w:u w:val="single"/>
+              </w:rPr>
+            </w:pPr>
+          </w:p>
+          <w:p>
+            <w:pPr>
+              <w:jc w:val="both"/>
+              <w:rPr>
+                <w:b/>
+                <w:sz w:val="24"/>
+                <w:szCs w:val="24"/>
+                <w:u w:val="single"/>
+              </w:rPr>
+            </w:pPr>
+            <w:r>
+              <w:rPr>
+                <w:b/>
+                <w:sz w:val="24"/>
+                <w:szCs w:val="24"/>
+                <w:u w:val="single"/>
+              </w:rPr>
+              <w:t>Efecto</w:t>
+            </w:r>
+          </w:p>
+          <w:p>
+            <w:pPr>
+              <w:jc w:val="both"/>
+              <w:rPr>
+                <w:sz w:val="24"/>
+                <w:szCs w:val="24"/>
+              </w:rPr>
+            </w:pPr>
+            <w:r>
+              <w:rPr>
+                <w:sz w:val="24"/>
+                <w:szCs w:val="24"/>
+              </w:rPr>
+              <w:t xml:space="preserve">Lo descrito puede ocasionar que la entidad no disponga de información confiable en forma diaria y/o semanal.</w:t>
+            </w:r>
+            <w:r>
+              <w:rPr>
+                <w:sz w:val="24"/>
+                <w:szCs w:val="24"/>
+              </w:rPr>
+              <w:t xml:space="preserve"/>
+            </w:r>
+            <w:r>
+              <w:rPr>
+                <w:sz w:val="24"/>
+                <w:szCs w:val="24"/>
+              </w:rPr>
+              <w:t xml:space="preserve"/>
+            </w:r>
+            <w:r>
+              <w:rPr>
+                <w:sz w:val="24"/>
+                <w:szCs w:val="24"/>
+              </w:rPr>
+              <w:t xml:space="preserve"/>
+            </w:r>
+          </w:p>
+          <w:p>
+            <w:pPr>
+              <w:jc w:val="both"/>
+              <w:rPr>
+                <w:sz w:val="24"/>
+                <w:szCs w:val="24"/>
+              </w:rPr>
+            </w:pPr>
+          </w:p>
+          <w:p>
+            <w:pPr>
+              <w:jc w:val="both"/>
+              <w:rPr>
+                <w:b/>
+                <w:sz w:val="24"/>
+                <w:szCs w:val="24"/>
+                <w:u w:val="single"/>
+              </w:rPr>
+            </w:pPr>
+            <w:r>
+              <w:rPr>
+                <w:b/>
+                <w:sz w:val="24"/>
+                <w:szCs w:val="24"/>
+                <w:u w:val="single"/>
+              </w:rPr>
+              <w:t>Recomendación</w:t>
+            </w:r>
+          </w:p>
+          <w:p>
+            <w:pPr>
+              <w:jc w:val="both"/>
+              <w:rPr>
+                <w:sz w:val="24"/>
+                <w:szCs w:val="24"/>
+              </w:rPr>
+            </w:pPr>
+            <w:r>
+              <w:rPr>
+                <w:sz w:val="24"/>
+                <w:szCs w:val="24"/>
+              </w:rPr>
+              <w:t xml:space="preserve">Se recomienda al Alcalde Municipal instruir al Contador del municipio que adopte las acciones necesarias para que la información financiera íntegra de las operaciones de la entidad pueda obtenerse en forma diaria y semanal.</w:t>
+            </w:r>
+            <w:r>
+              <w:rPr>
+                <w:sz w:val="24"/>
+                <w:szCs w:val="24"/>
+              </w:rPr>
+              <w:t/>
+            </w:r>
+            <w:r>
+              <w:rPr>
+                <w:sz w:val="24"/>
+                <w:szCs w:val="24"/>
+              </w:rPr>
+              <w:t xml:space="preserve"/>
+            </w:r>
+            <w:r>
+              <w:rPr>
+                <w:sz w:val="24"/>
+                <w:szCs w:val="24"/>
+              </w:rPr>
+              <w:t xml:space="preserve"/>
+            </w:r>
+            <w:r>
+              <w:rPr>
+                <w:sz w:val="24"/>
+                <w:szCs w:val="24"/>
+              </w:rPr>
+              <w:t/>
+            </w:r>
+            <w:r>
+              <w:rPr>
+                <w:sz w:val="24"/>
+                <w:szCs w:val="24"/>
+              </w:rPr>
+              <w:t xml:space="preserve"/>
+            </w:r>
+          </w:p>
+          <w:p>
+            <w:pPr>
+              <w:jc w:val="both"/>
+              <w:rPr>
+                <w:sz w:val="24"/>
+                <w:szCs w:val="24"/>
+              </w:rPr>
+            </w:pPr>
+            <w:r>
+              <w:rPr>
+                <w:sz w:val="24"/>
+                <w:szCs w:val="24"/>
+              </w:rPr>
+              <w:t xml:space="preserve"> </w:t>
+            </w:r>
+          </w:p>
+        </w:tc>
+        <w:tc>
+          <w:tcPr>
+            <w:tcW w:w="1276" w:type="dxa"/>
+            <w:vAlign w:val="center"/>
+          </w:tcPr>
+          <w:p>
+            <w:pPr>
+              <w:jc w:val="center"/>
+              <w:rPr>
+                <w:b/>
+                <w:i/>
+              </w:rPr>
+            </w:pPr>
+            <w:r>
+              <w:rPr>
+                <w:b/>
+                <w:i/>
+                <w:color w:val="0070C0"/>
+              </w:rPr>
+              <w:lastRenderedPageBreak/>
+              <w:t xml:space="preserve">Deficiencia incluida en informe de C.I.</w:t>
+            </w:r>
+            <w:r>
+              <w:rPr>
+                <w:b/>
+                <w:i/>
+                <w:color w:val="0070C0"/>
+              </w:rPr>
+              <w:t/>
+            </w:r>
+            <w:r>
+              <w:rPr>
+                <w:b/>
+                <w:i/>
+                <w:color w:val="0070C0"/>
+              </w:rPr>
+              <w:t/>
+            </w:r>
+            <w:r>
+              <w:rPr>
+                <w:b/>
+                <w:i/>
+                <w:color w:val="0070C0"/>
+              </w:rPr>
+              <w:t/>
+            </w:r>
+            <w:r>
+              <w:rPr>
+                <w:b/>
+                <w:i/>
+                <w:color w:val="0070C0"/>
+              </w:rPr>
+              <w:t xml:space="preserve"/>
+            </w:r>
+          </w:p>
+        </w:tc>
+      </w:tr>
+      <w:tr>
+        <w:tc>
+          <w:tcPr>
+            <w:tcW w:w="709" w:type="dxa"/>
+            <w:vAlign w:val="center"/>
+          </w:tcPr>
+          <w:p>
+            <w:pPr>
+              <w:jc w:val="center"/>
+              <w:rPr>
+                <w:b/>
+              </w:rPr>
+            </w:pPr>
+            <w:r>
+              <w:rPr>
+                <w:b/>
+                <w:color w:val="FF0000"/>
+              </w:rPr>
+              <w:t xml:space="preserve">LPI 1-2</w:t>
+            </w:r>
+          </w:p>
+        </w:tc>
+        <w:tc>
+          <w:tcPr>
+            <w:tcW w:w="8647" w:type="dxa"/>
+          </w:tcPr>
+          <w:p>
+            <w:pPr>
+              <w:pStyle w:val="Prrafodelista"/>
+              <w:numPr>
+                <w:ilvl w:val="0"/>
+                <w:numId w:val="1"/>
+              </w:numPr>
+              <w:jc w:val="both"/>
+              <w:rPr>
+                <w:b/>
+                <w:sz w:val="24"/>
+                <w:szCs w:val="24"/>
+                <w:u w:val="single"/>
+              </w:rPr>
+            </w:pPr>
+            <w:r>
+              <w:rPr>
+                <w:b/>
+                <w:sz w:val="24"/>
+                <w:szCs w:val="24"/>
+                <w:u w:val="single"/>
+              </w:rPr>
+              <w:t xml:space="preserve">Información Financiera para la toma de decisiones</w:t>
+            </w:r>
+            <w:r>
+              <w:rPr>
+                <w:b/>
+                <w:sz w:val="24"/>
+                <w:szCs w:val="24"/>
+                <w:u w:val="single"/>
+              </w:rPr>
+              <w:t/>
+            </w:r>
+          </w:p>
+          <w:p>
+            <w:pPr>
+              <w:jc w:val="both"/>
+              <w:rPr>
+                <w:sz w:val="24"/>
+                <w:szCs w:val="24"/>
+                <w:u w:val="single"/>
+              </w:rPr>
+            </w:pPr>
+          </w:p>
+          <w:p>
+            <w:pPr>
+              <w:jc w:val="both"/>
+              <w:rPr>
+                <w:b/>
+                <w:sz w:val="24"/>
+                <w:szCs w:val="24"/>
+                <w:u w:val="single"/>
+              </w:rPr>
+            </w:pPr>
+            <w:r>
+              <w:rPr>
+                <w:b/>
+                <w:sz w:val="24"/>
+                <w:szCs w:val="24"/>
+                <w:u w:val="single"/>
+              </w:rPr>
+              <w:t>Condición</w:t>
+            </w:r>
+          </w:p>
+          <w:p>
+            <w:pPr>
+              <w:jc w:val="both"/>
+              <w:rPr>
+                <w:sz w:val="24"/>
+                <w:szCs w:val="24"/>
+              </w:rPr>
+            </w:pPr>
+            <w:r>
+              <w:rPr>
+                <w:sz w:val="24"/>
+                <w:szCs w:val="24"/>
+              </w:rPr>
+              <w:t xml:space="preserve">Se identificó, durante la auditoría, que los ejecutivos del Gobierno Autónomo Municipal Valles no solicitan información financiera para sustentar la toma de decisiones.</w:t>
+            </w:r>
+            <w:r>
+              <w:rPr>
+                <w:sz w:val="24"/>
+                <w:szCs w:val="24"/>
+              </w:rPr>
+              <w:t/>
+            </w:r>
+            <w:r>
+              <w:rPr>
+                <w:sz w:val="24"/>
+                <w:szCs w:val="24"/>
+              </w:rPr>
+              <w:t xml:space="preserve"/>
+            </w:r>
+            <w:r>
+              <w:rPr>
+                <w:sz w:val="24"/>
+                <w:szCs w:val="24"/>
+              </w:rPr>
+              <w:t xml:space="preserve"/>
+            </w:r>
+            <w:r>
+              <w:rPr>
+                <w:sz w:val="24"/>
+                <w:szCs w:val="24"/>
+              </w:rPr>
+              <w:lastRenderedPageBreak/>
+              <w:t/>
+            </w:r>
+            <w:r>
+              <w:rPr>
+                <w:sz w:val="24"/>
+                <w:szCs w:val="24"/>
+              </w:rPr>
+              <w:t xml:space="preserve"/>
+            </w:r>
+            <w:r>
+              <w:rPr>
+                <w:sz w:val="24"/>
+                <w:szCs w:val="24"/>
+              </w:rPr>
+              <w:t/>
+            </w:r>
+          </w:p>
+          <w:p>
+            <w:pPr>
+              <w:jc w:val="both"/>
+              <w:rPr>
+                <w:sz w:val="24"/>
+                <w:szCs w:val="24"/>
+              </w:rPr>
+            </w:pPr>
+          </w:p>
+          <w:p>
+            <w:pPr>
+              <w:autoSpaceDE w:val="0"/>
+              <w:autoSpaceDN w:val="0"/>
+              <w:adjustRightInd w:val="0"/>
+              <w:jc w:val="both"/>
+              <w:rPr>
+                <w:b/>
+                <w:sz w:val="24"/>
+                <w:szCs w:val="24"/>
+                <w:u w:val="single"/>
+              </w:rPr>
+            </w:pPr>
+            <w:r>
+              <w:rPr>
+                <w:b/>
+                <w:sz w:val="24"/>
+                <w:szCs w:val="24"/>
+                <w:u w:val="single"/>
+              </w:rPr>
+              <w:t>Criterio</w:t>
+            </w:r>
+          </w:p>
+          <w:p>
+            <w:pPr>
+              <w:autoSpaceDE w:val="0"/>
+              <w:autoSpaceDN w:val="0"/>
+              <w:adjustRightInd w:val="0"/>
+              <w:jc w:val="both"/>
+              <w:rPr>
+                <w:sz w:val="24"/>
+                <w:szCs w:val="24"/>
+              </w:rPr>
+            </w:pPr>
+            <w:r>
+              <w:rPr>
+                <w:sz w:val="24"/>
+                <w:szCs w:val="24"/>
+              </w:rPr>
+              <w:t xml:space="preserve">La Guía de los Principios, Normas Generales y Básicas de Control Interno Gubernamental aprobada mediante Resolución CGR-1-173/2002, en el punto </w:t>
+            </w:r>
+            <w:r>
+              <w:rPr>
+                <w:rFonts w:cs="Times New Roman"/>
+                <w:b/>
+                <w:bCs/>
+                <w:iCs/>
+                <w:sz w:val="24"/>
+                <w:szCs w:val="24"/>
+                <w:lang w:val="es-BO"/>
+              </w:rPr>
+              <w:t>4.1.1. Rol del sistema de información en el proceso de control interno</w:t>
+            </w:r>
+            <w:r>
+              <w:rPr>
+                <w:sz w:val="24"/>
+                <w:szCs w:val="24"/>
+              </w:rPr>
+              <w:t xml:space="preserve">, señala: </w:t>
+            </w:r>
+            <w:r>
+              <w:rPr>
+                <w:sz w:val="24"/>
+                <w:szCs w:val="24"/>
+              </w:rPr>
+              <w:t>“</w:t>
+            </w:r>
+            <w:r>
+              <w:rPr>
+                <w:sz w:val="24"/>
+                <w:szCs w:val="24"/>
+              </w:rPr>
+              <w:t>La información es indispensable para desarrollar las actividades de control y</w:t>
+            </w:r>
+            <w:r>
+              <w:rPr>
+                <w:sz w:val="24"/>
+                <w:szCs w:val="24"/>
+              </w:rPr>
+              <w:t xml:space="preserve"> </w:t>
+            </w:r>
+            <w:r>
+              <w:rPr>
+                <w:sz w:val="24"/>
+                <w:szCs w:val="24"/>
+              </w:rPr>
+              <w:t>poder evaluar el resultado de las operaciones. Asimismo, es la herramienta</w:t>
+            </w:r>
+            <w:r>
+              <w:rPr>
+                <w:sz w:val="24"/>
+                <w:szCs w:val="24"/>
+              </w:rPr>
+              <w:t xml:space="preserve"> </w:t>
+            </w:r>
+            <w:r>
+              <w:rPr>
+                <w:sz w:val="24"/>
+                <w:szCs w:val="24"/>
+              </w:rPr>
+              <w:t>principal para la toma de decisiones en el proceso de gestión respecto a la</w:t>
+            </w:r>
+            <w:r>
+              <w:rPr>
+                <w:sz w:val="24"/>
+                <w:szCs w:val="24"/>
+              </w:rPr>
+              <w:t xml:space="preserve"> </w:t>
+            </w:r>
+            <w:r>
+              <w:rPr>
+                <w:sz w:val="24"/>
+                <w:szCs w:val="24"/>
+              </w:rPr>
+              <w:t>obtención, uso y aplicación de los recursos. Para todo ello, es necesario que la</w:t>
+            </w:r>
+            <w:r>
+              <w:rPr>
+                <w:sz w:val="24"/>
+                <w:szCs w:val="24"/>
+              </w:rPr>
+              <w:t xml:space="preserve"> </w:t>
+            </w:r>
+            <w:r>
+              <w:rPr>
+                <w:sz w:val="24"/>
+                <w:szCs w:val="24"/>
+              </w:rPr>
+              <w:t>información presente niveles adecuados de calidad en cuanto a su confiabilidad,</w:t>
+            </w:r>
+            <w:r>
+              <w:rPr>
+                <w:sz w:val="24"/>
+                <w:szCs w:val="24"/>
+              </w:rPr>
+              <w:t xml:space="preserve"> </w:t>
+            </w:r>
+            <w:r>
+              <w:rPr>
+                <w:sz w:val="24"/>
+                <w:szCs w:val="24"/>
+              </w:rPr>
+              <w:t>relevancia y oportunidad</w:t>
+            </w:r>
+            <w:r>
+              <w:rPr>
+                <w:sz w:val="24"/>
+                <w:szCs w:val="24"/>
+              </w:rPr>
+              <w:t>”</w:t>
+            </w:r>
+            <w:r>
+              <w:rPr>
+                <w:sz w:val="24"/>
+                <w:szCs w:val="24"/>
+              </w:rPr>
+              <w:t>.</w:t>
+            </w:r>
+          </w:p>
+          <w:p>
+            <w:pPr>
+              <w:jc w:val="both"/>
+              <w:rPr>
+                <w:b/>
+                <w:sz w:val="24"/>
+                <w:szCs w:val="24"/>
+                <w:u w:val="single"/>
+              </w:rPr>
+            </w:pPr>
+          </w:p>
+          <w:p>
+            <w:pPr>
+              <w:jc w:val="both"/>
+              <w:rPr>
+                <w:b/>
+                <w:sz w:val="24"/>
+                <w:szCs w:val="24"/>
+              </w:rPr>
+            </w:pPr>
+            <w:r>
+              <w:rPr>
+                <w:b/>
+                <w:sz w:val="24"/>
+                <w:szCs w:val="24"/>
+                <w:u w:val="single"/>
+              </w:rPr>
+              <w:t>Causa</w:t>
+            </w:r>
+          </w:p>
+          <w:p>
+            <w:pPr>
+              <w:jc w:val="both"/>
+              <w:rPr>
+                <w:sz w:val="24"/>
+                <w:szCs w:val="24"/>
+              </w:rPr>
+            </w:pPr>
+            <w:r>
+              <w:rPr>
+                <w:sz w:val="24"/>
+                <w:szCs w:val="24"/>
+              </w:rPr>
+              <w:t xml:space="preserve">Lo descrito se debe a que los ejecutivos de la entidad no ejercen control sobre la información financiera.</w:t>
+            </w:r>
+            <w:r>
+              <w:rPr>
+                <w:sz w:val="24"/>
+                <w:szCs w:val="24"/>
+              </w:rPr>
+              <w:t xml:space="preserve"/>
+            </w:r>
+            <w:r>
+              <w:rPr>
+                <w:sz w:val="24"/>
+                <w:szCs w:val="24"/>
+              </w:rPr>
+              <w:t xml:space="preserve"/>
+            </w:r>
+            <w:r>
+              <w:rPr>
+                <w:sz w:val="24"/>
+                <w:szCs w:val="24"/>
+              </w:rPr>
+              <w:t xml:space="preserve"/>
+            </w:r>
+            <w:r>
+              <w:rPr>
+                <w:sz w:val="24"/>
+                <w:szCs w:val="24"/>
+              </w:rPr>
+              <w:t/>
+            </w:r>
+          </w:p>
+          <w:p>
+            <w:pPr>
+              <w:jc w:val="both"/>
+              <w:rPr>
+                <w:b/>
+                <w:sz w:val="24"/>
+                <w:szCs w:val="24"/>
+                <w:u w:val="single"/>
+              </w:rPr>
+            </w:pPr>
+          </w:p>
+          <w:p>
+            <w:pPr>
+              <w:jc w:val="both"/>
+              <w:rPr>
+                <w:b/>
+                <w:sz w:val="24"/>
+                <w:szCs w:val="24"/>
+                <w:u w:val="single"/>
+              </w:rPr>
+            </w:pPr>
+            <w:r>
+              <w:rPr>
+                <w:b/>
+                <w:sz w:val="24"/>
+                <w:szCs w:val="24"/>
+                <w:u w:val="single"/>
+              </w:rPr>
+              <w:t>Efecto</w:t>
+            </w:r>
+          </w:p>
+          <w:p>
+            <w:pPr>
+              <w:jc w:val="both"/>
+              <w:rPr>
+                <w:sz w:val="24"/>
+                <w:szCs w:val="24"/>
+              </w:rPr>
+            </w:pPr>
+            <w:r>
+              <w:rPr>
+                <w:sz w:val="24"/>
+                <w:szCs w:val="24"/>
+              </w:rPr>
+              <w:t xml:space="preserve">Lo descrito puede ocasionar que las decisiones se adopten sin oportunidad ni confiabilidad.</w:t>
+            </w:r>
+            <w:r>
+              <w:rPr>
+                <w:sz w:val="24"/>
+                <w:szCs w:val="24"/>
+              </w:rPr>
+              <w:t/>
+            </w:r>
+            <w:r>
+              <w:rPr>
+                <w:sz w:val="24"/>
+                <w:szCs w:val="24"/>
+              </w:rPr>
+              <w:t xml:space="preserve"/>
+            </w:r>
+          </w:p>
+          <w:p>
+            <w:pPr>
+              <w:jc w:val="both"/>
+              <w:rPr>
+                <w:sz w:val="24"/>
+                <w:szCs w:val="24"/>
+              </w:rPr>
+            </w:pPr>
+          </w:p>
+          <w:p>
+            <w:pPr>
+              <w:jc w:val="both"/>
+              <w:rPr>
+                <w:b/>
+                <w:sz w:val="24"/>
+                <w:szCs w:val="24"/>
+                <w:u w:val="single"/>
+              </w:rPr>
+            </w:pPr>
+            <w:r>
+              <w:rPr>
+                <w:b/>
+                <w:sz w:val="24"/>
+                <w:szCs w:val="24"/>
+                <w:u w:val="single"/>
+              </w:rPr>
+              <w:t>Recomendación</w:t>
+            </w:r>
+          </w:p>
+          <w:p>
+            <w:pPr>
+              <w:jc w:val="both"/>
+              <w:rPr>
+                <w:sz w:val="24"/>
+                <w:szCs w:val="24"/>
+              </w:rPr>
+            </w:pPr>
+            <w:r>
+              <w:rPr>
+                <w:sz w:val="24"/>
+                <w:szCs w:val="24"/>
+              </w:rPr>
+              <w:t xml:space="preserve">Se recomienda al Alcalde Municipal instruir a los ejecutivos de la entidad que exijan la información financiera del Gobierno Autónomo Municipal Valles como base para la toma de decisiones.</w:t>
+            </w:r>
+            <w:r>
+              <w:rPr>
+                <w:sz w:val="24"/>
+                <w:szCs w:val="24"/>
+              </w:rPr>
+              <w:t xml:space="preserve"/>
+            </w:r>
+            <w:r>
+              <w:rPr>
+                <w:sz w:val="24"/>
+                <w:szCs w:val="24"/>
+              </w:rPr>
+              <w:t/>
+            </w:r>
+            <w:r>
+              <w:rPr>
+                <w:sz w:val="24"/>
+                <w:szCs w:val="24"/>
+              </w:rPr>
+              <w:t xml:space="preserve"/>
+            </w:r>
+            <w:r>
+              <w:rPr>
+                <w:sz w:val="24"/>
+                <w:szCs w:val="24"/>
+              </w:rPr>
+              <w:t/>
+            </w:r>
+            <w:r>
+              <w:rPr>
+                <w:sz w:val="24"/>
+                <w:szCs w:val="24"/>
+              </w:rPr>
+              <w:t xml:space="preserve"/>
+            </w:r>
+            <w:r>
+              <w:rPr>
+                <w:sz w:val="24"/>
+                <w:szCs w:val="24"/>
+              </w:rPr>
+              <w:t xml:space="preserve"/>
+            </w:r>
+            <w:r>
+              <w:rPr>
+                <w:sz w:val="24"/>
+                <w:szCs w:val="24"/>
+              </w:rPr>
+              <w:t/>
+            </w:r>
+            <w:r>
+              <w:rPr>
+                <w:sz w:val="24"/>
+                <w:szCs w:val="24"/>
+              </w:rPr>
+              <w:t/>
+            </w:r>
+          </w:p>
+          <w:p>
+            <w:pPr>
+              <w:jc w:val="both"/>
+              <w:rPr>
+                <w:sz w:val="24"/>
+                <w:szCs w:val="24"/>
+              </w:rPr>
+            </w:pPr>
+          </w:p>
+        </w:tc>
+        <w:tc>
+          <w:tcPr>
+            <w:tcW w:w="1276" w:type="dxa"/>
+            <w:vAlign w:val="center"/>
+          </w:tcPr>
+          <w:p>
+            <w:pPr>
+              <w:jc w:val="center"/>
+              <w:rPr>
+                <w:b/>
+                <w:i/>
+              </w:rPr>
+            </w:pPr>
+            <w:r>
+              <w:rPr>
+                <w:b/>
+                <w:i/>
+                <w:color w:val="0070C0"/>
+              </w:rPr>
+              <w:lastRenderedPageBreak/>
+              <w:t xml:space="preserve">Deficiencia incluida en informe de C.I.</w:t>
+            </w:r>
+            <w:r>
+              <w:rPr>
+                <w:b/>
+                <w:i/>
+                <w:color w:val="0070C0"/>
+              </w:rPr>
+              <w:t/>
+            </w:r>
+            <w:r>
+              <w:rPr>
+                <w:b/>
+                <w:i/>
+                <w:color w:val="0070C0"/>
+              </w:rPr>
+              <w:t/>
+            </w:r>
+            <w:r>
+              <w:rPr>
+                <w:b/>
+                <w:i/>
+                <w:color w:val="0070C0"/>
+              </w:rPr>
+              <w:t/>
+            </w:r>
+            <w:r>
+              <w:rPr>
+                <w:b/>
+                <w:i/>
+                <w:color w:val="0070C0"/>
+              </w:rPr>
+              <w:t xml:space="preserve"/>
+            </w:r>
+          </w:p>
+        </w:tc>
+      </w:tr>
+      <w:tr>
+        <w:tc>
+          <w:tcPr>
+            <w:tcW w:w="709" w:type="dxa"/>
+            <w:vAlign w:val="center"/>
+          </w:tcPr>
+          <w:p>
+            <w:pPr>
+              <w:jc w:val="center"/>
+              <w:rPr>
+                <w:b/>
+              </w:rPr>
+            </w:pPr>
+            <w:r>
+              <w:rPr>
+                <w:b/>
+                <w:color w:val="FF0000"/>
+              </w:rPr>
+              <w:t xml:space="preserve">LPI 1-2</w:t>
+            </w:r>
+          </w:p>
+        </w:tc>
+        <w:tc>
+          <w:tcPr>
+            <w:tcW w:w="8647" w:type="dxa"/>
+          </w:tcPr>
+          <w:p>
+            <w:pPr>
+              <w:pStyle w:val="Prrafodelista"/>
+              <w:numPr>
+                <w:ilvl w:val="0"/>
+                <w:numId w:val="1"/>
+              </w:numPr>
+              <w:jc w:val="both"/>
+              <w:rPr>
+                <w:b/>
+                <w:sz w:val="24"/>
+                <w:szCs w:val="24"/>
+                <w:u w:val="single"/>
+              </w:rPr>
+            </w:pPr>
+            <w:r>
+              <w:rPr>
+                <w:b/>
+                <w:sz w:val="24"/>
+                <w:szCs w:val="24"/>
+                <w:u w:val="single"/>
+              </w:rPr>
+              <w:t xml:space="preserve">Control de las cantidades de combustible adquirido</w:t>
+            </w:r>
+          </w:p>
+          <w:p>
+            <w:pPr>
+              <w:jc w:val="both"/>
+              <w:rPr>
+                <w:sz w:val="24"/>
+                <w:szCs w:val="24"/>
+                <w:u w:val="single"/>
+              </w:rPr>
+            </w:pPr>
+          </w:p>
+          <w:p>
+            <w:pPr>
+              <w:jc w:val="both"/>
+              <w:rPr>
+                <w:b/>
+                <w:sz w:val="24"/>
+                <w:szCs w:val="24"/>
+                <w:u w:val="single"/>
+              </w:rPr>
+            </w:pPr>
+            <w:r>
+              <w:rPr>
+                <w:b/>
+                <w:sz w:val="24"/>
+                <w:szCs w:val="24"/>
+                <w:u w:val="single"/>
+              </w:rPr>
+              <w:t>Condición</w:t>
+            </w:r>
+          </w:p>
+          <w:p>
+            <w:pPr>
+              <w:jc w:val="both"/>
+              <w:rPr>
+                <w:sz w:val="24"/>
+                <w:szCs w:val="24"/>
+              </w:rPr>
+            </w:pPr>
+            <w:r>
+              <w:rPr>
+                <w:sz w:val="24"/>
+                <w:szCs w:val="24"/>
+              </w:rPr>
+              <w:t xml:space="preserve">Se identificó, durante la auditoría, que los ejecutivos del Gobierno Autónomo Municipal Valles no revisan ni analizan las cantidades de combustible compradas por la municipalidad.</w:t>
+            </w:r>
+            <w:r>
+              <w:rPr>
+                <w:sz w:val="24"/>
+                <w:szCs w:val="24"/>
+              </w:rPr>
+              <w:t xml:space="preserve"/>
+            </w:r>
+            <w:r>
+              <w:rPr>
+                <w:sz w:val="24"/>
+                <w:szCs w:val="24"/>
+              </w:rPr>
+              <w:t xml:space="preserve"/>
+            </w:r>
+            <w:r>
+              <w:rPr>
+                <w:sz w:val="24"/>
+                <w:szCs w:val="24"/>
+              </w:rPr>
+              <w:t/>
+            </w:r>
+            <w:r>
+              <w:rPr>
+                <w:sz w:val="24"/>
+                <w:szCs w:val="24"/>
+              </w:rPr>
+              <w:t/>
+            </w:r>
+          </w:p>
+          <w:p>
+            <w:pPr>
+              <w:jc w:val="both"/>
+              <w:rPr>
+                <w:sz w:val="24"/>
+                <w:szCs w:val="24"/>
+              </w:rPr>
+            </w:pPr>
+          </w:p>
+          <w:p>
+            <w:pPr>
+              <w:autoSpaceDE w:val="0"/>
+              <w:autoSpaceDN w:val="0"/>
+              <w:adjustRightInd w:val="0"/>
+              <w:jc w:val="both"/>
+              <w:rPr>
+                <w:b/>
+                <w:sz w:val="24"/>
+                <w:szCs w:val="24"/>
+                <w:u w:val="single"/>
+              </w:rPr>
+            </w:pPr>
+            <w:r>
+              <w:rPr>
+                <w:b/>
+                <w:sz w:val="24"/>
+                <w:szCs w:val="24"/>
+                <w:u w:val="single"/>
+              </w:rPr>
+              <w:t>Criterio</w:t>
+            </w:r>
+          </w:p>
+          <w:p>
+            <w:pPr>
+              <w:autoSpaceDE w:val="0"/>
+              <w:autoSpaceDN w:val="0"/>
+              <w:adjustRightInd w:val="0"/>
+              <w:jc w:val="both"/>
+              <w:rPr>
+                <w:sz w:val="24"/>
+                <w:szCs w:val="24"/>
+              </w:rPr>
+            </w:pPr>
+            <w:r>
+              <w:rPr>
+                <w:sz w:val="24"/>
+                <w:szCs w:val="24"/>
+              </w:rPr>
+              <w:t xml:space="preserve">La Guía de los Principios, Normas Generales y Básicas de Control Interno Gubernamental aprobada mediante Resolución CGR-1-173/2002, en el punto </w:t>
+            </w:r>
+            <w:r>
+              <w:rPr>
+                <w:b/>
+                <w:sz w:val="24"/>
+                <w:szCs w:val="24"/>
+              </w:rPr>
+              <w:t>5</w:t>
+            </w:r>
+            <w:r>
+              <w:rPr>
+                <w:rFonts w:cs="Times New Roman"/>
+                <w:b/>
+                <w:bCs/>
+                <w:iCs/>
+                <w:sz w:val="24"/>
+                <w:szCs w:val="24"/>
+                <w:lang w:val="es-BO"/>
+              </w:rPr>
+              <w:t xml:space="preserve">.1.1. </w:t>
+            </w:r>
+            <w:r>
+              <w:rPr>
+                <w:rFonts w:cs="Times New Roman"/>
+                <w:b/>
+                <w:bCs/>
+                <w:i/>
+                <w:iCs/>
+                <w:sz w:val="24"/>
+                <w:szCs w:val="24"/>
+                <w:lang w:val="es-BO"/>
+              </w:rPr>
+              <w:t>Implicancias de la supervisión en el proceso de control interno</w:t>
+            </w:r>
+            <w:r>
+              <w:rPr>
+                <w:sz w:val="24"/>
+                <w:szCs w:val="24"/>
+              </w:rPr>
+              <w:t xml:space="preserve">, señala: </w:t>
+            </w:r>
+            <w:r>
+              <w:rPr>
+                <w:sz w:val="24"/>
+                <w:szCs w:val="24"/>
+              </w:rPr>
+              <w:t>“</w:t>
+            </w:r>
+            <w:r>
+              <w:rPr>
+                <w:sz w:val="24"/>
+                <w:szCs w:val="24"/>
+              </w:rPr>
+              <w:t>La supervisión en el proceso de control interno es necesaria para asegurar que</w:t>
+            </w:r>
+            <w:r>
+              <w:rPr>
+                <w:sz w:val="24"/>
+                <w:szCs w:val="24"/>
+              </w:rPr>
+              <w:t xml:space="preserve"> </w:t>
+            </w:r>
+            <w:r>
+              <w:rPr>
+                <w:sz w:val="24"/>
+                <w:szCs w:val="24"/>
+              </w:rPr>
+              <w:t>éste continúa funcionando adecuadamente tal como fue diseñado bajo un nivel</w:t>
+            </w:r>
+            <w:r>
+              <w:rPr>
+                <w:sz w:val="24"/>
+                <w:szCs w:val="24"/>
+              </w:rPr>
+              <w:t xml:space="preserve"> </w:t>
+            </w:r>
+            <w:r>
+              <w:rPr>
+                <w:sz w:val="24"/>
+                <w:szCs w:val="24"/>
+              </w:rPr>
+              <w:t>de riesgos y con una estructura organizativa determinada</w:t>
+            </w:r>
+            <w:r>
+              <w:rPr>
+                <w:sz w:val="24"/>
+                <w:szCs w:val="24"/>
+              </w:rPr>
+              <w:t>”</w:t>
+            </w:r>
+            <w:r>
+              <w:rPr>
+                <w:sz w:val="24"/>
+                <w:szCs w:val="24"/>
+              </w:rPr>
+              <w:t>.</w:t>
+            </w:r>
+          </w:p>
+          <w:p>
+            <w:pPr>
+              <w:jc w:val="both"/>
+              <w:rPr>
+                <w:b/>
+                <w:sz w:val="24"/>
+                <w:szCs w:val="24"/>
+                <w:u w:val="single"/>
+              </w:rPr>
+            </w:pPr>
+          </w:p>
+          <w:p>
+            <w:pPr>
+              <w:jc w:val="both"/>
+              <w:rPr>
+                <w:b/>
+                <w:sz w:val="24"/>
+                <w:szCs w:val="24"/>
+              </w:rPr>
+            </w:pPr>
+            <w:r>
+              <w:rPr>
+                <w:b/>
+                <w:sz w:val="24"/>
+                <w:szCs w:val="24"/>
+                <w:u w:val="single"/>
+              </w:rPr>
+              <w:t>Causa</w:t>
+            </w:r>
+          </w:p>
+          <w:p>
+            <w:pPr>
+              <w:jc w:val="both"/>
+              <w:rPr>
+                <w:sz w:val="24"/>
+                <w:szCs w:val="24"/>
+              </w:rPr>
+            </w:pPr>
+            <w:r>
+              <w:rPr>
+                <w:sz w:val="24"/>
+                <w:szCs w:val="24"/>
+              </w:rPr>
+              <w:t xml:space="preserve">Lo descrito se debe a que los ejecutivos de la entidad no ejercen supervisión sobre la información del combustible adquirido.</w:t>
+            </w:r>
+            <w:r>
+              <w:rPr>
+                <w:sz w:val="24"/>
+                <w:szCs w:val="24"/>
+              </w:rPr>
+              <w:t/>
+            </w:r>
+          </w:p>
+          <w:p>
+            <w:pPr>
+              <w:jc w:val="both"/>
+              <w:rPr>
+                <w:b/>
+                <w:sz w:val="24"/>
+                <w:szCs w:val="24"/>
+                <w:u w:val="single"/>
+              </w:rPr>
+            </w:pPr>
+          </w:p>
+          <w:p>
+            <w:pPr>
+              <w:jc w:val="both"/>
+              <w:rPr>
+                <w:b/>
+                <w:sz w:val="24"/>
+                <w:szCs w:val="24"/>
+                <w:u w:val="single"/>
+              </w:rPr>
+            </w:pPr>
+            <w:r>
+              <w:rPr>
+                <w:b/>
+                <w:sz w:val="24"/>
+                <w:szCs w:val="24"/>
+                <w:u w:val="single"/>
+              </w:rPr>
+              <w:t>Efecto</w:t>
+            </w:r>
+          </w:p>
+          <w:p>
+            <w:pPr>
+              <w:jc w:val="both"/>
+              <w:rPr>
+                <w:sz w:val="24"/>
+                <w:szCs w:val="24"/>
+              </w:rPr>
+            </w:pPr>
+            <w:r>
+              <w:rPr>
+                <w:sz w:val="24"/>
+                <w:szCs w:val="24"/>
+              </w:rPr>
+              <w:t xml:space="preserve">Lo descrito puede ocasionar que se adquieran cantidades de combustible superiores a las requeridas sin que sea detectado oportunamente.</w:t>
+            </w:r>
+            <w:r>
+              <w:rPr>
+                <w:sz w:val="24"/>
+                <w:szCs w:val="24"/>
+              </w:rPr>
+              <w:t/>
+            </w:r>
+            <w:r>
+              <w:rPr>
+                <w:sz w:val="24"/>
+                <w:szCs w:val="24"/>
+              </w:rPr>
+              <w:t xml:space="preserve"/>
+            </w:r>
+          </w:p>
+          <w:p>
+            <w:pPr>
+              <w:jc w:val="both"/>
+              <w:rPr>
+                <w:sz w:val="24"/>
+                <w:szCs w:val="24"/>
+              </w:rPr>
+            </w:pPr>
+          </w:p>
+          <w:p>
+            <w:pPr>
+              <w:jc w:val="both"/>
+              <w:rPr>
+                <w:b/>
+                <w:sz w:val="24"/>
+                <w:szCs w:val="24"/>
+                <w:u w:val="single"/>
+              </w:rPr>
+            </w:pPr>
+            <w:r>
+              <w:rPr>
+                <w:b/>
+                <w:sz w:val="24"/>
+                <w:szCs w:val="24"/>
+                <w:u w:val="single"/>
+              </w:rPr>
+              <w:t>Recomendación</w:t>
+            </w:r>
+          </w:p>
+          <w:p>
+            <w:pPr>
+              <w:jc w:val="both"/>
+              <w:rPr>
+                <w:sz w:val="24"/>
+                <w:szCs w:val="24"/>
+              </w:rPr>
+            </w:pPr>
+            <w:r>
+              <w:rPr>
+                <w:sz w:val="24"/>
+                <w:szCs w:val="24"/>
+              </w:rPr>
+              <w:t xml:space="preserve">Se recomienda al Alcalde Municipal instruir a los ejecutivos de la entidad que analicen periódicamente los datos de las cantidades de combustible adquirido por el Gobierno Autónomo Municipal Valles.</w:t>
+            </w:r>
+            <w:r>
+              <w:rPr>
+                <w:sz w:val="24"/>
+                <w:szCs w:val="24"/>
+              </w:rPr>
+              <w:t xml:space="preserve"/>
+            </w:r>
+            <w:r>
+              <w:rPr>
+                <w:sz w:val="24"/>
+                <w:szCs w:val="24"/>
+              </w:rPr>
+              <w:t/>
+            </w:r>
+            <w:r>
+              <w:rPr>
+                <w:sz w:val="24"/>
+                <w:szCs w:val="24"/>
+              </w:rPr>
+              <w:t/>
+            </w:r>
+            <w:r>
+              <w:rPr>
+                <w:sz w:val="24"/>
+                <w:szCs w:val="24"/>
+              </w:rPr>
+              <w:t/>
+            </w:r>
+          </w:p>
+          <w:p>
+            <w:pPr>
+              <w:jc w:val="both"/>
+              <w:rPr>
+                <w:b/>
+                <w:u w:val="single"/>
+              </w:rPr>
+            </w:pPr>
+          </w:p>
+        </w:tc>
+        <w:tc>
+          <w:tcPr>
+            <w:tcW w:w="1276" w:type="dxa"/>
+            <w:vAlign w:val="center"/>
+          </w:tcPr>
+          <w:p>
+            <w:pPr>
+              <w:jc w:val="center"/>
+              <w:rPr>
+                <w:b/>
+                <w:i/>
+              </w:rPr>
+            </w:pPr>
+            <w:r>
+              <w:rPr>
+                <w:b/>
+                <w:i/>
+                <w:color w:val="0070C0"/>
+              </w:rPr>
+              <w:lastRenderedPageBreak/>
+              <w:t xml:space="preserve">Deficiencia incluida en informe de C.I.</w:t>
+            </w:r>
+            <w:r>
+              <w:rPr>
+                <w:b/>
+                <w:i/>
+                <w:color w:val="0070C0"/>
+              </w:rPr>
+              <w:t/>
+            </w:r>
+            <w:r>
+              <w:rPr>
+                <w:b/>
+                <w:i/>
+                <w:color w:val="0070C0"/>
+              </w:rPr>
+              <w:t/>
+            </w:r>
+            <w:r>
+              <w:rPr>
+                <w:b/>
+                <w:i/>
+                <w:color w:val="0070C0"/>
+              </w:rPr>
+              <w:t/>
+            </w:r>
+            <w:r>
+              <w:rPr>
+                <w:b/>
+                <w:i/>
+                <w:color w:val="0070C0"/>
+              </w:rPr>
+              <w:t xml:space="preserve"/>
+            </w:r>
+          </w:p>
+        </w:tc>
+      </w:tr>
+      <w:tr>
+        <w:tc>
+          <w:tcPr>
+            <w:tcW w:w="709" w:type="dxa"/>
+            <w:vAlign w:val="center"/>
+          </w:tcPr>
+          <w:p>
+            <w:pPr>
+              <w:jc w:val="center"/>
+              <w:rPr>
+                <w:b/>
+              </w:rPr>
+            </w:pPr>
+            <w:r>
+              <w:rPr>
+                <w:b/>
+                <w:color w:val="FF0000"/>
+              </w:rPr>
+              <w:t xml:space="preserve">LPI 1-2</w:t>
+            </w:r>
+          </w:p>
+        </w:tc>
+        <w:tc>
+          <w:tcPr>
+            <w:tcW w:w="8647" w:type="dxa"/>
+          </w:tcPr>
+          <w:p>
+            <w:pPr>
+              <w:pStyle w:val="Prrafodelista"/>
+              <w:numPr>
+                <w:ilvl w:val="0"/>
+                <w:numId w:val="1"/>
+              </w:numPr>
+              <w:jc w:val="both"/>
+              <w:rPr>
+                <w:b/>
+                <w:sz w:val="24"/>
+                <w:szCs w:val="24"/>
+                <w:u w:val="single"/>
+              </w:rPr>
+            </w:pPr>
+            <w:r>
+              <w:rPr>
+                <w:b/>
+                <w:sz w:val="24"/>
+                <w:szCs w:val="24"/>
+                <w:u w:val="single"/>
+              </w:rPr>
+              <w:t xml:space="preserve">Sistema de Control Interno no eficaz</w:t>
+            </w:r>
+            <w:r>
+              <w:rPr>
+                <w:b/>
+                <w:sz w:val="24"/>
+                <w:szCs w:val="24"/>
+                <w:u w:val="single"/>
+              </w:rPr>
+              <w:t xml:space="preserve"/>
+            </w:r>
+          </w:p>
+          <w:p>
+            <w:pPr>
+              <w:jc w:val="both"/>
+              <w:rPr>
+                <w:sz w:val="24"/>
+                <w:szCs w:val="24"/>
+                <w:u w:val="single"/>
+              </w:rPr>
+            </w:pPr>
+          </w:p>
+          <w:p>
+            <w:pPr>
+              <w:jc w:val="both"/>
+              <w:rPr>
+                <w:b/>
+                <w:sz w:val="24"/>
+                <w:szCs w:val="24"/>
+                <w:u w:val="single"/>
+              </w:rPr>
+            </w:pPr>
+            <w:r>
+              <w:rPr>
+                <w:b/>
+                <w:sz w:val="24"/>
+                <w:szCs w:val="24"/>
+                <w:u w:val="single"/>
+              </w:rPr>
+              <w:t>Condición</w:t>
+            </w:r>
+          </w:p>
+          <w:p>
+            <w:pPr>
+              <w:jc w:val="both"/>
+              <w:rPr>
+                <w:sz w:val="24"/>
+                <w:szCs w:val="24"/>
+              </w:rPr>
+            </w:pPr>
+            <w:r>
+              <w:rPr>
+                <w:sz w:val="24"/>
+                <w:szCs w:val="24"/>
+              </w:rPr>
+              <w:t xml:space="preserve">Se identificó, de la evaluación realizada mediante el cuestionario de control interno, que el Gobierno Autónomo Municipal Valles presenta deficiencias en los cinco componentes del control interno, lo que demuestra que su sistema de control interno sobre las operaciones de compra de combustible no opera con eficacia.</w:t>
+            </w:r>
+            <w:r>
+              <w:rPr>
+                <w:sz w:val="24"/>
+                <w:szCs w:val="24"/>
+              </w:rPr>
+              <w:t/>
+            </w:r>
+            <w:r>
+              <w:rPr>
+                <w:sz w:val="24"/>
+                <w:szCs w:val="24"/>
+              </w:rPr>
+              <w:t/>
+            </w:r>
+          </w:p>
+          <w:p>
+            <w:pPr>
+              <w:jc w:val="both"/>
+              <w:rPr>
+                <w:sz w:val="24"/>
+                <w:szCs w:val="24"/>
+              </w:rPr>
+            </w:pPr>
+          </w:p>
+          <w:p>
+            <w:pPr>
+              <w:autoSpaceDE w:val="0"/>
+              <w:autoSpaceDN w:val="0"/>
+              <w:adjustRightInd w:val="0"/>
+              <w:jc w:val="both"/>
+              <w:rPr>
+                <w:b/>
+                <w:sz w:val="24"/>
+                <w:szCs w:val="24"/>
+                <w:u w:val="single"/>
+              </w:rPr>
+            </w:pPr>
+            <w:r>
+              <w:rPr>
+                <w:b/>
+                <w:sz w:val="24"/>
+                <w:szCs w:val="24"/>
+                <w:u w:val="single"/>
+              </w:rPr>
+              <w:t>Criterio</w:t>
+            </w:r>
+          </w:p>
+          <w:p>
+            <w:pPr>
+              <w:autoSpaceDE w:val="0"/>
+              <w:autoSpaceDN w:val="0"/>
+              <w:adjustRightInd w:val="0"/>
+              <w:jc w:val="both"/>
+              <w:rPr>
+                <w:sz w:val="24"/>
+                <w:szCs w:val="24"/>
+              </w:rPr>
+            </w:pPr>
+            <w:r>
+              <w:rPr>
+                <w:sz w:val="24"/>
+                <w:szCs w:val="24"/>
+              </w:rPr>
+              <w:t xml:space="preserve">La Guía de los Principios, Normas Generales y Básicas de Control Interno Gubernamental aprobada mediante Resolución CGR-1-173/2002, en el punto </w:t>
+            </w:r>
+            <w:r>
+              <w:rPr>
+                <w:b/>
+                <w:sz w:val="24"/>
+                <w:szCs w:val="24"/>
+              </w:rPr>
+              <w:t>5</w:t>
+            </w:r>
+            <w:r>
+              <w:rPr>
+                <w:rFonts w:cs="Times New Roman"/>
+                <w:b/>
+                <w:bCs/>
+                <w:iCs/>
+                <w:sz w:val="24"/>
+                <w:szCs w:val="24"/>
+                <w:lang w:val="es-BO"/>
+              </w:rPr>
+              <w:t xml:space="preserve">.1.1. </w:t>
+            </w:r>
+            <w:r>
+              <w:rPr>
+                <w:rFonts w:cs="Times New Roman"/>
+                <w:b/>
+                <w:bCs/>
+                <w:i/>
+                <w:iCs/>
+                <w:sz w:val="24"/>
+                <w:szCs w:val="24"/>
+                <w:lang w:val="es-BO"/>
+              </w:rPr>
+              <w:t>Implicancias de la supervisión en el proceso de control interno</w:t>
+            </w:r>
+            <w:r>
+              <w:rPr>
+                <w:sz w:val="24"/>
+                <w:szCs w:val="24"/>
+              </w:rPr>
+              <w:t xml:space="preserve">, señala: </w:t>
+            </w:r>
+            <w:r>
+              <w:rPr>
+                <w:sz w:val="24"/>
+                <w:szCs w:val="24"/>
+              </w:rPr>
+              <w:t>“</w:t>
+            </w:r>
+            <w:r>
+              <w:rPr>
+                <w:sz w:val="24"/>
+                <w:szCs w:val="24"/>
+              </w:rPr>
+              <w:t>La supervisión en el proceso de control interno es necesaria para asegurar que</w:t>
+            </w:r>
+            <w:r>
+              <w:rPr>
+                <w:sz w:val="24"/>
+                <w:szCs w:val="24"/>
+              </w:rPr>
+              <w:t xml:space="preserve"> </w:t>
+            </w:r>
+            <w:r>
+              <w:rPr>
+                <w:sz w:val="24"/>
+                <w:szCs w:val="24"/>
+              </w:rPr>
+              <w:t>éste continúa funcionando adecuadamente tal como fue diseñado bajo un nivel</w:t>
+            </w:r>
+            <w:r>
+              <w:rPr>
+                <w:sz w:val="24"/>
+                <w:szCs w:val="24"/>
+              </w:rPr>
+              <w:t xml:space="preserve"> </w:t>
+            </w:r>
+            <w:r>
+              <w:rPr>
+                <w:sz w:val="24"/>
+                <w:szCs w:val="24"/>
+              </w:rPr>
+              <w:t>de riesgos y con una estructura organizativa determinada</w:t>
+            </w:r>
+            <w:r>
+              <w:rPr>
+                <w:sz w:val="24"/>
+                <w:szCs w:val="24"/>
+              </w:rPr>
+              <w:t>”</w:t>
+            </w:r>
+            <w:r>
+              <w:rPr>
+                <w:sz w:val="24"/>
+                <w:szCs w:val="24"/>
+              </w:rPr>
+              <w:t>.</w:t>
+            </w:r>
+          </w:p>
+          <w:p>
+            <w:pPr>
+              <w:jc w:val="both"/>
+              <w:rPr>
+                <w:b/>
+                <w:sz w:val="24"/>
+                <w:szCs w:val="24"/>
+                <w:u w:val="single"/>
+              </w:rPr>
+            </w:pPr>
+          </w:p>
+          <w:p>
+            <w:pPr>
+              <w:jc w:val="both"/>
+              <w:rPr>
+                <w:b/>
+                <w:sz w:val="24"/>
+                <w:szCs w:val="24"/>
+              </w:rPr>
+            </w:pPr>
+            <w:r>
+              <w:rPr>
+                <w:b/>
+                <w:sz w:val="24"/>
+                <w:szCs w:val="24"/>
+                <w:u w:val="single"/>
+              </w:rPr>
+              <w:t>Causa</w:t>
+            </w:r>
+          </w:p>
+          <w:p>
+            <w:pPr>
+              <w:jc w:val="both"/>
+              <w:rPr>
+                <w:sz w:val="24"/>
+                <w:szCs w:val="24"/>
+              </w:rPr>
+            </w:pPr>
+            <w:r>
+              <w:rPr>
+                <w:sz w:val="24"/>
+                <w:szCs w:val="24"/>
+              </w:rPr>
+              <w:t xml:space="preserve">Lo descrito se debe a que la Máxima Autoridad Ejecutiva y los ejecutivos de la entidad no han supervisado el funcionamiento del sistema de control interno.</w:t>
+            </w:r>
+            <w:r>
+              <w:rPr>
+                <w:sz w:val="24"/>
+                <w:szCs w:val="24"/>
+              </w:rPr>
+              <w:t xml:space="preserve"/>
+            </w:r>
+            <w:r>
+              <w:rPr>
+                <w:sz w:val="24"/>
+                <w:szCs w:val="24"/>
+              </w:rPr>
+              <w:t/>
+            </w:r>
+            <w:r>
+              <w:rPr>
+                <w:sz w:val="24"/>
+                <w:szCs w:val="24"/>
+              </w:rPr>
+              <w:t/>
+            </w:r>
+          </w:p>
+          <w:p>
+            <w:pPr>
+              <w:jc w:val="both"/>
+              <w:rPr>
+                <w:b/>
+                <w:sz w:val="24"/>
+                <w:szCs w:val="24"/>
+                <w:u w:val="single"/>
+              </w:rPr>
+            </w:pPr>
+          </w:p>
+          <w:p>
+            <w:pPr>
+              <w:jc w:val="both"/>
+              <w:rPr>
+                <w:b/>
+                <w:sz w:val="24"/>
+                <w:szCs w:val="24"/>
+                <w:u w:val="single"/>
+              </w:rPr>
+            </w:pPr>
+            <w:r>
+              <w:rPr>
+                <w:b/>
+                <w:sz w:val="24"/>
+                <w:szCs w:val="24"/>
+                <w:u w:val="single"/>
+              </w:rPr>
+              <w:t>Efecto</w:t>
+            </w:r>
+          </w:p>
+          <w:p>
+            <w:pPr>
+              <w:jc w:val="both"/>
+              <w:rPr>
+                <w:sz w:val="24"/>
+                <w:szCs w:val="24"/>
+              </w:rPr>
+            </w:pPr>
+            <w:r>
+              <w:rPr>
+                <w:sz w:val="24"/>
+                <w:szCs w:val="24"/>
+              </w:rPr>
+              <w:t xml:space="preserve">Lo descrito puede ocasionar que el sistema de control interno no brinde una seguridad razonable sobre el logro de los objetivos de la entidad.</w:t>
+            </w:r>
+            <w:r>
+              <w:rPr>
+                <w:sz w:val="24"/>
+                <w:szCs w:val="24"/>
+              </w:rPr>
+              <w:t/>
+            </w:r>
+            <w:r>
+              <w:rPr>
+                <w:sz w:val="24"/>
+                <w:szCs w:val="24"/>
+              </w:rPr>
+              <w:t xml:space="preserve"/>
+            </w:r>
+            <w:r>
+              <w:rPr>
+                <w:sz w:val="24"/>
+                <w:szCs w:val="24"/>
+              </w:rPr>
+              <w:t xml:space="preserve"/>
+            </w:r>
+            <w:r>
+              <w:rPr>
+                <w:sz w:val="24"/>
+                <w:szCs w:val="24"/>
+              </w:rPr>
+              <w:t xml:space="preserve"/>
+            </w:r>
+          </w:p>
+          <w:p>
+            <w:pPr>
+              <w:jc w:val="both"/>
+              <w:rPr>
+                <w:sz w:val="24"/>
+                <w:szCs w:val="24"/>
+              </w:rPr>
+            </w:pPr>
+          </w:p>
+          <w:p>
+            <w:pPr>
+              <w:jc w:val="both"/>
+              <w:rPr>
+                <w:b/>
+                <w:sz w:val="24"/>
+                <w:szCs w:val="24"/>
+                <w:u w:val="single"/>
+              </w:rPr>
+            </w:pPr>
+            <w:r>
+              <w:rPr>
+                <w:b/>
+                <w:sz w:val="24"/>
+                <w:szCs w:val="24"/>
+                <w:u w:val="single"/>
+              </w:rPr>
+              <w:lastRenderedPageBreak/>
+              <w:t>Recomendación</w:t>
+            </w:r>
+          </w:p>
+          <w:p>
+            <w:pPr>
+              <w:jc w:val="both"/>
+              <w:rPr>
+                <w:sz w:val="24"/>
+                <w:szCs w:val="24"/>
+              </w:rPr>
+            </w:pPr>
+            <w:r>
+              <w:rPr>
+                <w:sz w:val="24"/>
+                <w:szCs w:val="24"/>
+              </w:rPr>
+              <w:t xml:space="preserve">Se recomienda al Alcalde Municipal instruir a los ejecutivos de la entidad que realicen el seguimiento a la implantación de las recomendaciones emitidas, con el propósito de que el sistema de control interno funcione con eficacia.</w:t>
+            </w:r>
+            <w:r>
+              <w:rPr>
+                <w:sz w:val="24"/>
+                <w:szCs w:val="24"/>
+              </w:rPr>
+              <w:t xml:space="preserve"/>
+            </w:r>
+            <w:r>
+              <w:rPr>
+                <w:sz w:val="24"/>
+                <w:szCs w:val="24"/>
+              </w:rPr>
+              <w:t/>
+            </w:r>
+            <w:r>
+              <w:rPr>
+                <w:sz w:val="24"/>
+                <w:szCs w:val="24"/>
+              </w:rPr>
+              <w:t xml:space="preserve"/>
+            </w:r>
+            <w:r>
+              <w:rPr>
+                <w:sz w:val="24"/>
+                <w:szCs w:val="24"/>
+              </w:rPr>
+              <w:t xml:space="preserve"/>
+            </w:r>
+            <w:r>
+              <w:rPr>
+                <w:sz w:val="24"/>
+                <w:szCs w:val="24"/>
+              </w:rPr>
+              <w:t/>
+            </w:r>
+            <w:r>
+              <w:rPr>
+                <w:sz w:val="24"/>
+                <w:szCs w:val="24"/>
+              </w:rPr>
+              <w:t/>
+            </w:r>
+          </w:p>
+          <w:p>
+            <w:pPr>
+              <w:jc w:val="both"/>
+              <w:rPr>
+                <w:sz w:val="24"/>
+                <w:szCs w:val="24"/>
+              </w:rPr>
+            </w:pPr>
+          </w:p>
+        </w:tc>
+        <w:tc>
+          <w:tcPr>
+            <w:tcW w:w="1276" w:type="dxa"/>
+            <w:vAlign w:val="center"/>
+          </w:tcPr>
+          <w:p>
+            <w:pPr>
+              <w:jc w:val="center"/>
+              <w:rPr>
+                <w:b/>
+                <w:i/>
+              </w:rPr>
+            </w:pPr>
+            <w:r>
+              <w:rPr>
+                <w:b/>
+                <w:i/>
+                <w:color w:val="0070C0"/>
+              </w:rPr>
+              <w:lastRenderedPageBreak/>
+              <w:t xml:space="preserve">Deficiencia incluida en informe de C.I.</w:t>
+            </w:r>
+            <w:r>
+              <w:rPr>
+                <w:b/>
+                <w:i/>
+                <w:color w:val="0070C0"/>
+              </w:rPr>
+              <w:t/>
+            </w:r>
+            <w:r>
+              <w:rPr>
+                <w:b/>
+                <w:i/>
+                <w:color w:val="0070C0"/>
+              </w:rPr>
+              <w:t/>
+            </w:r>
+            <w:r>
+              <w:rPr>
+                <w:b/>
+                <w:i/>
+                <w:color w:val="0070C0"/>
+              </w:rPr>
+              <w:t/>
+            </w:r>
+            <w:r>
+              <w:rPr>
+                <w:b/>
+                <w:i/>
+                <w:color w:val="0070C0"/>
+              </w:rPr>
+              <w:t xml:space="preserve"/>
             </w:r>
           </w:p>
         </w:tc>
